--- a/Diagramas Caso de Uso/Diagrama Caso de Baixo Nível v1.0.docx
+++ b/Diagramas Caso de Uso/Diagrama Caso de Baixo Nível v1.0.docx
@@ -1,6 +1,6 @@
 
 <file path=word/document.xml><?xml version="1.0" encoding="utf-8"?>
-<w:document xmlns:ve="http://schemas.openxmlformats.org/markup-compatibility/2006" xmlns:o="urn:schemas-microsoft-com:office:office" xmlns:r="http://schemas.openxmlformats.org/officeDocument/2006/relationships" xmlns:m="http://schemas.openxmlformats.org/officeDocument/2006/math" xmlns:v="urn:schemas-microsoft-com:vml" xmlns:wp="http://schemas.openxmlformats.org/drawingml/2006/wordprocessingDrawing" xmlns:w10="urn:schemas-microsoft-com:office:word" xmlns:w="http://schemas.openxmlformats.org/wordprocessingml/2006/main" xmlns:wne="http://schemas.microsoft.com/office/word/2006/wordml">
+<w:document xmlns:wpc="http://schemas.microsoft.com/office/word/2010/wordprocessingCanvas" xmlns:cx="http://schemas.microsoft.com/office/drawing/2014/chartex" xmlns:cx1="http://schemas.microsoft.com/office/drawing/2015/9/8/chartex" xmlns:cx2="http://schemas.microsoft.com/office/drawing/2015/10/21/chartex" xmlns:cx3="http://schemas.microsoft.com/office/drawing/2016/5/9/chartex" xmlns:cx4="http://schemas.microsoft.com/office/drawing/2016/5/10/chartex" xmlns:cx5="http://schemas.microsoft.com/office/drawing/2016/5/11/chartex" xmlns:cx6="http://schemas.microsoft.com/office/drawing/2016/5/12/chartex" xmlns:cx7="http://schemas.microsoft.com/office/drawing/2016/5/13/chartex" xmlns:cx8="http://schemas.microsoft.com/office/drawing/2016/5/14/chartex" xmlns:mc="http://schemas.openxmlformats.org/markup-compatibility/2006" xmlns:aink="http://schemas.microsoft.com/office/drawing/2016/ink" xmlns:am3d="http://schemas.microsoft.com/office/drawing/2017/model3d" xmlns:o="urn:schemas-microsoft-com:office:office" xmlns:oel="http://schemas.microsoft.com/office/2019/extlst" xmlns:r="http://schemas.openxmlformats.org/officeDocument/2006/relationships" xmlns:m="http://schemas.openxmlformats.org/officeDocument/2006/math" xmlns:v="urn:schemas-microsoft-com:vml" xmlns:wp14="http://schemas.microsoft.com/office/word/2010/wordprocessingDrawing" xmlns:wp="http://schemas.openxmlformats.org/drawingml/2006/wordprocessingDrawing" xmlns:w10="urn:schemas-microsoft-com:office:word" xmlns:w="http://schemas.openxmlformats.org/wordprocessingml/2006/main" xmlns:w14="http://schemas.microsoft.com/office/word/2010/wordml" xmlns:w15="http://schemas.microsoft.com/office/word/2012/wordml" xmlns:w16cex="http://schemas.microsoft.com/office/word/2018/wordml/cex" xmlns:w16cid="http://schemas.microsoft.com/office/word/2016/wordml/cid" xmlns:w16="http://schemas.microsoft.com/office/word/2018/wordml" xmlns:w16du="http://schemas.microsoft.com/office/word/2023/wordml/word16du" xmlns:w16sdtdh="http://schemas.microsoft.com/office/word/2020/wordml/sdtdatahash" xmlns:w16sdtfl="http://schemas.microsoft.com/office/word/2024/wordml/sdtformatlock" xmlns:w16se="http://schemas.microsoft.com/office/word/2015/wordml/symex" xmlns:wpg="http://schemas.microsoft.com/office/word/2010/wordprocessingGroup" xmlns:wpi="http://schemas.microsoft.com/office/word/2010/wordprocessingInk" xmlns:wne="http://schemas.microsoft.com/office/word/2006/wordml" xmlns:wps="http://schemas.microsoft.com/office/word/2010/wordprocessingShape" mc:Ignorable="w14 w15 w16se w16cid w16 w16cex w16sdtdh w16sdtfl w16du wp14">
   <w:body>
     <w:p>
       <w:pPr>
@@ -14,23 +14,7 @@
           <w:sz w:val="20"/>
           <w:lang w:val="pt-BR"/>
         </w:rPr>
-        <w:t xml:space="preserve">Disciplina: Engenharia de Software </w:t>
-      </w:r>
-      <w:proofErr w:type="gramStart"/>
-      <w:r>
-        <w:rPr>
-          <w:sz w:val="20"/>
-          <w:lang w:val="pt-BR"/>
-        </w:rPr>
-        <w:t>2</w:t>
-      </w:r>
-      <w:proofErr w:type="gramEnd"/>
-      <w:r>
-        <w:rPr>
-          <w:sz w:val="20"/>
-          <w:lang w:val="pt-BR"/>
-        </w:rPr>
-        <w:t xml:space="preserve"> – Turma Noite – prof.ª Denilce Veloso</w:t>
+        <w:t>Disciplina: Engenharia de Software 2 – Turma Noite – prof.ª Denilce Veloso</w:t>
       </w:r>
     </w:p>
     <w:p>
@@ -111,25 +95,7 @@
           <w:sz w:val="22"/>
           <w:lang w:val="pt-BR"/>
         </w:rPr>
-        <w:t xml:space="preserve">Quadro </w:t>
-      </w:r>
-      <w:proofErr w:type="gramStart"/>
-      <w:r>
-        <w:rPr>
-          <w:b/>
-          <w:sz w:val="22"/>
-          <w:lang w:val="pt-BR"/>
-        </w:rPr>
-        <w:t>1</w:t>
-      </w:r>
-      <w:proofErr w:type="gramEnd"/>
-      <w:r>
-        <w:rPr>
-          <w:b/>
-          <w:sz w:val="22"/>
-          <w:lang w:val="pt-BR"/>
-        </w:rPr>
-        <w:t>. Caso de uso – Gerenciar Usuários</w:t>
+        <w:t>Quadro 1. Caso de uso – Gerenciar Usuários</w:t>
       </w:r>
     </w:p>
     <w:tbl>
@@ -146,7 +112,7 @@
           <w:insideV w:val="single" w:sz="8" w:space="0" w:color="808080"/>
         </w:tblBorders>
         <w:tblLayout w:type="fixed"/>
-        <w:tblLook w:val="04A0"/>
+        <w:tblLook w:val="04A0" w:firstRow="1" w:lastRow="0" w:firstColumn="1" w:lastColumn="0" w:noHBand="0" w:noVBand="1"/>
       </w:tblPr>
       <w:tblGrid>
         <w:gridCol w:w="3286"/>
@@ -1105,18 +1071,8 @@
           <w:sz w:val="22"/>
           <w:lang w:val="pt-BR"/>
         </w:rPr>
-        <w:t xml:space="preserve">Quadro </w:t>
+        <w:t>Quadro 2</w:t>
       </w:r>
-      <w:proofErr w:type="gramStart"/>
-      <w:r>
-        <w:rPr>
-          <w:b/>
-          <w:sz w:val="22"/>
-          <w:lang w:val="pt-BR"/>
-        </w:rPr>
-        <w:t>2</w:t>
-      </w:r>
-      <w:proofErr w:type="gramEnd"/>
       <w:r>
         <w:rPr>
           <w:b/>
@@ -1148,7 +1104,7 @@
           <w:insideV w:val="single" w:sz="8" w:space="0" w:color="808080"/>
         </w:tblBorders>
         <w:tblLayout w:type="fixed"/>
-        <w:tblLook w:val="04A0"/>
+        <w:tblLook w:val="04A0" w:firstRow="1" w:lastRow="0" w:firstColumn="1" w:lastColumn="0" w:noHBand="0" w:noVBand="1"/>
       </w:tblPr>
       <w:tblGrid>
         <w:gridCol w:w="3286"/>
@@ -2289,18 +2245,8 @@
           <w:sz w:val="22"/>
           <w:lang w:val="pt-BR"/>
         </w:rPr>
-        <w:t xml:space="preserve">Quadro </w:t>
+        <w:t>Quadro 3</w:t>
       </w:r>
-      <w:proofErr w:type="gramStart"/>
-      <w:r>
-        <w:rPr>
-          <w:b/>
-          <w:sz w:val="22"/>
-          <w:lang w:val="pt-BR"/>
-        </w:rPr>
-        <w:t>3</w:t>
-      </w:r>
-      <w:proofErr w:type="gramEnd"/>
       <w:r>
         <w:rPr>
           <w:b/>
@@ -2324,7 +2270,7 @@
           <w:insideV w:val="single" w:sz="8" w:space="0" w:color="808080"/>
         </w:tblBorders>
         <w:tblLayout w:type="fixed"/>
-        <w:tblLook w:val="04A0"/>
+        <w:tblLook w:val="04A0" w:firstRow="1" w:lastRow="0" w:firstColumn="1" w:lastColumn="0" w:noHBand="0" w:noVBand="1"/>
       </w:tblPr>
       <w:tblGrid>
         <w:gridCol w:w="3286"/>
@@ -2813,6 +2759,490 @@
                 <w:lang w:val="pt-BR"/>
               </w:rPr>
               <w:t>5- O sistema inicia a sessão do usuário e libera as opções conforme o nível de acesso.</w:t>
+            </w:r>
+          </w:p>
+        </w:tc>
+      </w:tr>
+    </w:tbl>
+    <w:p>
+      <w:pPr>
+        <w:spacing w:before="60"/>
+        <w:rPr>
+          <w:lang w:val="pt-BR"/>
+        </w:rPr>
+      </w:pPr>
+      <w:r>
+        <w:rPr>
+          <w:sz w:val="18"/>
+          <w:lang w:val="pt-BR"/>
+        </w:rPr>
+        <w:t>Fonte: Autores</w:t>
+      </w:r>
+    </w:p>
+    <w:p>
+      <w:pPr>
+        <w:spacing w:before="200" w:after="80"/>
+        <w:rPr>
+          <w:lang w:val="pt-BR"/>
+        </w:rPr>
+      </w:pPr>
+      <w:r>
+        <w:rPr>
+          <w:b/>
+          <w:sz w:val="22"/>
+          <w:lang w:val="pt-BR"/>
+        </w:rPr>
+        <w:t>Quadro 4</w:t>
+      </w:r>
+      <w:r>
+        <w:rPr>
+          <w:b/>
+          <w:sz w:val="22"/>
+          <w:lang w:val="pt-BR"/>
+        </w:rPr>
+        <w:t>. Caso de uso – Fazer Logout</w:t>
+      </w:r>
+    </w:p>
+    <w:tbl>
+      <w:tblPr>
+        <w:tblStyle w:val="Tabelacomgrade"/>
+        <w:tblW w:w="0" w:type="auto"/>
+        <w:jc w:val="center"/>
+        <w:tblBorders>
+          <w:top w:val="single" w:sz="8" w:space="0" w:color="808080"/>
+          <w:left w:val="single" w:sz="8" w:space="0" w:color="808080"/>
+          <w:bottom w:val="single" w:sz="8" w:space="0" w:color="808080"/>
+          <w:right w:val="single" w:sz="8" w:space="0" w:color="808080"/>
+          <w:insideH w:val="single" w:sz="8" w:space="0" w:color="808080"/>
+          <w:insideV w:val="single" w:sz="8" w:space="0" w:color="808080"/>
+        </w:tblBorders>
+        <w:tblLayout w:type="fixed"/>
+        <w:tblLook w:val="04A0" w:firstRow="1" w:lastRow="0" w:firstColumn="1" w:lastColumn="0" w:noHBand="0" w:noVBand="1"/>
+      </w:tblPr>
+      <w:tblGrid>
+        <w:gridCol w:w="3286"/>
+        <w:gridCol w:w="3286"/>
+        <w:gridCol w:w="3286"/>
+      </w:tblGrid>
+      <w:tr>
+        <w:trPr>
+          <w:jc w:val="center"/>
+        </w:trPr>
+        <w:tc>
+          <w:tcPr>
+            <w:tcW w:w="3286" w:type="dxa"/>
+            <w:shd w:val="clear" w:color="auto" w:fill="D9E2F3"/>
+            <w:tcMar>
+              <w:top w:w="80" w:type="dxa"/>
+              <w:left w:w="100" w:type="dxa"/>
+              <w:bottom w:w="80" w:type="dxa"/>
+              <w:right w:w="100" w:type="dxa"/>
+            </w:tcMar>
+            <w:vAlign w:val="center"/>
+          </w:tcPr>
+          <w:p>
+            <w:pPr>
+              <w:spacing w:line="276" w:lineRule="auto"/>
+            </w:pPr>
+            <w:r>
+              <w:rPr>
+                <w:b/>
+              </w:rPr>
+              <w:t>Caso de Uso</w:t>
+            </w:r>
+          </w:p>
+        </w:tc>
+        <w:tc>
+          <w:tcPr>
+            <w:tcW w:w="6572" w:type="dxa"/>
+            <w:gridSpan w:val="2"/>
+            <w:tcMar>
+              <w:top w:w="80" w:type="dxa"/>
+              <w:left w:w="100" w:type="dxa"/>
+              <w:bottom w:w="80" w:type="dxa"/>
+              <w:right w:w="100" w:type="dxa"/>
+            </w:tcMar>
+            <w:vAlign w:val="center"/>
+          </w:tcPr>
+          <w:p>
+            <w:pPr>
+              <w:spacing w:line="276" w:lineRule="auto"/>
+            </w:pPr>
+            <w:r>
+              <w:t>RF04: Fazer Logout</w:t>
+            </w:r>
+          </w:p>
+        </w:tc>
+      </w:tr>
+      <w:tr>
+        <w:trPr>
+          <w:jc w:val="center"/>
+        </w:trPr>
+        <w:tc>
+          <w:tcPr>
+            <w:tcW w:w="3286" w:type="dxa"/>
+            <w:shd w:val="clear" w:color="auto" w:fill="D9E2F3"/>
+            <w:tcMar>
+              <w:top w:w="80" w:type="dxa"/>
+              <w:left w:w="100" w:type="dxa"/>
+              <w:bottom w:w="80" w:type="dxa"/>
+              <w:right w:w="100" w:type="dxa"/>
+            </w:tcMar>
+            <w:vAlign w:val="center"/>
+          </w:tcPr>
+          <w:p>
+            <w:pPr>
+              <w:spacing w:line="276" w:lineRule="auto"/>
+            </w:pPr>
+            <w:r>
+              <w:rPr>
+                <w:b/>
+              </w:rPr>
+              <w:t>Ator Principal</w:t>
+            </w:r>
+          </w:p>
+        </w:tc>
+        <w:tc>
+          <w:tcPr>
+            <w:tcW w:w="6572" w:type="dxa"/>
+            <w:gridSpan w:val="2"/>
+            <w:tcMar>
+              <w:top w:w="80" w:type="dxa"/>
+              <w:left w:w="100" w:type="dxa"/>
+              <w:bottom w:w="80" w:type="dxa"/>
+              <w:right w:w="100" w:type="dxa"/>
+            </w:tcMar>
+            <w:vAlign w:val="center"/>
+          </w:tcPr>
+          <w:p>
+            <w:pPr>
+              <w:spacing w:line="276" w:lineRule="auto"/>
+            </w:pPr>
+            <w:r>
+              <w:t>Usuário interno</w:t>
+            </w:r>
+          </w:p>
+        </w:tc>
+      </w:tr>
+      <w:tr>
+        <w:trPr>
+          <w:jc w:val="center"/>
+        </w:trPr>
+        <w:tc>
+          <w:tcPr>
+            <w:tcW w:w="3286" w:type="dxa"/>
+            <w:shd w:val="clear" w:color="auto" w:fill="D9E2F3"/>
+            <w:tcMar>
+              <w:top w:w="80" w:type="dxa"/>
+              <w:left w:w="100" w:type="dxa"/>
+              <w:bottom w:w="80" w:type="dxa"/>
+              <w:right w:w="100" w:type="dxa"/>
+            </w:tcMar>
+            <w:vAlign w:val="center"/>
+          </w:tcPr>
+          <w:p>
+            <w:pPr>
+              <w:spacing w:line="276" w:lineRule="auto"/>
+            </w:pPr>
+            <w:r>
+              <w:rPr>
+                <w:b/>
+              </w:rPr>
+              <w:t>Ator secundário</w:t>
+            </w:r>
+          </w:p>
+        </w:tc>
+        <w:tc>
+          <w:tcPr>
+            <w:tcW w:w="6572" w:type="dxa"/>
+            <w:gridSpan w:val="2"/>
+            <w:tcMar>
+              <w:top w:w="80" w:type="dxa"/>
+              <w:left w:w="100" w:type="dxa"/>
+              <w:bottom w:w="80" w:type="dxa"/>
+              <w:right w:w="100" w:type="dxa"/>
+            </w:tcMar>
+            <w:vAlign w:val="center"/>
+          </w:tcPr>
+          <w:p>
+            <w:pPr>
+              <w:spacing w:line="276" w:lineRule="auto"/>
+            </w:pPr>
+            <w:r>
+              <w:t>Sistema</w:t>
+            </w:r>
+          </w:p>
+        </w:tc>
+      </w:tr>
+      <w:tr>
+        <w:trPr>
+          <w:jc w:val="center"/>
+        </w:trPr>
+        <w:tc>
+          <w:tcPr>
+            <w:tcW w:w="3286" w:type="dxa"/>
+            <w:shd w:val="clear" w:color="auto" w:fill="D9E2F3"/>
+            <w:tcMar>
+              <w:top w:w="80" w:type="dxa"/>
+              <w:left w:w="100" w:type="dxa"/>
+              <w:bottom w:w="80" w:type="dxa"/>
+              <w:right w:w="100" w:type="dxa"/>
+            </w:tcMar>
+            <w:vAlign w:val="center"/>
+          </w:tcPr>
+          <w:p>
+            <w:pPr>
+              <w:spacing w:line="276" w:lineRule="auto"/>
+            </w:pPr>
+            <w:r>
+              <w:rPr>
+                <w:b/>
+              </w:rPr>
+              <w:t>Pré-condição</w:t>
+            </w:r>
+          </w:p>
+        </w:tc>
+        <w:tc>
+          <w:tcPr>
+            <w:tcW w:w="6572" w:type="dxa"/>
+            <w:gridSpan w:val="2"/>
+            <w:tcMar>
+              <w:top w:w="80" w:type="dxa"/>
+              <w:left w:w="100" w:type="dxa"/>
+              <w:bottom w:w="80" w:type="dxa"/>
+              <w:right w:w="100" w:type="dxa"/>
+            </w:tcMar>
+            <w:vAlign w:val="center"/>
+          </w:tcPr>
+          <w:p>
+            <w:pPr>
+              <w:spacing w:line="276" w:lineRule="auto"/>
+            </w:pPr>
+            <w:r>
+              <w:t>Usuário autenticado no sistema.</w:t>
+            </w:r>
+          </w:p>
+        </w:tc>
+      </w:tr>
+      <w:tr>
+        <w:trPr>
+          <w:jc w:val="center"/>
+        </w:trPr>
+        <w:tc>
+          <w:tcPr>
+            <w:tcW w:w="3286" w:type="dxa"/>
+            <w:shd w:val="clear" w:color="auto" w:fill="D9E2F3"/>
+            <w:tcMar>
+              <w:top w:w="80" w:type="dxa"/>
+              <w:left w:w="100" w:type="dxa"/>
+              <w:bottom w:w="80" w:type="dxa"/>
+              <w:right w:w="100" w:type="dxa"/>
+            </w:tcMar>
+            <w:vAlign w:val="center"/>
+          </w:tcPr>
+          <w:p>
+            <w:pPr>
+              <w:spacing w:line="276" w:lineRule="auto"/>
+            </w:pPr>
+            <w:r>
+              <w:rPr>
+                <w:b/>
+              </w:rPr>
+              <w:t>Pós-condição</w:t>
+            </w:r>
+          </w:p>
+        </w:tc>
+        <w:tc>
+          <w:tcPr>
+            <w:tcW w:w="6572" w:type="dxa"/>
+            <w:gridSpan w:val="2"/>
+            <w:tcMar>
+              <w:top w:w="80" w:type="dxa"/>
+              <w:left w:w="100" w:type="dxa"/>
+              <w:bottom w:w="80" w:type="dxa"/>
+              <w:right w:w="100" w:type="dxa"/>
+            </w:tcMar>
+            <w:vAlign w:val="center"/>
+          </w:tcPr>
+          <w:p>
+            <w:pPr>
+              <w:spacing w:line="276" w:lineRule="auto"/>
+            </w:pPr>
+            <w:r>
+              <w:t>Sessão encerrada com segurança.</w:t>
+            </w:r>
+          </w:p>
+        </w:tc>
+      </w:tr>
+      <w:tr>
+        <w:trPr>
+          <w:jc w:val="center"/>
+        </w:trPr>
+        <w:tc>
+          <w:tcPr>
+            <w:tcW w:w="6572" w:type="dxa"/>
+            <w:gridSpan w:val="2"/>
+            <w:shd w:val="clear" w:color="auto" w:fill="B4C6E7"/>
+            <w:tcMar>
+              <w:top w:w="120" w:type="dxa"/>
+              <w:left w:w="100" w:type="dxa"/>
+              <w:bottom w:w="120" w:type="dxa"/>
+              <w:right w:w="100" w:type="dxa"/>
+            </w:tcMar>
+            <w:vAlign w:val="center"/>
+          </w:tcPr>
+          <w:p>
+            <w:pPr>
+              <w:spacing w:line="276" w:lineRule="auto"/>
+              <w:jc w:val="center"/>
+            </w:pPr>
+            <w:r>
+              <w:rPr>
+                <w:b/>
+              </w:rPr>
+              <w:t>Ações do Ator</w:t>
+            </w:r>
+          </w:p>
+        </w:tc>
+        <w:tc>
+          <w:tcPr>
+            <w:tcW w:w="3286" w:type="dxa"/>
+            <w:shd w:val="clear" w:color="auto" w:fill="B4C6E7"/>
+            <w:tcMar>
+              <w:top w:w="120" w:type="dxa"/>
+              <w:left w:w="100" w:type="dxa"/>
+              <w:bottom w:w="120" w:type="dxa"/>
+              <w:right w:w="100" w:type="dxa"/>
+            </w:tcMar>
+            <w:vAlign w:val="center"/>
+          </w:tcPr>
+          <w:p>
+            <w:pPr>
+              <w:spacing w:line="276" w:lineRule="auto"/>
+              <w:jc w:val="center"/>
+            </w:pPr>
+            <w:r>
+              <w:rPr>
+                <w:b/>
+              </w:rPr>
+              <w:t>Ações do Sistema</w:t>
+            </w:r>
+          </w:p>
+        </w:tc>
+      </w:tr>
+      <w:tr>
+        <w:trPr>
+          <w:jc w:val="center"/>
+        </w:trPr>
+        <w:tc>
+          <w:tcPr>
+            <w:tcW w:w="6572" w:type="dxa"/>
+            <w:gridSpan w:val="2"/>
+            <w:tcMar>
+              <w:top w:w="80" w:type="dxa"/>
+              <w:left w:w="100" w:type="dxa"/>
+              <w:bottom w:w="80" w:type="dxa"/>
+              <w:right w:w="100" w:type="dxa"/>
+            </w:tcMar>
+            <w:vAlign w:val="center"/>
+          </w:tcPr>
+          <w:p>
+            <w:pPr>
+              <w:spacing w:line="276" w:lineRule="auto"/>
+              <w:rPr>
+                <w:lang w:val="pt-BR"/>
+              </w:rPr>
+            </w:pPr>
+            <w:r>
+              <w:rPr>
+                <w:lang w:val="pt-BR"/>
+              </w:rPr>
+              <w:t>1- O usuário seleciona a opção de sair do sistema.</w:t>
+            </w:r>
+          </w:p>
+        </w:tc>
+        <w:tc>
+          <w:tcPr>
+            <w:tcW w:w="3286" w:type="dxa"/>
+            <w:tcMar>
+              <w:top w:w="80" w:type="dxa"/>
+              <w:left w:w="100" w:type="dxa"/>
+              <w:bottom w:w="80" w:type="dxa"/>
+              <w:right w:w="100" w:type="dxa"/>
+            </w:tcMar>
+            <w:vAlign w:val="center"/>
+          </w:tcPr>
+          <w:p>
+            <w:pPr>
+              <w:spacing w:line="276" w:lineRule="auto"/>
+              <w:rPr>
+                <w:lang w:val="pt-BR"/>
+              </w:rPr>
+            </w:pPr>
+            <w:r>
+              <w:rPr>
+                <w:lang w:val="pt-BR"/>
+              </w:rPr>
+              <w:t>2- O sistema solicita a confirmação da saída.</w:t>
+            </w:r>
+          </w:p>
+        </w:tc>
+      </w:tr>
+      <w:tr>
+        <w:trPr>
+          <w:jc w:val="center"/>
+        </w:trPr>
+        <w:tc>
+          <w:tcPr>
+            <w:tcW w:w="6572" w:type="dxa"/>
+            <w:gridSpan w:val="2"/>
+            <w:tcMar>
+              <w:top w:w="80" w:type="dxa"/>
+              <w:left w:w="100" w:type="dxa"/>
+              <w:bottom w:w="80" w:type="dxa"/>
+              <w:right w:w="100" w:type="dxa"/>
+            </w:tcMar>
+            <w:vAlign w:val="center"/>
+          </w:tcPr>
+          <w:p>
+            <w:pPr>
+              <w:spacing w:line="276" w:lineRule="auto"/>
+              <w:rPr>
+                <w:lang w:val="pt-BR"/>
+              </w:rPr>
+            </w:pPr>
+            <w:r>
+              <w:rPr>
+                <w:lang w:val="pt-BR"/>
+              </w:rPr>
+              <w:lastRenderedPageBreak/>
+              <w:t>3- O usuário confirma o logout.</w:t>
+            </w:r>
+          </w:p>
+        </w:tc>
+        <w:tc>
+          <w:tcPr>
+            <w:tcW w:w="3286" w:type="dxa"/>
+            <w:tcMar>
+              <w:top w:w="80" w:type="dxa"/>
+              <w:left w:w="100" w:type="dxa"/>
+              <w:bottom w:w="80" w:type="dxa"/>
+              <w:right w:w="100" w:type="dxa"/>
+            </w:tcMar>
+            <w:vAlign w:val="center"/>
+          </w:tcPr>
+          <w:p>
+            <w:pPr>
+              <w:spacing w:line="276" w:lineRule="auto"/>
+              <w:rPr>
+                <w:lang w:val="pt-BR"/>
+              </w:rPr>
+            </w:pPr>
+            <w:r>
+              <w:rPr>
+                <w:lang w:val="pt-BR"/>
+              </w:rPr>
+              <w:t>4- O sistema encerra a sessão e redireciona para a tela inicial.</w:t>
             </w:r>
           </w:p>
         </w:tc>
@@ -2848,23 +3278,21 @@
         </w:rPr>
         <w:t xml:space="preserve">Quadro </w:t>
       </w:r>
-      <w:proofErr w:type="gramStart"/>
       <w:r>
         <w:rPr>
           <w:b/>
           <w:sz w:val="22"/>
           <w:lang w:val="pt-BR"/>
         </w:rPr>
-        <w:t>4</w:t>
+        <w:t>5</w:t>
       </w:r>
-      <w:proofErr w:type="gramEnd"/>
       <w:r>
         <w:rPr>
           <w:b/>
           <w:sz w:val="22"/>
           <w:lang w:val="pt-BR"/>
         </w:rPr>
-        <w:t>. Caso de uso – Fazer Logout</w:t>
+        <w:t>. Caso de uso – Recuperação de Senha</w:t>
       </w:r>
     </w:p>
     <w:tbl>
@@ -2881,7 +3309,7 @@
           <w:insideV w:val="single" w:sz="8" w:space="0" w:color="808080"/>
         </w:tblBorders>
         <w:tblLayout w:type="fixed"/>
-        <w:tblLook w:val="04A0"/>
+        <w:tblLook w:val="04A0" w:firstRow="1" w:lastRow="0" w:firstColumn="1" w:lastColumn="0" w:noHBand="0" w:noVBand="1"/>
       </w:tblPr>
       <w:tblGrid>
         <w:gridCol w:w="3286"/>
@@ -2933,7 +3361,7 @@
               <w:spacing w:line="276" w:lineRule="auto"/>
             </w:pPr>
             <w:r>
-              <w:t>RF04: Fazer Logout</w:t>
+              <w:t>RF05: Recuperação de Senha</w:t>
             </w:r>
           </w:p>
         </w:tc>
@@ -3033,7 +3461,7 @@
               <w:spacing w:line="276" w:lineRule="auto"/>
             </w:pPr>
             <w:r>
-              <w:t>Sistema</w:t>
+              <w:t>Serviço de e-mail</w:t>
             </w:r>
           </w:p>
         </w:tc>
@@ -3081,9 +3509,15 @@
           <w:p>
             <w:pPr>
               <w:spacing w:line="276" w:lineRule="auto"/>
-            </w:pPr>
-            <w:r>
-              <w:t>Usuário autenticado no sistema.</w:t>
+              <w:rPr>
+                <w:lang w:val="pt-BR"/>
+              </w:rPr>
+            </w:pPr>
+            <w:r>
+              <w:rPr>
+                <w:lang w:val="pt-BR"/>
+              </w:rPr>
+              <w:t>Usuário cadastrado com e-mail válido no sistema.</w:t>
             </w:r>
           </w:p>
         </w:tc>
@@ -3131,9 +3565,15 @@
           <w:p>
             <w:pPr>
               <w:spacing w:line="276" w:lineRule="auto"/>
-            </w:pPr>
-            <w:r>
-              <w:t>Sessão encerrada com segurança.</w:t>
+              <w:rPr>
+                <w:lang w:val="pt-BR"/>
+              </w:rPr>
+            </w:pPr>
+            <w:r>
+              <w:rPr>
+                <w:lang w:val="pt-BR"/>
+              </w:rPr>
+              <w:t>Usuário apto a definir uma nova senha de acesso.</w:t>
             </w:r>
           </w:p>
         </w:tc>
@@ -3221,7 +3661,7 @@
               <w:rPr>
                 <w:lang w:val="pt-BR"/>
               </w:rPr>
-              <w:t>1- O usuário seleciona a opção de sair do sistema.</w:t>
+              <w:t>1- O usuário acessa a opção de recuperação de senha.</w:t>
             </w:r>
           </w:p>
         </w:tc>
@@ -3247,7 +3687,7 @@
               <w:rPr>
                 <w:lang w:val="pt-BR"/>
               </w:rPr>
-              <w:t>2- O sistema solicita a confirmação da saída.</w:t>
+              <w:t>2- O sistema exibe a tela para informar o e-mail cadastrado.</w:t>
             </w:r>
           </w:p>
         </w:tc>
@@ -3279,8 +3719,7 @@
               <w:rPr>
                 <w:lang w:val="pt-BR"/>
               </w:rPr>
-              <w:lastRenderedPageBreak/>
-              <w:t>3- O usuário confirma o logout.</w:t>
+              <w:t>3- O usuário informa o e-mail e confirma a solicitação.</w:t>
             </w:r>
           </w:p>
         </w:tc>
@@ -3306,7 +3745,117 @@
               <w:rPr>
                 <w:lang w:val="pt-BR"/>
               </w:rPr>
-              <w:t>4- O sistema encerra a sessão e redireciona para a tela inicial.</w:t>
+              <w:t>4- O sistema valida o e-mail e gera o procedimento de recuperação.</w:t>
+            </w:r>
+          </w:p>
+        </w:tc>
+      </w:tr>
+      <w:tr>
+        <w:trPr>
+          <w:jc w:val="center"/>
+        </w:trPr>
+        <w:tc>
+          <w:tcPr>
+            <w:tcW w:w="6572" w:type="dxa"/>
+            <w:gridSpan w:val="2"/>
+            <w:tcMar>
+              <w:top w:w="80" w:type="dxa"/>
+              <w:left w:w="100" w:type="dxa"/>
+              <w:bottom w:w="80" w:type="dxa"/>
+              <w:right w:w="100" w:type="dxa"/>
+            </w:tcMar>
+            <w:vAlign w:val="center"/>
+          </w:tcPr>
+          <w:p>
+            <w:pPr>
+              <w:spacing w:line="276" w:lineRule="auto"/>
+              <w:rPr>
+                <w:lang w:val="pt-BR"/>
+              </w:rPr>
+            </w:pPr>
+          </w:p>
+        </w:tc>
+        <w:tc>
+          <w:tcPr>
+            <w:tcW w:w="3286" w:type="dxa"/>
+            <w:tcMar>
+              <w:top w:w="80" w:type="dxa"/>
+              <w:left w:w="100" w:type="dxa"/>
+              <w:bottom w:w="80" w:type="dxa"/>
+              <w:right w:w="100" w:type="dxa"/>
+            </w:tcMar>
+            <w:vAlign w:val="center"/>
+          </w:tcPr>
+          <w:p>
+            <w:pPr>
+              <w:spacing w:line="276" w:lineRule="auto"/>
+              <w:rPr>
+                <w:lang w:val="pt-BR"/>
+              </w:rPr>
+            </w:pPr>
+            <w:r>
+              <w:rPr>
+                <w:lang w:val="pt-BR"/>
+              </w:rPr>
+              <w:t>5- O sistema envia instruções de redefinição para o e-mail do usuário.</w:t>
+            </w:r>
+          </w:p>
+        </w:tc>
+      </w:tr>
+      <w:tr>
+        <w:trPr>
+          <w:jc w:val="center"/>
+        </w:trPr>
+        <w:tc>
+          <w:tcPr>
+            <w:tcW w:w="6572" w:type="dxa"/>
+            <w:gridSpan w:val="2"/>
+            <w:tcMar>
+              <w:top w:w="80" w:type="dxa"/>
+              <w:left w:w="100" w:type="dxa"/>
+              <w:bottom w:w="80" w:type="dxa"/>
+              <w:right w:w="100" w:type="dxa"/>
+            </w:tcMar>
+            <w:vAlign w:val="center"/>
+          </w:tcPr>
+          <w:p>
+            <w:pPr>
+              <w:spacing w:line="276" w:lineRule="auto"/>
+              <w:rPr>
+                <w:lang w:val="pt-BR"/>
+              </w:rPr>
+            </w:pPr>
+            <w:r>
+              <w:rPr>
+                <w:lang w:val="pt-BR"/>
+              </w:rPr>
+              <w:t>6- O usuário acessa o link recebido, informa a nova senha e confirma.</w:t>
+            </w:r>
+          </w:p>
+        </w:tc>
+        <w:tc>
+          <w:tcPr>
+            <w:tcW w:w="3286" w:type="dxa"/>
+            <w:tcMar>
+              <w:top w:w="80" w:type="dxa"/>
+              <w:left w:w="100" w:type="dxa"/>
+              <w:bottom w:w="80" w:type="dxa"/>
+              <w:right w:w="100" w:type="dxa"/>
+            </w:tcMar>
+            <w:vAlign w:val="center"/>
+          </w:tcPr>
+          <w:p>
+            <w:pPr>
+              <w:spacing w:line="276" w:lineRule="auto"/>
+              <w:rPr>
+                <w:lang w:val="pt-BR"/>
+              </w:rPr>
+            </w:pPr>
+            <w:r>
+              <w:rPr>
+                <w:lang w:val="pt-BR"/>
+              </w:rPr>
+              <w:t>7- O sistema valida a nova senha, atualiza o cadastro e informa o sucesso da operação.</w:t>
             </w:r>
           </w:p>
         </w:tc>
@@ -3342,23 +3891,21 @@
         </w:rPr>
         <w:t xml:space="preserve">Quadro </w:t>
       </w:r>
-      <w:proofErr w:type="gramStart"/>
       <w:r>
         <w:rPr>
           <w:b/>
           <w:sz w:val="22"/>
           <w:lang w:val="pt-BR"/>
         </w:rPr>
-        <w:t>5</w:t>
+        <w:t>6</w:t>
       </w:r>
-      <w:proofErr w:type="gramEnd"/>
       <w:r>
         <w:rPr>
           <w:b/>
           <w:sz w:val="22"/>
           <w:lang w:val="pt-BR"/>
         </w:rPr>
-        <w:t>. Caso de uso – Recuperação de Senha</w:t>
+        <w:t>. Caso de uso – Gerenciar Doadores</w:t>
       </w:r>
     </w:p>
     <w:tbl>
@@ -3375,7 +3922,7 @@
           <w:insideV w:val="single" w:sz="8" w:space="0" w:color="808080"/>
         </w:tblBorders>
         <w:tblLayout w:type="fixed"/>
-        <w:tblLook w:val="04A0"/>
+        <w:tblLook w:val="04A0" w:firstRow="1" w:lastRow="0" w:firstColumn="1" w:lastColumn="0" w:noHBand="0" w:noVBand="1"/>
       </w:tblPr>
       <w:tblGrid>
         <w:gridCol w:w="3286"/>
@@ -3427,7 +3974,7 @@
               <w:spacing w:line="276" w:lineRule="auto"/>
             </w:pPr>
             <w:r>
-              <w:t>RF05: Recuperação de Senha</w:t>
+              <w:t>RF06: Gerenciar Doadores</w:t>
             </w:r>
           </w:p>
         </w:tc>
@@ -3477,7 +4024,7 @@
               <w:spacing w:line="276" w:lineRule="auto"/>
             </w:pPr>
             <w:r>
-              <w:t>Usuário interno</w:t>
+              <w:t>Administrador</w:t>
             </w:r>
           </w:p>
         </w:tc>
@@ -3527,7 +4074,7 @@
               <w:spacing w:line="276" w:lineRule="auto"/>
             </w:pPr>
             <w:r>
-              <w:t>Serviço de e-mail</w:t>
+              <w:t>Colaboradores</w:t>
             </w:r>
           </w:p>
         </w:tc>
@@ -3583,7 +4130,7 @@
               <w:rPr>
                 <w:lang w:val="pt-BR"/>
               </w:rPr>
-              <w:t>Usuário cadastrado com e-mail válido no sistema.</w:t>
+              <w:t>Usuário autenticado com permissão de cadastro de doadores.</w:t>
             </w:r>
           </w:p>
         </w:tc>
@@ -3639,7 +4186,7 @@
               <w:rPr>
                 <w:lang w:val="pt-BR"/>
               </w:rPr>
-              <w:t>Usuário apto a definir uma nova senha de acesso.</w:t>
+              <w:t>Cadastro de doador criado, alterado, consultado ou inativado.</w:t>
             </w:r>
           </w:p>
         </w:tc>
@@ -3706,54 +4253,26 @@
         </w:trPr>
         <w:tc>
           <w:tcPr>
-            <w:tcW w:w="6572" w:type="dxa"/>
-            <w:gridSpan w:val="2"/>
-            <w:tcMar>
-              <w:top w:w="80" w:type="dxa"/>
-              <w:left w:w="100" w:type="dxa"/>
-              <w:bottom w:w="80" w:type="dxa"/>
-              <w:right w:w="100" w:type="dxa"/>
-            </w:tcMar>
-            <w:vAlign w:val="center"/>
-          </w:tcPr>
-          <w:p>
-            <w:pPr>
-              <w:spacing w:line="276" w:lineRule="auto"/>
-              <w:rPr>
-                <w:lang w:val="pt-BR"/>
-              </w:rPr>
-            </w:pPr>
-            <w:r>
-              <w:rPr>
-                <w:lang w:val="pt-BR"/>
-              </w:rPr>
-              <w:t>1- O usuário acessa a opção de recuperação de senha.</w:t>
-            </w:r>
-          </w:p>
-        </w:tc>
-        <w:tc>
-          <w:tcPr>
-            <w:tcW w:w="3286" w:type="dxa"/>
-            <w:tcMar>
-              <w:top w:w="80" w:type="dxa"/>
-              <w:left w:w="100" w:type="dxa"/>
-              <w:bottom w:w="80" w:type="dxa"/>
-              <w:right w:w="100" w:type="dxa"/>
-            </w:tcMar>
-            <w:vAlign w:val="center"/>
-          </w:tcPr>
-          <w:p>
-            <w:pPr>
-              <w:spacing w:line="276" w:lineRule="auto"/>
-              <w:rPr>
-                <w:lang w:val="pt-BR"/>
-              </w:rPr>
-            </w:pPr>
-            <w:r>
-              <w:rPr>
-                <w:lang w:val="pt-BR"/>
-              </w:rPr>
-              <w:t>2- O sistema exibe a tela para informar o e-mail cadastrado.</w:t>
+            <w:tcW w:w="9858" w:type="dxa"/>
+            <w:gridSpan w:val="3"/>
+            <w:shd w:val="clear" w:color="auto" w:fill="EAF2F8"/>
+            <w:tcMar>
+              <w:top w:w="120" w:type="dxa"/>
+              <w:left w:w="100" w:type="dxa"/>
+              <w:bottom w:w="120" w:type="dxa"/>
+              <w:right w:w="100" w:type="dxa"/>
+            </w:tcMar>
+            <w:vAlign w:val="center"/>
+          </w:tcPr>
+          <w:p>
+            <w:pPr>
+              <w:spacing w:line="276" w:lineRule="auto"/>
+            </w:pPr>
+            <w:r>
+              <w:rPr>
+                <w:b/>
+              </w:rPr>
+              <w:t>Cadastrar</w:t>
             </w:r>
           </w:p>
         </w:tc>
@@ -3785,7 +4304,7 @@
               <w:rPr>
                 <w:lang w:val="pt-BR"/>
               </w:rPr>
-              <w:t>3- O usuário informa o e-mail e confirma a solicitação.</w:t>
+              <w:t>1- O administrador acessa a opção de gerenciar doadores e seleciona cadastrar.</w:t>
             </w:r>
           </w:p>
         </w:tc>
@@ -3811,7 +4330,7 @@
               <w:rPr>
                 <w:lang w:val="pt-BR"/>
               </w:rPr>
-              <w:t>4- O sistema valida o e-mail e gera o procedimento de recuperação.</w:t>
+              <w:t>2- O sistema exibe o formulário de doador.</w:t>
             </w:r>
           </w:p>
         </w:tc>
@@ -3839,6 +4358,13 @@
                 <w:lang w:val="pt-BR"/>
               </w:rPr>
             </w:pPr>
+            <w:r>
+              <w:rPr>
+                <w:lang w:val="pt-BR"/>
+              </w:rPr>
+              <w:lastRenderedPageBreak/>
+              <w:t>3- O administrador informa nome completo, telefone, e-mail, tipo de doador e demais dados cadastrais.</w:t>
+            </w:r>
           </w:p>
         </w:tc>
         <w:tc>
@@ -3863,7 +4389,7 @@
               <w:rPr>
                 <w:lang w:val="pt-BR"/>
               </w:rPr>
-              <w:t>5- O sistema envia instruções de redefinição para o e-mail do usuário.</w:t>
+              <w:t>4- O sistema valida os campos obrigatórios e grava o cadastro.</w:t>
             </w:r>
           </w:p>
         </w:tc>
@@ -3891,12 +4417,6 @@
                 <w:lang w:val="pt-BR"/>
               </w:rPr>
             </w:pPr>
-            <w:r>
-              <w:rPr>
-                <w:lang w:val="pt-BR"/>
-              </w:rPr>
-              <w:t>6- O usuário acessa o link recebido, informa a nova senha e confirma.</w:t>
-            </w:r>
           </w:p>
         </w:tc>
         <w:tc>
@@ -3921,7 +4441,299 @@
               <w:rPr>
                 <w:lang w:val="pt-BR"/>
               </w:rPr>
-              <w:t>7- O sistema valida a nova senha, atualiza o cadastro e informa o sucesso da operação.</w:t>
+              <w:t>5- O sistema confirma o cadastro do doador.</w:t>
+            </w:r>
+          </w:p>
+        </w:tc>
+      </w:tr>
+      <w:tr>
+        <w:trPr>
+          <w:jc w:val="center"/>
+        </w:trPr>
+        <w:tc>
+          <w:tcPr>
+            <w:tcW w:w="9858" w:type="dxa"/>
+            <w:gridSpan w:val="3"/>
+            <w:shd w:val="clear" w:color="auto" w:fill="EAF2F8"/>
+            <w:tcMar>
+              <w:top w:w="120" w:type="dxa"/>
+              <w:left w:w="100" w:type="dxa"/>
+              <w:bottom w:w="120" w:type="dxa"/>
+              <w:right w:w="100" w:type="dxa"/>
+            </w:tcMar>
+            <w:vAlign w:val="center"/>
+          </w:tcPr>
+          <w:p>
+            <w:pPr>
+              <w:spacing w:line="276" w:lineRule="auto"/>
+            </w:pPr>
+            <w:r>
+              <w:rPr>
+                <w:b/>
+              </w:rPr>
+              <w:t>Alterar</w:t>
+            </w:r>
+          </w:p>
+        </w:tc>
+      </w:tr>
+      <w:tr>
+        <w:trPr>
+          <w:jc w:val="center"/>
+        </w:trPr>
+        <w:tc>
+          <w:tcPr>
+            <w:tcW w:w="6572" w:type="dxa"/>
+            <w:gridSpan w:val="2"/>
+            <w:tcMar>
+              <w:top w:w="80" w:type="dxa"/>
+              <w:left w:w="100" w:type="dxa"/>
+              <w:bottom w:w="80" w:type="dxa"/>
+              <w:right w:w="100" w:type="dxa"/>
+            </w:tcMar>
+            <w:vAlign w:val="center"/>
+          </w:tcPr>
+          <w:p>
+            <w:pPr>
+              <w:spacing w:line="276" w:lineRule="auto"/>
+              <w:rPr>
+                <w:lang w:val="pt-BR"/>
+              </w:rPr>
+            </w:pPr>
+            <w:r>
+              <w:rPr>
+                <w:lang w:val="pt-BR"/>
+              </w:rPr>
+              <w:t>1- O administrador localiza o doador desejado.</w:t>
+            </w:r>
+          </w:p>
+        </w:tc>
+        <w:tc>
+          <w:tcPr>
+            <w:tcW w:w="3286" w:type="dxa"/>
+            <w:tcMar>
+              <w:top w:w="80" w:type="dxa"/>
+              <w:left w:w="100" w:type="dxa"/>
+              <w:bottom w:w="80" w:type="dxa"/>
+              <w:right w:w="100" w:type="dxa"/>
+            </w:tcMar>
+            <w:vAlign w:val="center"/>
+          </w:tcPr>
+          <w:p>
+            <w:pPr>
+              <w:spacing w:line="276" w:lineRule="auto"/>
+              <w:rPr>
+                <w:lang w:val="pt-BR"/>
+              </w:rPr>
+            </w:pPr>
+            <w:r>
+              <w:rPr>
+                <w:lang w:val="pt-BR"/>
+              </w:rPr>
+              <w:t>2- O sistema apresenta os dados cadastrados e o histórico de doações.</w:t>
+            </w:r>
+          </w:p>
+        </w:tc>
+      </w:tr>
+      <w:tr>
+        <w:trPr>
+          <w:jc w:val="center"/>
+        </w:trPr>
+        <w:tc>
+          <w:tcPr>
+            <w:tcW w:w="6572" w:type="dxa"/>
+            <w:gridSpan w:val="2"/>
+            <w:tcMar>
+              <w:top w:w="80" w:type="dxa"/>
+              <w:left w:w="100" w:type="dxa"/>
+              <w:bottom w:w="80" w:type="dxa"/>
+              <w:right w:w="100" w:type="dxa"/>
+            </w:tcMar>
+            <w:vAlign w:val="center"/>
+          </w:tcPr>
+          <w:p>
+            <w:pPr>
+              <w:spacing w:line="276" w:lineRule="auto"/>
+              <w:rPr>
+                <w:lang w:val="pt-BR"/>
+              </w:rPr>
+            </w:pPr>
+            <w:r>
+              <w:rPr>
+                <w:lang w:val="pt-BR"/>
+              </w:rPr>
+              <w:t>3- O administrador altera as informações e confirma.</w:t>
+            </w:r>
+          </w:p>
+        </w:tc>
+        <w:tc>
+          <w:tcPr>
+            <w:tcW w:w="3286" w:type="dxa"/>
+            <w:tcMar>
+              <w:top w:w="80" w:type="dxa"/>
+              <w:left w:w="100" w:type="dxa"/>
+              <w:bottom w:w="80" w:type="dxa"/>
+              <w:right w:w="100" w:type="dxa"/>
+            </w:tcMar>
+            <w:vAlign w:val="center"/>
+          </w:tcPr>
+          <w:p>
+            <w:pPr>
+              <w:spacing w:line="276" w:lineRule="auto"/>
+              <w:rPr>
+                <w:lang w:val="pt-BR"/>
+              </w:rPr>
+            </w:pPr>
+            <w:r>
+              <w:rPr>
+                <w:lang w:val="pt-BR"/>
+              </w:rPr>
+              <w:t>4- O sistema valida e salva as alterações realizadas.</w:t>
+            </w:r>
+          </w:p>
+        </w:tc>
+      </w:tr>
+      <w:tr>
+        <w:trPr>
+          <w:jc w:val="center"/>
+        </w:trPr>
+        <w:tc>
+          <w:tcPr>
+            <w:tcW w:w="9858" w:type="dxa"/>
+            <w:gridSpan w:val="3"/>
+            <w:shd w:val="clear" w:color="auto" w:fill="EAF2F8"/>
+            <w:tcMar>
+              <w:top w:w="120" w:type="dxa"/>
+              <w:left w:w="100" w:type="dxa"/>
+              <w:bottom w:w="120" w:type="dxa"/>
+              <w:right w:w="100" w:type="dxa"/>
+            </w:tcMar>
+            <w:vAlign w:val="center"/>
+          </w:tcPr>
+          <w:p>
+            <w:pPr>
+              <w:spacing w:line="276" w:lineRule="auto"/>
+            </w:pPr>
+            <w:r>
+              <w:rPr>
+                <w:b/>
+              </w:rPr>
+              <w:t>Inativar</w:t>
+            </w:r>
+          </w:p>
+        </w:tc>
+      </w:tr>
+      <w:tr>
+        <w:trPr>
+          <w:jc w:val="center"/>
+        </w:trPr>
+        <w:tc>
+          <w:tcPr>
+            <w:tcW w:w="6572" w:type="dxa"/>
+            <w:gridSpan w:val="2"/>
+            <w:tcMar>
+              <w:top w:w="80" w:type="dxa"/>
+              <w:left w:w="100" w:type="dxa"/>
+              <w:bottom w:w="80" w:type="dxa"/>
+              <w:right w:w="100" w:type="dxa"/>
+            </w:tcMar>
+            <w:vAlign w:val="center"/>
+          </w:tcPr>
+          <w:p>
+            <w:pPr>
+              <w:spacing w:line="276" w:lineRule="auto"/>
+              <w:rPr>
+                <w:lang w:val="pt-BR"/>
+              </w:rPr>
+            </w:pPr>
+            <w:r>
+              <w:rPr>
+                <w:lang w:val="pt-BR"/>
+              </w:rPr>
+              <w:t>1- O administrador seleciona a opção de inativar doador.</w:t>
+            </w:r>
+          </w:p>
+        </w:tc>
+        <w:tc>
+          <w:tcPr>
+            <w:tcW w:w="3286" w:type="dxa"/>
+            <w:tcMar>
+              <w:top w:w="80" w:type="dxa"/>
+              <w:left w:w="100" w:type="dxa"/>
+              <w:bottom w:w="80" w:type="dxa"/>
+              <w:right w:w="100" w:type="dxa"/>
+            </w:tcMar>
+            <w:vAlign w:val="center"/>
+          </w:tcPr>
+          <w:p>
+            <w:pPr>
+              <w:spacing w:line="276" w:lineRule="auto"/>
+              <w:rPr>
+                <w:lang w:val="pt-BR"/>
+              </w:rPr>
+            </w:pPr>
+            <w:r>
+              <w:rPr>
+                <w:lang w:val="pt-BR"/>
+              </w:rPr>
+              <w:t>2- O sistema solicita confirmação da operação.</w:t>
+            </w:r>
+          </w:p>
+        </w:tc>
+      </w:tr>
+      <w:tr>
+        <w:trPr>
+          <w:jc w:val="center"/>
+        </w:trPr>
+        <w:tc>
+          <w:tcPr>
+            <w:tcW w:w="6572" w:type="dxa"/>
+            <w:gridSpan w:val="2"/>
+            <w:tcMar>
+              <w:top w:w="80" w:type="dxa"/>
+              <w:left w:w="100" w:type="dxa"/>
+              <w:bottom w:w="80" w:type="dxa"/>
+              <w:right w:w="100" w:type="dxa"/>
+            </w:tcMar>
+            <w:vAlign w:val="center"/>
+          </w:tcPr>
+          <w:p>
+            <w:pPr>
+              <w:spacing w:line="276" w:lineRule="auto"/>
+              <w:rPr>
+                <w:lang w:val="pt-BR"/>
+              </w:rPr>
+            </w:pPr>
+            <w:r>
+              <w:rPr>
+                <w:lang w:val="pt-BR"/>
+              </w:rPr>
+              <w:t>3- O administrador confirma a inativação.</w:t>
+            </w:r>
+          </w:p>
+        </w:tc>
+        <w:tc>
+          <w:tcPr>
+            <w:tcW w:w="3286" w:type="dxa"/>
+            <w:tcMar>
+              <w:top w:w="80" w:type="dxa"/>
+              <w:left w:w="100" w:type="dxa"/>
+              <w:bottom w:w="80" w:type="dxa"/>
+              <w:right w:w="100" w:type="dxa"/>
+            </w:tcMar>
+            <w:vAlign w:val="center"/>
+          </w:tcPr>
+          <w:p>
+            <w:pPr>
+              <w:spacing w:line="276" w:lineRule="auto"/>
+              <w:rPr>
+                <w:lang w:val="pt-BR"/>
+              </w:rPr>
+            </w:pPr>
+            <w:r>
+              <w:rPr>
+                <w:lang w:val="pt-BR"/>
+              </w:rPr>
+              <w:t>4- O sistema atualiza o status do doador e mantém o histórico vinculado.</w:t>
             </w:r>
           </w:p>
         </w:tc>
@@ -3957,887 +4769,6 @@
         </w:rPr>
         <w:t xml:space="preserve">Quadro </w:t>
       </w:r>
-      <w:proofErr w:type="gramStart"/>
-      <w:r>
-        <w:rPr>
-          <w:b/>
-          <w:sz w:val="22"/>
-          <w:lang w:val="pt-BR"/>
-        </w:rPr>
-        <w:t>6</w:t>
-      </w:r>
-      <w:proofErr w:type="gramEnd"/>
-      <w:r>
-        <w:rPr>
-          <w:b/>
-          <w:sz w:val="22"/>
-          <w:lang w:val="pt-BR"/>
-        </w:rPr>
-        <w:t>. Caso de uso – Gerenciar Doadores</w:t>
-      </w:r>
-    </w:p>
-    <w:tbl>
-      <w:tblPr>
-        <w:tblStyle w:val="Tabelacomgrade"/>
-        <w:tblW w:w="0" w:type="auto"/>
-        <w:jc w:val="center"/>
-        <w:tblBorders>
-          <w:top w:val="single" w:sz="8" w:space="0" w:color="808080"/>
-          <w:left w:val="single" w:sz="8" w:space="0" w:color="808080"/>
-          <w:bottom w:val="single" w:sz="8" w:space="0" w:color="808080"/>
-          <w:right w:val="single" w:sz="8" w:space="0" w:color="808080"/>
-          <w:insideH w:val="single" w:sz="8" w:space="0" w:color="808080"/>
-          <w:insideV w:val="single" w:sz="8" w:space="0" w:color="808080"/>
-        </w:tblBorders>
-        <w:tblLayout w:type="fixed"/>
-        <w:tblLook w:val="04A0"/>
-      </w:tblPr>
-      <w:tblGrid>
-        <w:gridCol w:w="3286"/>
-        <w:gridCol w:w="3286"/>
-        <w:gridCol w:w="3286"/>
-      </w:tblGrid>
-      <w:tr>
-        <w:trPr>
-          <w:jc w:val="center"/>
-        </w:trPr>
-        <w:tc>
-          <w:tcPr>
-            <w:tcW w:w="3286" w:type="dxa"/>
-            <w:shd w:val="clear" w:color="auto" w:fill="D9E2F3"/>
-            <w:tcMar>
-              <w:top w:w="80" w:type="dxa"/>
-              <w:left w:w="100" w:type="dxa"/>
-              <w:bottom w:w="80" w:type="dxa"/>
-              <w:right w:w="100" w:type="dxa"/>
-            </w:tcMar>
-            <w:vAlign w:val="center"/>
-          </w:tcPr>
-          <w:p>
-            <w:pPr>
-              <w:spacing w:line="276" w:lineRule="auto"/>
-            </w:pPr>
-            <w:r>
-              <w:rPr>
-                <w:b/>
-              </w:rPr>
-              <w:t>Caso de Uso</w:t>
-            </w:r>
-          </w:p>
-        </w:tc>
-        <w:tc>
-          <w:tcPr>
-            <w:tcW w:w="6572" w:type="dxa"/>
-            <w:gridSpan w:val="2"/>
-            <w:tcMar>
-              <w:top w:w="80" w:type="dxa"/>
-              <w:left w:w="100" w:type="dxa"/>
-              <w:bottom w:w="80" w:type="dxa"/>
-              <w:right w:w="100" w:type="dxa"/>
-            </w:tcMar>
-            <w:vAlign w:val="center"/>
-          </w:tcPr>
-          <w:p>
-            <w:pPr>
-              <w:spacing w:line="276" w:lineRule="auto"/>
-            </w:pPr>
-            <w:r>
-              <w:t>RF06: Gerenciar Doadores</w:t>
-            </w:r>
-          </w:p>
-        </w:tc>
-      </w:tr>
-      <w:tr>
-        <w:trPr>
-          <w:jc w:val="center"/>
-        </w:trPr>
-        <w:tc>
-          <w:tcPr>
-            <w:tcW w:w="3286" w:type="dxa"/>
-            <w:shd w:val="clear" w:color="auto" w:fill="D9E2F3"/>
-            <w:tcMar>
-              <w:top w:w="80" w:type="dxa"/>
-              <w:left w:w="100" w:type="dxa"/>
-              <w:bottom w:w="80" w:type="dxa"/>
-              <w:right w:w="100" w:type="dxa"/>
-            </w:tcMar>
-            <w:vAlign w:val="center"/>
-          </w:tcPr>
-          <w:p>
-            <w:pPr>
-              <w:spacing w:line="276" w:lineRule="auto"/>
-            </w:pPr>
-            <w:r>
-              <w:rPr>
-                <w:b/>
-              </w:rPr>
-              <w:t>Ator Principal</w:t>
-            </w:r>
-          </w:p>
-        </w:tc>
-        <w:tc>
-          <w:tcPr>
-            <w:tcW w:w="6572" w:type="dxa"/>
-            <w:gridSpan w:val="2"/>
-            <w:tcMar>
-              <w:top w:w="80" w:type="dxa"/>
-              <w:left w:w="100" w:type="dxa"/>
-              <w:bottom w:w="80" w:type="dxa"/>
-              <w:right w:w="100" w:type="dxa"/>
-            </w:tcMar>
-            <w:vAlign w:val="center"/>
-          </w:tcPr>
-          <w:p>
-            <w:pPr>
-              <w:spacing w:line="276" w:lineRule="auto"/>
-            </w:pPr>
-            <w:r>
-              <w:t>Administrador</w:t>
-            </w:r>
-          </w:p>
-        </w:tc>
-      </w:tr>
-      <w:tr>
-        <w:trPr>
-          <w:jc w:val="center"/>
-        </w:trPr>
-        <w:tc>
-          <w:tcPr>
-            <w:tcW w:w="3286" w:type="dxa"/>
-            <w:shd w:val="clear" w:color="auto" w:fill="D9E2F3"/>
-            <w:tcMar>
-              <w:top w:w="80" w:type="dxa"/>
-              <w:left w:w="100" w:type="dxa"/>
-              <w:bottom w:w="80" w:type="dxa"/>
-              <w:right w:w="100" w:type="dxa"/>
-            </w:tcMar>
-            <w:vAlign w:val="center"/>
-          </w:tcPr>
-          <w:p>
-            <w:pPr>
-              <w:spacing w:line="276" w:lineRule="auto"/>
-            </w:pPr>
-            <w:r>
-              <w:rPr>
-                <w:b/>
-              </w:rPr>
-              <w:t>Ator secundário</w:t>
-            </w:r>
-          </w:p>
-        </w:tc>
-        <w:tc>
-          <w:tcPr>
-            <w:tcW w:w="6572" w:type="dxa"/>
-            <w:gridSpan w:val="2"/>
-            <w:tcMar>
-              <w:top w:w="80" w:type="dxa"/>
-              <w:left w:w="100" w:type="dxa"/>
-              <w:bottom w:w="80" w:type="dxa"/>
-              <w:right w:w="100" w:type="dxa"/>
-            </w:tcMar>
-            <w:vAlign w:val="center"/>
-          </w:tcPr>
-          <w:p>
-            <w:pPr>
-              <w:spacing w:line="276" w:lineRule="auto"/>
-            </w:pPr>
-            <w:r>
-              <w:t>Colaboradores</w:t>
-            </w:r>
-          </w:p>
-        </w:tc>
-      </w:tr>
-      <w:tr>
-        <w:trPr>
-          <w:jc w:val="center"/>
-        </w:trPr>
-        <w:tc>
-          <w:tcPr>
-            <w:tcW w:w="3286" w:type="dxa"/>
-            <w:shd w:val="clear" w:color="auto" w:fill="D9E2F3"/>
-            <w:tcMar>
-              <w:top w:w="80" w:type="dxa"/>
-              <w:left w:w="100" w:type="dxa"/>
-              <w:bottom w:w="80" w:type="dxa"/>
-              <w:right w:w="100" w:type="dxa"/>
-            </w:tcMar>
-            <w:vAlign w:val="center"/>
-          </w:tcPr>
-          <w:p>
-            <w:pPr>
-              <w:spacing w:line="276" w:lineRule="auto"/>
-            </w:pPr>
-            <w:r>
-              <w:rPr>
-                <w:b/>
-              </w:rPr>
-              <w:t>Pré-condição</w:t>
-            </w:r>
-          </w:p>
-        </w:tc>
-        <w:tc>
-          <w:tcPr>
-            <w:tcW w:w="6572" w:type="dxa"/>
-            <w:gridSpan w:val="2"/>
-            <w:tcMar>
-              <w:top w:w="80" w:type="dxa"/>
-              <w:left w:w="100" w:type="dxa"/>
-              <w:bottom w:w="80" w:type="dxa"/>
-              <w:right w:w="100" w:type="dxa"/>
-            </w:tcMar>
-            <w:vAlign w:val="center"/>
-          </w:tcPr>
-          <w:p>
-            <w:pPr>
-              <w:spacing w:line="276" w:lineRule="auto"/>
-              <w:rPr>
-                <w:lang w:val="pt-BR"/>
-              </w:rPr>
-            </w:pPr>
-            <w:r>
-              <w:rPr>
-                <w:lang w:val="pt-BR"/>
-              </w:rPr>
-              <w:t>Usuário autenticado com permissão de cadastro de doadores.</w:t>
-            </w:r>
-          </w:p>
-        </w:tc>
-      </w:tr>
-      <w:tr>
-        <w:trPr>
-          <w:jc w:val="center"/>
-        </w:trPr>
-        <w:tc>
-          <w:tcPr>
-            <w:tcW w:w="3286" w:type="dxa"/>
-            <w:shd w:val="clear" w:color="auto" w:fill="D9E2F3"/>
-            <w:tcMar>
-              <w:top w:w="80" w:type="dxa"/>
-              <w:left w:w="100" w:type="dxa"/>
-              <w:bottom w:w="80" w:type="dxa"/>
-              <w:right w:w="100" w:type="dxa"/>
-            </w:tcMar>
-            <w:vAlign w:val="center"/>
-          </w:tcPr>
-          <w:p>
-            <w:pPr>
-              <w:spacing w:line="276" w:lineRule="auto"/>
-            </w:pPr>
-            <w:r>
-              <w:rPr>
-                <w:b/>
-              </w:rPr>
-              <w:t>Pós-condição</w:t>
-            </w:r>
-          </w:p>
-        </w:tc>
-        <w:tc>
-          <w:tcPr>
-            <w:tcW w:w="6572" w:type="dxa"/>
-            <w:gridSpan w:val="2"/>
-            <w:tcMar>
-              <w:top w:w="80" w:type="dxa"/>
-              <w:left w:w="100" w:type="dxa"/>
-              <w:bottom w:w="80" w:type="dxa"/>
-              <w:right w:w="100" w:type="dxa"/>
-            </w:tcMar>
-            <w:vAlign w:val="center"/>
-          </w:tcPr>
-          <w:p>
-            <w:pPr>
-              <w:spacing w:line="276" w:lineRule="auto"/>
-              <w:rPr>
-                <w:lang w:val="pt-BR"/>
-              </w:rPr>
-            </w:pPr>
-            <w:r>
-              <w:rPr>
-                <w:lang w:val="pt-BR"/>
-              </w:rPr>
-              <w:t>Cadastro de doador criado, alterado, consultado ou inativado.</w:t>
-            </w:r>
-          </w:p>
-        </w:tc>
-      </w:tr>
-      <w:tr>
-        <w:trPr>
-          <w:jc w:val="center"/>
-        </w:trPr>
-        <w:tc>
-          <w:tcPr>
-            <w:tcW w:w="6572" w:type="dxa"/>
-            <w:gridSpan w:val="2"/>
-            <w:shd w:val="clear" w:color="auto" w:fill="B4C6E7"/>
-            <w:tcMar>
-              <w:top w:w="120" w:type="dxa"/>
-              <w:left w:w="100" w:type="dxa"/>
-              <w:bottom w:w="120" w:type="dxa"/>
-              <w:right w:w="100" w:type="dxa"/>
-            </w:tcMar>
-            <w:vAlign w:val="center"/>
-          </w:tcPr>
-          <w:p>
-            <w:pPr>
-              <w:spacing w:line="276" w:lineRule="auto"/>
-              <w:jc w:val="center"/>
-            </w:pPr>
-            <w:r>
-              <w:rPr>
-                <w:b/>
-              </w:rPr>
-              <w:t>Ações do Ator</w:t>
-            </w:r>
-          </w:p>
-        </w:tc>
-        <w:tc>
-          <w:tcPr>
-            <w:tcW w:w="3286" w:type="dxa"/>
-            <w:shd w:val="clear" w:color="auto" w:fill="B4C6E7"/>
-            <w:tcMar>
-              <w:top w:w="120" w:type="dxa"/>
-              <w:left w:w="100" w:type="dxa"/>
-              <w:bottom w:w="120" w:type="dxa"/>
-              <w:right w:w="100" w:type="dxa"/>
-            </w:tcMar>
-            <w:vAlign w:val="center"/>
-          </w:tcPr>
-          <w:p>
-            <w:pPr>
-              <w:spacing w:line="276" w:lineRule="auto"/>
-              <w:jc w:val="center"/>
-            </w:pPr>
-            <w:r>
-              <w:rPr>
-                <w:b/>
-              </w:rPr>
-              <w:t>Ações do Sistema</w:t>
-            </w:r>
-          </w:p>
-        </w:tc>
-      </w:tr>
-      <w:tr>
-        <w:trPr>
-          <w:jc w:val="center"/>
-        </w:trPr>
-        <w:tc>
-          <w:tcPr>
-            <w:tcW w:w="9858" w:type="dxa"/>
-            <w:gridSpan w:val="3"/>
-            <w:shd w:val="clear" w:color="auto" w:fill="EAF2F8"/>
-            <w:tcMar>
-              <w:top w:w="120" w:type="dxa"/>
-              <w:left w:w="100" w:type="dxa"/>
-              <w:bottom w:w="120" w:type="dxa"/>
-              <w:right w:w="100" w:type="dxa"/>
-            </w:tcMar>
-            <w:vAlign w:val="center"/>
-          </w:tcPr>
-          <w:p>
-            <w:pPr>
-              <w:spacing w:line="276" w:lineRule="auto"/>
-            </w:pPr>
-            <w:r>
-              <w:rPr>
-                <w:b/>
-              </w:rPr>
-              <w:t>Cadastrar</w:t>
-            </w:r>
-          </w:p>
-        </w:tc>
-      </w:tr>
-      <w:tr>
-        <w:trPr>
-          <w:jc w:val="center"/>
-        </w:trPr>
-        <w:tc>
-          <w:tcPr>
-            <w:tcW w:w="6572" w:type="dxa"/>
-            <w:gridSpan w:val="2"/>
-            <w:tcMar>
-              <w:top w:w="80" w:type="dxa"/>
-              <w:left w:w="100" w:type="dxa"/>
-              <w:bottom w:w="80" w:type="dxa"/>
-              <w:right w:w="100" w:type="dxa"/>
-            </w:tcMar>
-            <w:vAlign w:val="center"/>
-          </w:tcPr>
-          <w:p>
-            <w:pPr>
-              <w:spacing w:line="276" w:lineRule="auto"/>
-              <w:rPr>
-                <w:lang w:val="pt-BR"/>
-              </w:rPr>
-            </w:pPr>
-            <w:r>
-              <w:rPr>
-                <w:lang w:val="pt-BR"/>
-              </w:rPr>
-              <w:t>1- O administrador acessa a opção de gerenciar doadores e seleciona cadastrar.</w:t>
-            </w:r>
-          </w:p>
-        </w:tc>
-        <w:tc>
-          <w:tcPr>
-            <w:tcW w:w="3286" w:type="dxa"/>
-            <w:tcMar>
-              <w:top w:w="80" w:type="dxa"/>
-              <w:left w:w="100" w:type="dxa"/>
-              <w:bottom w:w="80" w:type="dxa"/>
-              <w:right w:w="100" w:type="dxa"/>
-            </w:tcMar>
-            <w:vAlign w:val="center"/>
-          </w:tcPr>
-          <w:p>
-            <w:pPr>
-              <w:spacing w:line="276" w:lineRule="auto"/>
-              <w:rPr>
-                <w:lang w:val="pt-BR"/>
-              </w:rPr>
-            </w:pPr>
-            <w:r>
-              <w:rPr>
-                <w:lang w:val="pt-BR"/>
-              </w:rPr>
-              <w:t>2- O sistema exibe o formulário de doador.</w:t>
-            </w:r>
-          </w:p>
-        </w:tc>
-      </w:tr>
-      <w:tr>
-        <w:trPr>
-          <w:jc w:val="center"/>
-        </w:trPr>
-        <w:tc>
-          <w:tcPr>
-            <w:tcW w:w="6572" w:type="dxa"/>
-            <w:gridSpan w:val="2"/>
-            <w:tcMar>
-              <w:top w:w="80" w:type="dxa"/>
-              <w:left w:w="100" w:type="dxa"/>
-              <w:bottom w:w="80" w:type="dxa"/>
-              <w:right w:w="100" w:type="dxa"/>
-            </w:tcMar>
-            <w:vAlign w:val="center"/>
-          </w:tcPr>
-          <w:p>
-            <w:pPr>
-              <w:spacing w:line="276" w:lineRule="auto"/>
-              <w:rPr>
-                <w:lang w:val="pt-BR"/>
-              </w:rPr>
-            </w:pPr>
-            <w:r>
-              <w:rPr>
-                <w:lang w:val="pt-BR"/>
-              </w:rPr>
-              <w:lastRenderedPageBreak/>
-              <w:t>3- O administrador informa nome completo, telefone, e-mail, tipo de doador e demais dados cadastrais.</w:t>
-            </w:r>
-          </w:p>
-        </w:tc>
-        <w:tc>
-          <w:tcPr>
-            <w:tcW w:w="3286" w:type="dxa"/>
-            <w:tcMar>
-              <w:top w:w="80" w:type="dxa"/>
-              <w:left w:w="100" w:type="dxa"/>
-              <w:bottom w:w="80" w:type="dxa"/>
-              <w:right w:w="100" w:type="dxa"/>
-            </w:tcMar>
-            <w:vAlign w:val="center"/>
-          </w:tcPr>
-          <w:p>
-            <w:pPr>
-              <w:spacing w:line="276" w:lineRule="auto"/>
-              <w:rPr>
-                <w:lang w:val="pt-BR"/>
-              </w:rPr>
-            </w:pPr>
-            <w:r>
-              <w:rPr>
-                <w:lang w:val="pt-BR"/>
-              </w:rPr>
-              <w:t>4- O sistema valida os campos obrigatórios e grava o cadastro.</w:t>
-            </w:r>
-          </w:p>
-        </w:tc>
-      </w:tr>
-      <w:tr>
-        <w:trPr>
-          <w:jc w:val="center"/>
-        </w:trPr>
-        <w:tc>
-          <w:tcPr>
-            <w:tcW w:w="6572" w:type="dxa"/>
-            <w:gridSpan w:val="2"/>
-            <w:tcMar>
-              <w:top w:w="80" w:type="dxa"/>
-              <w:left w:w="100" w:type="dxa"/>
-              <w:bottom w:w="80" w:type="dxa"/>
-              <w:right w:w="100" w:type="dxa"/>
-            </w:tcMar>
-            <w:vAlign w:val="center"/>
-          </w:tcPr>
-          <w:p>
-            <w:pPr>
-              <w:spacing w:line="276" w:lineRule="auto"/>
-              <w:rPr>
-                <w:lang w:val="pt-BR"/>
-              </w:rPr>
-            </w:pPr>
-          </w:p>
-        </w:tc>
-        <w:tc>
-          <w:tcPr>
-            <w:tcW w:w="3286" w:type="dxa"/>
-            <w:tcMar>
-              <w:top w:w="80" w:type="dxa"/>
-              <w:left w:w="100" w:type="dxa"/>
-              <w:bottom w:w="80" w:type="dxa"/>
-              <w:right w:w="100" w:type="dxa"/>
-            </w:tcMar>
-            <w:vAlign w:val="center"/>
-          </w:tcPr>
-          <w:p>
-            <w:pPr>
-              <w:spacing w:line="276" w:lineRule="auto"/>
-              <w:rPr>
-                <w:lang w:val="pt-BR"/>
-              </w:rPr>
-            </w:pPr>
-            <w:r>
-              <w:rPr>
-                <w:lang w:val="pt-BR"/>
-              </w:rPr>
-              <w:t>5- O sistema confirma o cadastro do doador.</w:t>
-            </w:r>
-          </w:p>
-        </w:tc>
-      </w:tr>
-      <w:tr>
-        <w:trPr>
-          <w:jc w:val="center"/>
-        </w:trPr>
-        <w:tc>
-          <w:tcPr>
-            <w:tcW w:w="9858" w:type="dxa"/>
-            <w:gridSpan w:val="3"/>
-            <w:shd w:val="clear" w:color="auto" w:fill="EAF2F8"/>
-            <w:tcMar>
-              <w:top w:w="120" w:type="dxa"/>
-              <w:left w:w="100" w:type="dxa"/>
-              <w:bottom w:w="120" w:type="dxa"/>
-              <w:right w:w="100" w:type="dxa"/>
-            </w:tcMar>
-            <w:vAlign w:val="center"/>
-          </w:tcPr>
-          <w:p>
-            <w:pPr>
-              <w:spacing w:line="276" w:lineRule="auto"/>
-            </w:pPr>
-            <w:r>
-              <w:rPr>
-                <w:b/>
-              </w:rPr>
-              <w:t>Alterar</w:t>
-            </w:r>
-          </w:p>
-        </w:tc>
-      </w:tr>
-      <w:tr>
-        <w:trPr>
-          <w:jc w:val="center"/>
-        </w:trPr>
-        <w:tc>
-          <w:tcPr>
-            <w:tcW w:w="6572" w:type="dxa"/>
-            <w:gridSpan w:val="2"/>
-            <w:tcMar>
-              <w:top w:w="80" w:type="dxa"/>
-              <w:left w:w="100" w:type="dxa"/>
-              <w:bottom w:w="80" w:type="dxa"/>
-              <w:right w:w="100" w:type="dxa"/>
-            </w:tcMar>
-            <w:vAlign w:val="center"/>
-          </w:tcPr>
-          <w:p>
-            <w:pPr>
-              <w:spacing w:line="276" w:lineRule="auto"/>
-              <w:rPr>
-                <w:lang w:val="pt-BR"/>
-              </w:rPr>
-            </w:pPr>
-            <w:r>
-              <w:rPr>
-                <w:lang w:val="pt-BR"/>
-              </w:rPr>
-              <w:t>1- O administrador localiza o doador desejado.</w:t>
-            </w:r>
-          </w:p>
-        </w:tc>
-        <w:tc>
-          <w:tcPr>
-            <w:tcW w:w="3286" w:type="dxa"/>
-            <w:tcMar>
-              <w:top w:w="80" w:type="dxa"/>
-              <w:left w:w="100" w:type="dxa"/>
-              <w:bottom w:w="80" w:type="dxa"/>
-              <w:right w:w="100" w:type="dxa"/>
-            </w:tcMar>
-            <w:vAlign w:val="center"/>
-          </w:tcPr>
-          <w:p>
-            <w:pPr>
-              <w:spacing w:line="276" w:lineRule="auto"/>
-              <w:rPr>
-                <w:lang w:val="pt-BR"/>
-              </w:rPr>
-            </w:pPr>
-            <w:r>
-              <w:rPr>
-                <w:lang w:val="pt-BR"/>
-              </w:rPr>
-              <w:t>2- O sistema apresenta os dados cadastrados e o histórico de doações.</w:t>
-            </w:r>
-          </w:p>
-        </w:tc>
-      </w:tr>
-      <w:tr>
-        <w:trPr>
-          <w:jc w:val="center"/>
-        </w:trPr>
-        <w:tc>
-          <w:tcPr>
-            <w:tcW w:w="6572" w:type="dxa"/>
-            <w:gridSpan w:val="2"/>
-            <w:tcMar>
-              <w:top w:w="80" w:type="dxa"/>
-              <w:left w:w="100" w:type="dxa"/>
-              <w:bottom w:w="80" w:type="dxa"/>
-              <w:right w:w="100" w:type="dxa"/>
-            </w:tcMar>
-            <w:vAlign w:val="center"/>
-          </w:tcPr>
-          <w:p>
-            <w:pPr>
-              <w:spacing w:line="276" w:lineRule="auto"/>
-              <w:rPr>
-                <w:lang w:val="pt-BR"/>
-              </w:rPr>
-            </w:pPr>
-            <w:r>
-              <w:rPr>
-                <w:lang w:val="pt-BR"/>
-              </w:rPr>
-              <w:t>3- O administrador altera as informações e confirma.</w:t>
-            </w:r>
-          </w:p>
-        </w:tc>
-        <w:tc>
-          <w:tcPr>
-            <w:tcW w:w="3286" w:type="dxa"/>
-            <w:tcMar>
-              <w:top w:w="80" w:type="dxa"/>
-              <w:left w:w="100" w:type="dxa"/>
-              <w:bottom w:w="80" w:type="dxa"/>
-              <w:right w:w="100" w:type="dxa"/>
-            </w:tcMar>
-            <w:vAlign w:val="center"/>
-          </w:tcPr>
-          <w:p>
-            <w:pPr>
-              <w:spacing w:line="276" w:lineRule="auto"/>
-              <w:rPr>
-                <w:lang w:val="pt-BR"/>
-              </w:rPr>
-            </w:pPr>
-            <w:r>
-              <w:rPr>
-                <w:lang w:val="pt-BR"/>
-              </w:rPr>
-              <w:t>4- O sistema valida e salva as alterações realizadas.</w:t>
-            </w:r>
-          </w:p>
-        </w:tc>
-      </w:tr>
-      <w:tr>
-        <w:trPr>
-          <w:jc w:val="center"/>
-        </w:trPr>
-        <w:tc>
-          <w:tcPr>
-            <w:tcW w:w="9858" w:type="dxa"/>
-            <w:gridSpan w:val="3"/>
-            <w:shd w:val="clear" w:color="auto" w:fill="EAF2F8"/>
-            <w:tcMar>
-              <w:top w:w="120" w:type="dxa"/>
-              <w:left w:w="100" w:type="dxa"/>
-              <w:bottom w:w="120" w:type="dxa"/>
-              <w:right w:w="100" w:type="dxa"/>
-            </w:tcMar>
-            <w:vAlign w:val="center"/>
-          </w:tcPr>
-          <w:p>
-            <w:pPr>
-              <w:spacing w:line="276" w:lineRule="auto"/>
-            </w:pPr>
-            <w:r>
-              <w:rPr>
-                <w:b/>
-              </w:rPr>
-              <w:t>Inativar</w:t>
-            </w:r>
-          </w:p>
-        </w:tc>
-      </w:tr>
-      <w:tr>
-        <w:trPr>
-          <w:jc w:val="center"/>
-        </w:trPr>
-        <w:tc>
-          <w:tcPr>
-            <w:tcW w:w="6572" w:type="dxa"/>
-            <w:gridSpan w:val="2"/>
-            <w:tcMar>
-              <w:top w:w="80" w:type="dxa"/>
-              <w:left w:w="100" w:type="dxa"/>
-              <w:bottom w:w="80" w:type="dxa"/>
-              <w:right w:w="100" w:type="dxa"/>
-            </w:tcMar>
-            <w:vAlign w:val="center"/>
-          </w:tcPr>
-          <w:p>
-            <w:pPr>
-              <w:spacing w:line="276" w:lineRule="auto"/>
-              <w:rPr>
-                <w:lang w:val="pt-BR"/>
-              </w:rPr>
-            </w:pPr>
-            <w:r>
-              <w:rPr>
-                <w:lang w:val="pt-BR"/>
-              </w:rPr>
-              <w:t>1- O administrador seleciona a opção de inativar doador.</w:t>
-            </w:r>
-          </w:p>
-        </w:tc>
-        <w:tc>
-          <w:tcPr>
-            <w:tcW w:w="3286" w:type="dxa"/>
-            <w:tcMar>
-              <w:top w:w="80" w:type="dxa"/>
-              <w:left w:w="100" w:type="dxa"/>
-              <w:bottom w:w="80" w:type="dxa"/>
-              <w:right w:w="100" w:type="dxa"/>
-            </w:tcMar>
-            <w:vAlign w:val="center"/>
-          </w:tcPr>
-          <w:p>
-            <w:pPr>
-              <w:spacing w:line="276" w:lineRule="auto"/>
-              <w:rPr>
-                <w:lang w:val="pt-BR"/>
-              </w:rPr>
-            </w:pPr>
-            <w:r>
-              <w:rPr>
-                <w:lang w:val="pt-BR"/>
-              </w:rPr>
-              <w:t>2- O sistema solicita confirmação da operação.</w:t>
-            </w:r>
-          </w:p>
-        </w:tc>
-      </w:tr>
-      <w:tr>
-        <w:trPr>
-          <w:jc w:val="center"/>
-        </w:trPr>
-        <w:tc>
-          <w:tcPr>
-            <w:tcW w:w="6572" w:type="dxa"/>
-            <w:gridSpan w:val="2"/>
-            <w:tcMar>
-              <w:top w:w="80" w:type="dxa"/>
-              <w:left w:w="100" w:type="dxa"/>
-              <w:bottom w:w="80" w:type="dxa"/>
-              <w:right w:w="100" w:type="dxa"/>
-            </w:tcMar>
-            <w:vAlign w:val="center"/>
-          </w:tcPr>
-          <w:p>
-            <w:pPr>
-              <w:spacing w:line="276" w:lineRule="auto"/>
-              <w:rPr>
-                <w:lang w:val="pt-BR"/>
-              </w:rPr>
-            </w:pPr>
-            <w:r>
-              <w:rPr>
-                <w:lang w:val="pt-BR"/>
-              </w:rPr>
-              <w:t>3- O administrador confirma a inativação.</w:t>
-            </w:r>
-          </w:p>
-        </w:tc>
-        <w:tc>
-          <w:tcPr>
-            <w:tcW w:w="3286" w:type="dxa"/>
-            <w:tcMar>
-              <w:top w:w="80" w:type="dxa"/>
-              <w:left w:w="100" w:type="dxa"/>
-              <w:bottom w:w="80" w:type="dxa"/>
-              <w:right w:w="100" w:type="dxa"/>
-            </w:tcMar>
-            <w:vAlign w:val="center"/>
-          </w:tcPr>
-          <w:p>
-            <w:pPr>
-              <w:spacing w:line="276" w:lineRule="auto"/>
-              <w:rPr>
-                <w:lang w:val="pt-BR"/>
-              </w:rPr>
-            </w:pPr>
-            <w:r>
-              <w:rPr>
-                <w:lang w:val="pt-BR"/>
-              </w:rPr>
-              <w:t>4- O sistema atualiza o status do doador e mantém o histórico vinculado.</w:t>
-            </w:r>
-          </w:p>
-        </w:tc>
-      </w:tr>
-    </w:tbl>
-    <w:p>
-      <w:pPr>
-        <w:spacing w:before="60"/>
-        <w:rPr>
-          <w:lang w:val="pt-BR"/>
-        </w:rPr>
-      </w:pPr>
-      <w:r>
-        <w:rPr>
-          <w:sz w:val="18"/>
-          <w:lang w:val="pt-BR"/>
-        </w:rPr>
-        <w:t>Fonte: Autores</w:t>
-      </w:r>
-    </w:p>
-    <w:p>
-      <w:pPr>
-        <w:spacing w:before="200" w:after="80"/>
-        <w:rPr>
-          <w:lang w:val="pt-BR"/>
-        </w:rPr>
-      </w:pPr>
-      <w:r>
-        <w:rPr>
-          <w:b/>
-          <w:sz w:val="22"/>
-          <w:lang w:val="pt-BR"/>
-        </w:rPr>
-        <w:t xml:space="preserve">Quadro </w:t>
-      </w:r>
-      <w:proofErr w:type="gramStart"/>
       <w:r>
         <w:rPr>
           <w:b/>
@@ -4846,7 +4777,6 @@
         </w:rPr>
         <w:t>7</w:t>
       </w:r>
-      <w:proofErr w:type="gramEnd"/>
       <w:r>
         <w:rPr>
           <w:b/>
@@ -4878,7 +4808,7 @@
           <w:insideV w:val="single" w:sz="8" w:space="0" w:color="808080"/>
         </w:tblBorders>
         <w:tblLayout w:type="fixed"/>
-        <w:tblLook w:val="04A0"/>
+        <w:tblLook w:val="04A0" w:firstRow="1" w:lastRow="0" w:firstColumn="1" w:lastColumn="0" w:noHBand="0" w:noVBand="1"/>
       </w:tblPr>
       <w:tblGrid>
         <w:gridCol w:w="3286"/>
@@ -5547,25 +5477,7 @@
           <w:sz w:val="22"/>
           <w:lang w:val="pt-BR"/>
         </w:rPr>
-        <w:t xml:space="preserve">Quadro </w:t>
-      </w:r>
-      <w:proofErr w:type="gramStart"/>
-      <w:r>
-        <w:rPr>
-          <w:b/>
-          <w:sz w:val="22"/>
-          <w:lang w:val="pt-BR"/>
-        </w:rPr>
-        <w:t>8</w:t>
-      </w:r>
-      <w:proofErr w:type="gramEnd"/>
-      <w:r>
-        <w:rPr>
-          <w:b/>
-          <w:sz w:val="22"/>
-          <w:lang w:val="pt-BR"/>
-        </w:rPr>
-        <w:t xml:space="preserve">. Caso de uso - </w:t>
+        <w:t xml:space="preserve">Quadro 8. Caso de uso - </w:t>
       </w:r>
       <w:r>
         <w:rPr>
@@ -5590,7 +5502,7 @@
           <w:insideV w:val="single" w:sz="8" w:space="0" w:color="808080"/>
         </w:tblBorders>
         <w:tblLayout w:type="fixed"/>
-        <w:tblLook w:val="04A0"/>
+        <w:tblLook w:val="04A0" w:firstRow="1" w:lastRow="0" w:firstColumn="1" w:lastColumn="0" w:noHBand="0" w:noVBand="1"/>
       </w:tblPr>
       <w:tblGrid>
         <w:gridCol w:w="3286"/>
@@ -6205,7 +6117,6 @@
         </w:rPr>
         <w:t xml:space="preserve">Quadro </w:t>
       </w:r>
-      <w:proofErr w:type="gramStart"/>
       <w:r>
         <w:rPr>
           <w:b/>
@@ -6214,7 +6125,6 @@
         </w:rPr>
         <w:t>9</w:t>
       </w:r>
-      <w:proofErr w:type="gramEnd"/>
       <w:r>
         <w:rPr>
           <w:b/>
@@ -6238,7 +6148,7 @@
           <w:insideV w:val="single" w:sz="8" w:space="0" w:color="808080"/>
         </w:tblBorders>
         <w:tblLayout w:type="fixed"/>
-        <w:tblLook w:val="04A0"/>
+        <w:tblLook w:val="04A0" w:firstRow="1" w:lastRow="0" w:firstColumn="1" w:lastColumn="0" w:noHBand="0" w:noVBand="1"/>
       </w:tblPr>
       <w:tblGrid>
         <w:gridCol w:w="3286"/>
@@ -6810,7 +6720,7 @@
           <w:insideV w:val="single" w:sz="8" w:space="0" w:color="808080"/>
         </w:tblBorders>
         <w:tblLayout w:type="fixed"/>
-        <w:tblLook w:val="04A0"/>
+        <w:tblLook w:val="04A0" w:firstRow="1" w:lastRow="0" w:firstColumn="1" w:lastColumn="0" w:noHBand="0" w:noVBand="1"/>
       </w:tblPr>
       <w:tblGrid>
         <w:gridCol w:w="3286"/>
@@ -7258,21 +7168,7 @@
               <w:rPr>
                 <w:lang w:val="pt-BR"/>
               </w:rPr>
-              <w:t xml:space="preserve">4- O sistema atualiza os KPIs, como total de doações, itens distribuídos, itens próximos do vencimento, doadores </w:t>
-            </w:r>
-            <w:proofErr w:type="gramStart"/>
-            <w:r>
-              <w:rPr>
-                <w:lang w:val="pt-BR"/>
-              </w:rPr>
-              <w:t>ativos e média de atendimentos</w:t>
-            </w:r>
-            <w:proofErr w:type="gramEnd"/>
-            <w:r>
-              <w:rPr>
-                <w:lang w:val="pt-BR"/>
-              </w:rPr>
-              <w:t>.</w:t>
+              <w:t>4- O sistema atualiza os KPIs, como total de doações, itens distribuídos, itens próximos do vencimento, doadores ativos e média de atendimentos.</w:t>
             </w:r>
           </w:p>
         </w:tc>
@@ -7340,7 +7236,7 @@
           <w:insideV w:val="single" w:sz="8" w:space="0" w:color="808080"/>
         </w:tblBorders>
         <w:tblLayout w:type="fixed"/>
-        <w:tblLook w:val="04A0"/>
+        <w:tblLook w:val="04A0" w:firstRow="1" w:lastRow="0" w:firstColumn="1" w:lastColumn="0" w:noHBand="0" w:noVBand="1"/>
       </w:tblPr>
       <w:tblGrid>
         <w:gridCol w:w="3286"/>
@@ -7921,7 +7817,7 @@
           <w:insideV w:val="single" w:sz="8" w:space="0" w:color="808080"/>
         </w:tblBorders>
         <w:tblLayout w:type="fixed"/>
-        <w:tblLook w:val="04A0"/>
+        <w:tblLook w:val="04A0" w:firstRow="1" w:lastRow="0" w:firstColumn="1" w:lastColumn="0" w:noHBand="0" w:noVBand="1"/>
       </w:tblPr>
       <w:tblGrid>
         <w:gridCol w:w="3286"/>
@@ -8771,7 +8667,7 @@
           <w:insideV w:val="single" w:sz="8" w:space="0" w:color="808080"/>
         </w:tblBorders>
         <w:tblLayout w:type="fixed"/>
-        <w:tblLook w:val="04A0"/>
+        <w:tblLook w:val="04A0" w:firstRow="1" w:lastRow="0" w:firstColumn="1" w:lastColumn="0" w:noHBand="0" w:noVBand="1"/>
       </w:tblPr>
       <w:tblGrid>
         <w:gridCol w:w="3286"/>
@@ -9161,7 +9057,6 @@
               </w:rPr>
               <w:t xml:space="preserve">1- O usuário acessa a opção de gerenciar </w:t>
             </w:r>
-            <w:proofErr w:type="gramStart"/>
             <w:r>
               <w:rPr>
                 <w:lang w:val="pt-BR"/>
@@ -9172,14 +9067,7 @@
               <w:rPr>
                 <w:lang w:val="pt-BR"/>
               </w:rPr>
-              <w:t>categorias</w:t>
-            </w:r>
-            <w:proofErr w:type="gramEnd"/>
-            <w:r>
-              <w:rPr>
-                <w:lang w:val="pt-BR"/>
-              </w:rPr>
-              <w:t xml:space="preserve"> e seleciona cadastrar.</w:t>
+              <w:t>categorias e seleciona cadastrar.</w:t>
             </w:r>
           </w:p>
         </w:tc>
@@ -9207,7 +9095,6 @@
               </w:rPr>
               <w:t xml:space="preserve">2- O sistema exibe o formulário da </w:t>
             </w:r>
-            <w:proofErr w:type="gramStart"/>
             <w:r>
               <w:rPr>
                 <w:lang w:val="pt-BR"/>
@@ -9218,14 +9105,7 @@
               <w:rPr>
                 <w:lang w:val="pt-BR"/>
               </w:rPr>
-              <w:t>categoria</w:t>
-            </w:r>
-            <w:proofErr w:type="gramEnd"/>
-            <w:r>
-              <w:rPr>
-                <w:lang w:val="pt-BR"/>
-              </w:rPr>
-              <w:t>.</w:t>
+              <w:t>categoria.</w:t>
             </w:r>
           </w:p>
         </w:tc>
@@ -9259,7 +9139,6 @@
               </w:rPr>
               <w:t xml:space="preserve">3- O usuário informa nome e descrição da </w:t>
             </w:r>
-            <w:proofErr w:type="gramStart"/>
             <w:r>
               <w:rPr>
                 <w:lang w:val="pt-BR"/>
@@ -9270,14 +9149,7 @@
               <w:rPr>
                 <w:lang w:val="pt-BR"/>
               </w:rPr>
-              <w:t>categoria</w:t>
-            </w:r>
-            <w:proofErr w:type="gramEnd"/>
-            <w:r>
-              <w:rPr>
-                <w:lang w:val="pt-BR"/>
-              </w:rPr>
-              <w:t xml:space="preserve"> e confirma.</w:t>
+              <w:t>categoria e confirma.</w:t>
             </w:r>
           </w:p>
         </w:tc>
@@ -9367,7 +9239,6 @@
               </w:rPr>
               <w:t xml:space="preserve">1- O usuário seleciona a </w:t>
             </w:r>
-            <w:proofErr w:type="gramStart"/>
             <w:r>
               <w:rPr>
                 <w:lang w:val="pt-BR"/>
@@ -9378,14 +9249,7 @@
               <w:rPr>
                 <w:lang w:val="pt-BR"/>
               </w:rPr>
-              <w:t>categoria</w:t>
-            </w:r>
-            <w:proofErr w:type="gramEnd"/>
-            <w:r>
-              <w:rPr>
-                <w:lang w:val="pt-BR"/>
-              </w:rPr>
-              <w:t xml:space="preserve"> desejada na listagem.</w:t>
+              <w:t>categoria desejada na listagem.</w:t>
             </w:r>
           </w:p>
         </w:tc>
@@ -9413,7 +9277,6 @@
               </w:rPr>
               <w:t xml:space="preserve">2- O sistema apresenta os dados atuais da </w:t>
             </w:r>
-            <w:proofErr w:type="gramStart"/>
             <w:r>
               <w:rPr>
                 <w:lang w:val="pt-BR"/>
@@ -9424,14 +9287,7 @@
               <w:rPr>
                 <w:lang w:val="pt-BR"/>
               </w:rPr>
-              <w:t>categoria</w:t>
-            </w:r>
-            <w:proofErr w:type="gramEnd"/>
-            <w:r>
-              <w:rPr>
-                <w:lang w:val="pt-BR"/>
-              </w:rPr>
-              <w:t>.</w:t>
+              <w:t>categoria.</w:t>
             </w:r>
           </w:p>
         </w:tc>
@@ -9553,7 +9409,6 @@
               </w:rPr>
               <w:t xml:space="preserve">1- O usuário escolhe a </w:t>
             </w:r>
-            <w:proofErr w:type="gramStart"/>
             <w:r>
               <w:rPr>
                 <w:lang w:val="pt-BR"/>
@@ -9564,14 +9419,7 @@
               <w:rPr>
                 <w:lang w:val="pt-BR"/>
               </w:rPr>
-              <w:t>categoria</w:t>
-            </w:r>
-            <w:proofErr w:type="gramEnd"/>
-            <w:r>
-              <w:rPr>
-                <w:lang w:val="pt-BR"/>
-              </w:rPr>
-              <w:t xml:space="preserve"> que deseja inativar.</w:t>
+              <w:t>categoria que deseja inativar.</w:t>
             </w:r>
           </w:p>
         </w:tc>
@@ -9722,7 +9570,7 @@
           <w:insideV w:val="single" w:sz="8" w:space="0" w:color="808080"/>
         </w:tblBorders>
         <w:tblLayout w:type="fixed"/>
-        <w:tblLook w:val="04A0"/>
+        <w:tblLook w:val="04A0" w:firstRow="1" w:lastRow="0" w:firstColumn="1" w:lastColumn="0" w:noHBand="0" w:noVBand="1"/>
       </w:tblPr>
       <w:tblGrid>
         <w:gridCol w:w="3286"/>
@@ -10400,7 +10248,7 @@
           <w:insideV w:val="single" w:sz="8" w:space="0" w:color="808080"/>
         </w:tblBorders>
         <w:tblLayout w:type="fixed"/>
-        <w:tblLook w:val="04A0"/>
+        <w:tblLook w:val="04A0" w:firstRow="1" w:lastRow="0" w:firstColumn="1" w:lastColumn="0" w:noHBand="0" w:noVBand="1"/>
       </w:tblPr>
       <w:tblGrid>
         <w:gridCol w:w="3286"/>
@@ -11077,7 +10925,7 @@
           <w:insideV w:val="single" w:sz="8" w:space="0" w:color="808080"/>
         </w:tblBorders>
         <w:tblLayout w:type="fixed"/>
-        <w:tblLook w:val="04A0"/>
+        <w:tblLook w:val="04A0" w:firstRow="1" w:lastRow="0" w:firstColumn="1" w:lastColumn="0" w:noHBand="0" w:noVBand="1"/>
       </w:tblPr>
       <w:tblGrid>
         <w:gridCol w:w="3286"/>
@@ -11591,6 +11439,9 @@
       </w:r>
     </w:p>
     <w:sectPr>
+      <w:headerReference w:type="even" r:id="rId8"/>
+      <w:headerReference w:type="default" r:id="rId9"/>
+      <w:headerReference w:type="first" r:id="rId10"/>
       <w:pgSz w:w="12240" w:h="15840"/>
       <w:pgMar w:top="1134" w:right="1134" w:bottom="1020" w:left="1247" w:header="720" w:footer="720" w:gutter="0"/>
       <w:cols w:space="720"/>
@@ -11600,9 +11451,89 @@
 </w:document>
 </file>
 
+<file path=word/endnotes.xml><?xml version="1.0" encoding="utf-8"?>
+<w:endnotes xmlns:wpc="http://schemas.microsoft.com/office/word/2010/wordprocessingCanvas" xmlns:cx="http://schemas.microsoft.com/office/drawing/2014/chartex" xmlns:cx1="http://schemas.microsoft.com/office/drawing/2015/9/8/chartex" xmlns:cx2="http://schemas.microsoft.com/office/drawing/2015/10/21/chartex" xmlns:cx3="http://schemas.microsoft.com/office/drawing/2016/5/9/chartex" xmlns:cx4="http://schemas.microsoft.com/office/drawing/2016/5/10/chartex" xmlns:cx5="http://schemas.microsoft.com/office/drawing/2016/5/11/chartex" xmlns:cx6="http://schemas.microsoft.com/office/drawing/2016/5/12/chartex" xmlns:cx7="http://schemas.microsoft.com/office/drawing/2016/5/13/chartex" xmlns:cx8="http://schemas.microsoft.com/office/drawing/2016/5/14/chartex" xmlns:mc="http://schemas.openxmlformats.org/markup-compatibility/2006" xmlns:aink="http://schemas.microsoft.com/office/drawing/2016/ink" xmlns:am3d="http://schemas.microsoft.com/office/drawing/2017/model3d" xmlns:o="urn:schemas-microsoft-com:office:office" xmlns:oel="http://schemas.microsoft.com/office/2019/extlst" xmlns:r="http://schemas.openxmlformats.org/officeDocument/2006/relationships" xmlns:m="http://schemas.openxmlformats.org/officeDocument/2006/math" xmlns:v="urn:schemas-microsoft-com:vml" xmlns:wp14="http://schemas.microsoft.com/office/word/2010/wordprocessingDrawing" xmlns:wp="http://schemas.openxmlformats.org/drawingml/2006/wordprocessingDrawing" xmlns:w10="urn:schemas-microsoft-com:office:word" xmlns:w="http://schemas.openxmlformats.org/wordprocessingml/2006/main" xmlns:w14="http://schemas.microsoft.com/office/word/2010/wordml" xmlns:w15="http://schemas.microsoft.com/office/word/2012/wordml" xmlns:w16cex="http://schemas.microsoft.com/office/word/2018/wordml/cex" xmlns:w16cid="http://schemas.microsoft.com/office/word/2016/wordml/cid" xmlns:w16="http://schemas.microsoft.com/office/word/2018/wordml" xmlns:w16du="http://schemas.microsoft.com/office/word/2023/wordml/word16du" xmlns:w16sdtdh="http://schemas.microsoft.com/office/word/2020/wordml/sdtdatahash" xmlns:w16sdtfl="http://schemas.microsoft.com/office/word/2024/wordml/sdtformatlock" xmlns:w16se="http://schemas.microsoft.com/office/word/2015/wordml/symex" xmlns:wpg="http://schemas.microsoft.com/office/word/2010/wordprocessingGroup" xmlns:wpi="http://schemas.microsoft.com/office/word/2010/wordprocessingInk" xmlns:wne="http://schemas.microsoft.com/office/word/2006/wordml" xmlns:wps="http://schemas.microsoft.com/office/word/2010/wordprocessingShape" mc:Ignorable="w14 w15 w16se w16cid w16 w16cex w16sdtdh w16sdtfl w16du wp14">
+  <w:endnote w:type="separator" w:id="-1">
+    <w:p>
+      <w:pPr>
+        <w:spacing w:after="0" w:line="240" w:lineRule="auto"/>
+      </w:pPr>
+      <w:r>
+        <w:separator/>
+      </w:r>
+    </w:p>
+  </w:endnote>
+  <w:endnote w:type="continuationSeparator" w:id="0">
+    <w:p>
+      <w:pPr>
+        <w:spacing w:after="0" w:line="240" w:lineRule="auto"/>
+      </w:pPr>
+      <w:r>
+        <w:continuationSeparator/>
+      </w:r>
+    </w:p>
+  </w:endnote>
+</w:endnotes>
+</file>
+
+<file path=word/footnotes.xml><?xml version="1.0" encoding="utf-8"?>
+<w:footnotes xmlns:wpc="http://schemas.microsoft.com/office/word/2010/wordprocessingCanvas" xmlns:cx="http://schemas.microsoft.com/office/drawing/2014/chartex" xmlns:cx1="http://schemas.microsoft.com/office/drawing/2015/9/8/chartex" xmlns:cx2="http://schemas.microsoft.com/office/drawing/2015/10/21/chartex" xmlns:cx3="http://schemas.microsoft.com/office/drawing/2016/5/9/chartex" xmlns:cx4="http://schemas.microsoft.com/office/drawing/2016/5/10/chartex" xmlns:cx5="http://schemas.microsoft.com/office/drawing/2016/5/11/chartex" xmlns:cx6="http://schemas.microsoft.com/office/drawing/2016/5/12/chartex" xmlns:cx7="http://schemas.microsoft.com/office/drawing/2016/5/13/chartex" xmlns:cx8="http://schemas.microsoft.com/office/drawing/2016/5/14/chartex" xmlns:mc="http://schemas.openxmlformats.org/markup-compatibility/2006" xmlns:aink="http://schemas.microsoft.com/office/drawing/2016/ink" xmlns:am3d="http://schemas.microsoft.com/office/drawing/2017/model3d" xmlns:o="urn:schemas-microsoft-com:office:office" xmlns:oel="http://schemas.microsoft.com/office/2019/extlst" xmlns:r="http://schemas.openxmlformats.org/officeDocument/2006/relationships" xmlns:m="http://schemas.openxmlformats.org/officeDocument/2006/math" xmlns:v="urn:schemas-microsoft-com:vml" xmlns:wp14="http://schemas.microsoft.com/office/word/2010/wordprocessingDrawing" xmlns:wp="http://schemas.openxmlformats.org/drawingml/2006/wordprocessingDrawing" xmlns:w10="urn:schemas-microsoft-com:office:word" xmlns:w="http://schemas.openxmlformats.org/wordprocessingml/2006/main" xmlns:w14="http://schemas.microsoft.com/office/word/2010/wordml" xmlns:w15="http://schemas.microsoft.com/office/word/2012/wordml" xmlns:w16cex="http://schemas.microsoft.com/office/word/2018/wordml/cex" xmlns:w16cid="http://schemas.microsoft.com/office/word/2016/wordml/cid" xmlns:w16="http://schemas.microsoft.com/office/word/2018/wordml" xmlns:w16du="http://schemas.microsoft.com/office/word/2023/wordml/word16du" xmlns:w16sdtdh="http://schemas.microsoft.com/office/word/2020/wordml/sdtdatahash" xmlns:w16sdtfl="http://schemas.microsoft.com/office/word/2024/wordml/sdtformatlock" xmlns:w16se="http://schemas.microsoft.com/office/word/2015/wordml/symex" xmlns:wpg="http://schemas.microsoft.com/office/word/2010/wordprocessingGroup" xmlns:wpi="http://schemas.microsoft.com/office/word/2010/wordprocessingInk" xmlns:wne="http://schemas.microsoft.com/office/word/2006/wordml" xmlns:wps="http://schemas.microsoft.com/office/word/2010/wordprocessingShape" mc:Ignorable="w14 w15 w16se w16cid w16 w16cex w16sdtdh w16sdtfl w16du wp14">
+  <w:footnote w:type="separator" w:id="-1">
+    <w:p>
+      <w:pPr>
+        <w:spacing w:after="0" w:line="240" w:lineRule="auto"/>
+      </w:pPr>
+      <w:r>
+        <w:separator/>
+      </w:r>
+    </w:p>
+  </w:footnote>
+  <w:footnote w:type="continuationSeparator" w:id="0">
+    <w:p>
+      <w:pPr>
+        <w:spacing w:after="0" w:line="240" w:lineRule="auto"/>
+      </w:pPr>
+      <w:r>
+        <w:continuationSeparator/>
+      </w:r>
+    </w:p>
+  </w:footnote>
+</w:footnotes>
+</file>
+
+<file path=word/header1.xml><?xml version="1.0" encoding="utf-8"?>
+<w:hdr xmlns:wpc="http://schemas.microsoft.com/office/word/2010/wordprocessingCanvas" xmlns:cx="http://schemas.microsoft.com/office/drawing/2014/chartex" xmlns:cx1="http://schemas.microsoft.com/office/drawing/2015/9/8/chartex" xmlns:cx2="http://schemas.microsoft.com/office/drawing/2015/10/21/chartex" xmlns:cx3="http://schemas.microsoft.com/office/drawing/2016/5/9/chartex" xmlns:cx4="http://schemas.microsoft.com/office/drawing/2016/5/10/chartex" xmlns:cx5="http://schemas.microsoft.com/office/drawing/2016/5/11/chartex" xmlns:cx6="http://schemas.microsoft.com/office/drawing/2016/5/12/chartex" xmlns:cx7="http://schemas.microsoft.com/office/drawing/2016/5/13/chartex" xmlns:cx8="http://schemas.microsoft.com/office/drawing/2016/5/14/chartex" xmlns:mc="http://schemas.openxmlformats.org/markup-compatibility/2006" xmlns:aink="http://schemas.microsoft.com/office/drawing/2016/ink" xmlns:am3d="http://schemas.microsoft.com/office/drawing/2017/model3d" xmlns:o="urn:schemas-microsoft-com:office:office" xmlns:oel="http://schemas.microsoft.com/office/2019/extlst" xmlns:r="http://schemas.openxmlformats.org/officeDocument/2006/relationships" xmlns:m="http://schemas.openxmlformats.org/officeDocument/2006/math" xmlns:v="urn:schemas-microsoft-com:vml" xmlns:wp14="http://schemas.microsoft.com/office/word/2010/wordprocessingDrawing" xmlns:wp="http://schemas.openxmlformats.org/drawingml/2006/wordprocessingDrawing" xmlns:w10="urn:schemas-microsoft-com:office:word" xmlns:w="http://schemas.openxmlformats.org/wordprocessingml/2006/main" xmlns:w14="http://schemas.microsoft.com/office/word/2010/wordml" xmlns:w15="http://schemas.microsoft.com/office/word/2012/wordml" xmlns:w16cex="http://schemas.microsoft.com/office/word/2018/wordml/cex" xmlns:w16cid="http://schemas.microsoft.com/office/word/2016/wordml/cid" xmlns:w16="http://schemas.microsoft.com/office/word/2018/wordml" xmlns:w16du="http://schemas.microsoft.com/office/word/2023/wordml/word16du" xmlns:w16sdtdh="http://schemas.microsoft.com/office/word/2020/wordml/sdtdatahash" xmlns:w16sdtfl="http://schemas.microsoft.com/office/word/2024/wordml/sdtformatlock" xmlns:w16se="http://schemas.microsoft.com/office/word/2015/wordml/symex" xmlns:wpg="http://schemas.microsoft.com/office/word/2010/wordprocessingGroup" xmlns:wpi="http://schemas.microsoft.com/office/word/2010/wordprocessingInk" xmlns:wne="http://schemas.microsoft.com/office/word/2006/wordml" xmlns:wps="http://schemas.microsoft.com/office/word/2010/wordprocessingShape" mc:Ignorable="w14 w15 w16se w16cid w16 w16cex w16sdtdh w16sdtfl w16du wp14">
+  <w:p>
+    <w:pPr>
+      <w:pStyle w:val="Cabealho"/>
+    </w:pPr>
+  </w:p>
+</w:hdr>
+</file>
+
+<file path=word/header2.xml><?xml version="1.0" encoding="utf-8"?>
+<w:hdr xmlns:wpc="http://schemas.microsoft.com/office/word/2010/wordprocessingCanvas" xmlns:cx="http://schemas.microsoft.com/office/drawing/2014/chartex" xmlns:cx1="http://schemas.microsoft.com/office/drawing/2015/9/8/chartex" xmlns:cx2="http://schemas.microsoft.com/office/drawing/2015/10/21/chartex" xmlns:cx3="http://schemas.microsoft.com/office/drawing/2016/5/9/chartex" xmlns:cx4="http://schemas.microsoft.com/office/drawing/2016/5/10/chartex" xmlns:cx5="http://schemas.microsoft.com/office/drawing/2016/5/11/chartex" xmlns:cx6="http://schemas.microsoft.com/office/drawing/2016/5/12/chartex" xmlns:cx7="http://schemas.microsoft.com/office/drawing/2016/5/13/chartex" xmlns:cx8="http://schemas.microsoft.com/office/drawing/2016/5/14/chartex" xmlns:mc="http://schemas.openxmlformats.org/markup-compatibility/2006" xmlns:aink="http://schemas.microsoft.com/office/drawing/2016/ink" xmlns:am3d="http://schemas.microsoft.com/office/drawing/2017/model3d" xmlns:o="urn:schemas-microsoft-com:office:office" xmlns:oel="http://schemas.microsoft.com/office/2019/extlst" xmlns:r="http://schemas.openxmlformats.org/officeDocument/2006/relationships" xmlns:m="http://schemas.openxmlformats.org/officeDocument/2006/math" xmlns:v="urn:schemas-microsoft-com:vml" xmlns:wp14="http://schemas.microsoft.com/office/word/2010/wordprocessingDrawing" xmlns:wp="http://schemas.openxmlformats.org/drawingml/2006/wordprocessingDrawing" xmlns:w10="urn:schemas-microsoft-com:office:word" xmlns:w="http://schemas.openxmlformats.org/wordprocessingml/2006/main" xmlns:w14="http://schemas.microsoft.com/office/word/2010/wordml" xmlns:w15="http://schemas.microsoft.com/office/word/2012/wordml" xmlns:w16cex="http://schemas.microsoft.com/office/word/2018/wordml/cex" xmlns:w16cid="http://schemas.microsoft.com/office/word/2016/wordml/cid" xmlns:w16="http://schemas.microsoft.com/office/word/2018/wordml" xmlns:w16du="http://schemas.microsoft.com/office/word/2023/wordml/word16du" xmlns:w16sdtdh="http://schemas.microsoft.com/office/word/2020/wordml/sdtdatahash" xmlns:w16sdtfl="http://schemas.microsoft.com/office/word/2024/wordml/sdtformatlock" xmlns:w16se="http://schemas.microsoft.com/office/word/2015/wordml/symex" xmlns:wpg="http://schemas.microsoft.com/office/word/2010/wordprocessingGroup" xmlns:wpi="http://schemas.microsoft.com/office/word/2010/wordprocessingInk" xmlns:wne="http://schemas.microsoft.com/office/word/2006/wordml" xmlns:wps="http://schemas.microsoft.com/office/word/2010/wordprocessingShape" mc:Ignorable="w14 w15 w16se w16cid w16 w16cex w16sdtdh w16sdtfl w16du wp14">
+  <w:p>
+    <w:pPr>
+      <w:pStyle w:val="Cabealho"/>
+    </w:pPr>
+  </w:p>
+</w:hdr>
+</file>
+
+<file path=word/header3.xml><?xml version="1.0" encoding="utf-8"?>
+<w:hdr xmlns:wpc="http://schemas.microsoft.com/office/word/2010/wordprocessingCanvas" xmlns:cx="http://schemas.microsoft.com/office/drawing/2014/chartex" xmlns:cx1="http://schemas.microsoft.com/office/drawing/2015/9/8/chartex" xmlns:cx2="http://schemas.microsoft.com/office/drawing/2015/10/21/chartex" xmlns:cx3="http://schemas.microsoft.com/office/drawing/2016/5/9/chartex" xmlns:cx4="http://schemas.microsoft.com/office/drawing/2016/5/10/chartex" xmlns:cx5="http://schemas.microsoft.com/office/drawing/2016/5/11/chartex" xmlns:cx6="http://schemas.microsoft.com/office/drawing/2016/5/12/chartex" xmlns:cx7="http://schemas.microsoft.com/office/drawing/2016/5/13/chartex" xmlns:cx8="http://schemas.microsoft.com/office/drawing/2016/5/14/chartex" xmlns:mc="http://schemas.openxmlformats.org/markup-compatibility/2006" xmlns:aink="http://schemas.microsoft.com/office/drawing/2016/ink" xmlns:am3d="http://schemas.microsoft.com/office/drawing/2017/model3d" xmlns:o="urn:schemas-microsoft-com:office:office" xmlns:oel="http://schemas.microsoft.com/office/2019/extlst" xmlns:r="http://schemas.openxmlformats.org/officeDocument/2006/relationships" xmlns:m="http://schemas.openxmlformats.org/officeDocument/2006/math" xmlns:v="urn:schemas-microsoft-com:vml" xmlns:wp14="http://schemas.microsoft.com/office/word/2010/wordprocessingDrawing" xmlns:wp="http://schemas.openxmlformats.org/drawingml/2006/wordprocessingDrawing" xmlns:w10="urn:schemas-microsoft-com:office:word" xmlns:w="http://schemas.openxmlformats.org/wordprocessingml/2006/main" xmlns:w14="http://schemas.microsoft.com/office/word/2010/wordml" xmlns:w15="http://schemas.microsoft.com/office/word/2012/wordml" xmlns:w16cex="http://schemas.microsoft.com/office/word/2018/wordml/cex" xmlns:w16cid="http://schemas.microsoft.com/office/word/2016/wordml/cid" xmlns:w16="http://schemas.microsoft.com/office/word/2018/wordml" xmlns:w16du="http://schemas.microsoft.com/office/word/2023/wordml/word16du" xmlns:w16sdtdh="http://schemas.microsoft.com/office/word/2020/wordml/sdtdatahash" xmlns:w16sdtfl="http://schemas.microsoft.com/office/word/2024/wordml/sdtformatlock" xmlns:w16se="http://schemas.microsoft.com/office/word/2015/wordml/symex" xmlns:wpg="http://schemas.microsoft.com/office/word/2010/wordprocessingGroup" xmlns:wpi="http://schemas.microsoft.com/office/word/2010/wordprocessingInk" xmlns:wne="http://schemas.microsoft.com/office/word/2006/wordml" xmlns:wps="http://schemas.microsoft.com/office/word/2010/wordprocessingShape" mc:Ignorable="w14 w15 w16se w16cid w16 w16cex w16sdtdh w16sdtfl w16du wp14">
+  <w:p>
+    <w:pPr>
+      <w:pStyle w:val="Cabealho"/>
+    </w:pPr>
+  </w:p>
+</w:hdr>
+</file>
+
 <file path=word/numbering.xml><?xml version="1.0" encoding="utf-8"?>
-<w:numbering xmlns:ve="http://schemas.openxmlformats.org/markup-compatibility/2006" xmlns:o="urn:schemas-microsoft-com:office:office" xmlns:r="http://schemas.openxmlformats.org/officeDocument/2006/relationships" xmlns:m="http://schemas.openxmlformats.org/officeDocument/2006/math" xmlns:v="urn:schemas-microsoft-com:vml" xmlns:wp="http://schemas.openxmlformats.org/drawingml/2006/wordprocessingDrawing" xmlns:w10="urn:schemas-microsoft-com:office:word" xmlns:w="http://schemas.openxmlformats.org/wordprocessingml/2006/main" xmlns:wne="http://schemas.microsoft.com/office/word/2006/wordml">
-  <w:abstractNum w:abstractNumId="0">
+<w:numbering xmlns:wpc="http://schemas.microsoft.com/office/word/2010/wordprocessingCanvas" xmlns:cx="http://schemas.microsoft.com/office/drawing/2014/chartex" xmlns:cx1="http://schemas.microsoft.com/office/drawing/2015/9/8/chartex" xmlns:cx2="http://schemas.microsoft.com/office/drawing/2015/10/21/chartex" xmlns:cx3="http://schemas.microsoft.com/office/drawing/2016/5/9/chartex" xmlns:cx4="http://schemas.microsoft.com/office/drawing/2016/5/10/chartex" xmlns:cx5="http://schemas.microsoft.com/office/drawing/2016/5/11/chartex" xmlns:cx6="http://schemas.microsoft.com/office/drawing/2016/5/12/chartex" xmlns:cx7="http://schemas.microsoft.com/office/drawing/2016/5/13/chartex" xmlns:cx8="http://schemas.microsoft.com/office/drawing/2016/5/14/chartex" xmlns:mc="http://schemas.openxmlformats.org/markup-compatibility/2006" xmlns:aink="http://schemas.microsoft.com/office/drawing/2016/ink" xmlns:am3d="http://schemas.microsoft.com/office/drawing/2017/model3d" xmlns:o="urn:schemas-microsoft-com:office:office" xmlns:oel="http://schemas.microsoft.com/office/2019/extlst" xmlns:r="http://schemas.openxmlformats.org/officeDocument/2006/relationships" xmlns:m="http://schemas.openxmlformats.org/officeDocument/2006/math" xmlns:v="urn:schemas-microsoft-com:vml" xmlns:wp14="http://schemas.microsoft.com/office/word/2010/wordprocessingDrawing" xmlns:wp="http://schemas.openxmlformats.org/drawingml/2006/wordprocessingDrawing" xmlns:w10="urn:schemas-microsoft-com:office:word" xmlns:w="http://schemas.openxmlformats.org/wordprocessingml/2006/main" xmlns:w14="http://schemas.microsoft.com/office/word/2010/wordml" xmlns:w15="http://schemas.microsoft.com/office/word/2012/wordml" xmlns:w16cex="http://schemas.microsoft.com/office/word/2018/wordml/cex" xmlns:w16cid="http://schemas.microsoft.com/office/word/2016/wordml/cid" xmlns:w16="http://schemas.microsoft.com/office/word/2018/wordml" xmlns:w16du="http://schemas.microsoft.com/office/word/2023/wordml/word16du" xmlns:w16sdtdh="http://schemas.microsoft.com/office/word/2020/wordml/sdtdatahash" xmlns:w16sdtfl="http://schemas.microsoft.com/office/word/2024/wordml/sdtformatlock" xmlns:w16se="http://schemas.microsoft.com/office/word/2015/wordml/symex" xmlns:wpg="http://schemas.microsoft.com/office/word/2010/wordprocessingGroup" xmlns:wpi="http://schemas.microsoft.com/office/word/2010/wordprocessingInk" xmlns:wne="http://schemas.microsoft.com/office/word/2006/wordml" xmlns:wps="http://schemas.microsoft.com/office/word/2010/wordprocessingShape" mc:Ignorable="w14 w15 w16se w16cid w16 w16cex w16sdtdh w16sdtfl w16du wp14">
+  <w:abstractNum w:abstractNumId="0" w15:restartNumberingAfterBreak="0">
     <w:nsid w:val="FFFFFF7C"/>
     <w:multiLevelType w:val="singleLevel"/>
     <w:tmpl w:val="C310EC42"/>
@@ -11619,7 +11550,7 @@
       </w:pPr>
     </w:lvl>
   </w:abstractNum>
-  <w:abstractNum w:abstractNumId="1">
+  <w:abstractNum w:abstractNumId="1" w15:restartNumberingAfterBreak="0">
     <w:nsid w:val="FFFFFF7D"/>
     <w:multiLevelType w:val="singleLevel"/>
     <w:tmpl w:val="E4089024"/>
@@ -11636,7 +11567,7 @@
       </w:pPr>
     </w:lvl>
   </w:abstractNum>
-  <w:abstractNum w:abstractNumId="2">
+  <w:abstractNum w:abstractNumId="2" w15:restartNumberingAfterBreak="0">
     <w:nsid w:val="FFFFFF7E"/>
     <w:multiLevelType w:val="singleLevel"/>
     <w:tmpl w:val="FB12693A"/>
@@ -11654,7 +11585,7 @@
       </w:pPr>
     </w:lvl>
   </w:abstractNum>
-  <w:abstractNum w:abstractNumId="3">
+  <w:abstractNum w:abstractNumId="3" w15:restartNumberingAfterBreak="0">
     <w:nsid w:val="FFFFFF7F"/>
     <w:multiLevelType w:val="singleLevel"/>
     <w:tmpl w:val="38441652"/>
@@ -11672,7 +11603,7 @@
       </w:pPr>
     </w:lvl>
   </w:abstractNum>
-  <w:abstractNum w:abstractNumId="4">
+  <w:abstractNum w:abstractNumId="4" w15:restartNumberingAfterBreak="0">
     <w:nsid w:val="FFFFFF81"/>
     <w:multiLevelType w:val="singleLevel"/>
     <w:tmpl w:val="171AC3A4"/>
@@ -11692,7 +11623,7 @@
       </w:rPr>
     </w:lvl>
   </w:abstractNum>
-  <w:abstractNum w:abstractNumId="5">
+  <w:abstractNum w:abstractNumId="5" w15:restartNumberingAfterBreak="0">
     <w:nsid w:val="FFFFFF82"/>
     <w:multiLevelType w:val="singleLevel"/>
     <w:tmpl w:val="F3EAFDEC"/>
@@ -11713,7 +11644,7 @@
       </w:rPr>
     </w:lvl>
   </w:abstractNum>
-  <w:abstractNum w:abstractNumId="6">
+  <w:abstractNum w:abstractNumId="6" w15:restartNumberingAfterBreak="0">
     <w:nsid w:val="FFFFFF83"/>
     <w:multiLevelType w:val="singleLevel"/>
     <w:tmpl w:val="3D1EFFD4"/>
@@ -11734,7 +11665,7 @@
       </w:rPr>
     </w:lvl>
   </w:abstractNum>
-  <w:abstractNum w:abstractNumId="7">
+  <w:abstractNum w:abstractNumId="7" w15:restartNumberingAfterBreak="0">
     <w:nsid w:val="FFFFFF88"/>
     <w:multiLevelType w:val="singleLevel"/>
     <w:tmpl w:val="D0A62B40"/>
@@ -11752,7 +11683,7 @@
       </w:pPr>
     </w:lvl>
   </w:abstractNum>
-  <w:abstractNum w:abstractNumId="8">
+  <w:abstractNum w:abstractNumId="8" w15:restartNumberingAfterBreak="0">
     <w:nsid w:val="FFFFFF89"/>
     <w:multiLevelType w:val="singleLevel"/>
     <w:tmpl w:val="29761A62"/>
@@ -11773,38 +11704,38 @@
       </w:rPr>
     </w:lvl>
   </w:abstractNum>
-  <w:num w:numId="1">
+  <w:num w:numId="1" w16cid:durableId="402143251">
     <w:abstractNumId w:val="8"/>
   </w:num>
-  <w:num w:numId="2">
+  <w:num w:numId="2" w16cid:durableId="1251694717">
     <w:abstractNumId w:val="6"/>
   </w:num>
-  <w:num w:numId="3">
+  <w:num w:numId="3" w16cid:durableId="250700669">
     <w:abstractNumId w:val="5"/>
   </w:num>
-  <w:num w:numId="4">
+  <w:num w:numId="4" w16cid:durableId="704257126">
     <w:abstractNumId w:val="4"/>
   </w:num>
-  <w:num w:numId="5">
+  <w:num w:numId="5" w16cid:durableId="533543449">
     <w:abstractNumId w:val="7"/>
   </w:num>
-  <w:num w:numId="6">
+  <w:num w:numId="6" w16cid:durableId="966010584">
     <w:abstractNumId w:val="3"/>
   </w:num>
-  <w:num w:numId="7">
+  <w:num w:numId="7" w16cid:durableId="689913624">
     <w:abstractNumId w:val="2"/>
   </w:num>
-  <w:num w:numId="8">
+  <w:num w:numId="8" w16cid:durableId="1953320315">
     <w:abstractNumId w:val="1"/>
   </w:num>
-  <w:num w:numId="9">
+  <w:num w:numId="9" w16cid:durableId="1485004940">
     <w:abstractNumId w:val="0"/>
   </w:num>
 </w:numbering>
 </file>
 
 <file path=word/styles.xml><?xml version="1.0" encoding="utf-8"?>
-<w:styles xmlns:r="http://schemas.openxmlformats.org/officeDocument/2006/relationships" xmlns:w="http://schemas.openxmlformats.org/wordprocessingml/2006/main">
+<w:styles xmlns:mc="http://schemas.openxmlformats.org/markup-compatibility/2006" xmlns:r="http://schemas.openxmlformats.org/officeDocument/2006/relationships" xmlns:w="http://schemas.openxmlformats.org/wordprocessingml/2006/main" xmlns:w14="http://schemas.microsoft.com/office/word/2010/wordml" xmlns:w15="http://schemas.microsoft.com/office/word/2012/wordml" xmlns:w16cex="http://schemas.microsoft.com/office/word/2018/wordml/cex" xmlns:w16cid="http://schemas.microsoft.com/office/word/2016/wordml/cid" xmlns:w16="http://schemas.microsoft.com/office/word/2018/wordml" xmlns:w16du="http://schemas.microsoft.com/office/word/2023/wordml/word16du" xmlns:w16sdtdh="http://schemas.microsoft.com/office/word/2020/wordml/sdtdatahash" xmlns:w16sdtfl="http://schemas.microsoft.com/office/word/2024/wordml/sdtformatlock" xmlns:w16se="http://schemas.microsoft.com/office/word/2015/wordml/symex" mc:Ignorable="w14 w15 w16se w16cid w16 w16cex w16sdtdh w16sdtfl w16du">
   <w:docDefaults>
     <w:rPrDefault>
       <w:rPr>
@@ -11820,144 +11751,383 @@
       </w:pPr>
     </w:pPrDefault>
   </w:docDefaults>
-  <w:latentStyles w:defLockedState="0" w:defUIPriority="99" w:defSemiHidden="1" w:defUnhideWhenUsed="1" w:defQFormat="0" w:count="267">
-    <w:lsdException w:name="Normal" w:semiHidden="0" w:uiPriority="0" w:unhideWhenUsed="0" w:qFormat="1"/>
-    <w:lsdException w:name="heading 1" w:semiHidden="0" w:uiPriority="9" w:unhideWhenUsed="0" w:qFormat="1"/>
-    <w:lsdException w:name="heading 2" w:uiPriority="9" w:qFormat="1"/>
-    <w:lsdException w:name="heading 3" w:uiPriority="9" w:qFormat="1"/>
-    <w:lsdException w:name="heading 4" w:uiPriority="9" w:qFormat="1"/>
-    <w:lsdException w:name="heading 5" w:uiPriority="9" w:qFormat="1"/>
-    <w:lsdException w:name="heading 6" w:uiPriority="9" w:qFormat="1"/>
-    <w:lsdException w:name="heading 7" w:uiPriority="9" w:qFormat="1"/>
-    <w:lsdException w:name="heading 8" w:uiPriority="9" w:qFormat="1"/>
-    <w:lsdException w:name="heading 9" w:uiPriority="9" w:qFormat="1"/>
-    <w:lsdException w:name="toc 1" w:uiPriority="39"/>
-    <w:lsdException w:name="toc 2" w:uiPriority="39"/>
-    <w:lsdException w:name="toc 3" w:uiPriority="39"/>
-    <w:lsdException w:name="toc 4" w:uiPriority="39"/>
-    <w:lsdException w:name="toc 5" w:uiPriority="39"/>
-    <w:lsdException w:name="toc 6" w:uiPriority="39"/>
-    <w:lsdException w:name="toc 7" w:uiPriority="39"/>
-    <w:lsdException w:name="toc 8" w:uiPriority="39"/>
-    <w:lsdException w:name="toc 9" w:uiPriority="39"/>
-    <w:lsdException w:name="caption" w:uiPriority="35" w:qFormat="1"/>
-    <w:lsdException w:name="Title" w:semiHidden="0" w:uiPriority="10" w:unhideWhenUsed="0" w:qFormat="1"/>
-    <w:lsdException w:name="Default Paragraph Font" w:uiPriority="1"/>
-    <w:lsdException w:name="Subtitle" w:semiHidden="0" w:uiPriority="11" w:unhideWhenUsed="0" w:qFormat="1"/>
-    <w:lsdException w:name="Strong" w:semiHidden="0" w:uiPriority="22" w:unhideWhenUsed="0" w:qFormat="1"/>
-    <w:lsdException w:name="Emphasis" w:semiHidden="0" w:uiPriority="20" w:unhideWhenUsed="0" w:qFormat="1"/>
-    <w:lsdException w:name="Table Grid" w:semiHidden="0" w:uiPriority="59" w:unhideWhenUsed="0"/>
-    <w:lsdException w:name="Placeholder Text" w:unhideWhenUsed="0"/>
-    <w:lsdException w:name="No Spacing" w:semiHidden="0" w:uiPriority="1" w:unhideWhenUsed="0" w:qFormat="1"/>
-    <w:lsdException w:name="Light Shading" w:semiHidden="0" w:uiPriority="60" w:unhideWhenUsed="0"/>
-    <w:lsdException w:name="Light List" w:semiHidden="0" w:uiPriority="61" w:unhideWhenUsed="0"/>
-    <w:lsdException w:name="Light Grid" w:semiHidden="0" w:uiPriority="62" w:unhideWhenUsed="0"/>
-    <w:lsdException w:name="Medium Shading 1" w:semiHidden="0" w:uiPriority="63" w:unhideWhenUsed="0"/>
-    <w:lsdException w:name="Medium Shading 2" w:semiHidden="0" w:uiPriority="64" w:unhideWhenUsed="0"/>
-    <w:lsdException w:name="Medium List 1" w:semiHidden="0" w:uiPriority="65" w:unhideWhenUsed="0"/>
-    <w:lsdException w:name="Medium List 2" w:semiHidden="0" w:uiPriority="66" w:unhideWhenUsed="0"/>
-    <w:lsdException w:name="Medium Grid 1" w:semiHidden="0" w:uiPriority="67" w:unhideWhenUsed="0"/>
-    <w:lsdException w:name="Medium Grid 2" w:semiHidden="0" w:uiPriority="68" w:unhideWhenUsed="0"/>
-    <w:lsdException w:name="Medium Grid 3" w:semiHidden="0" w:uiPriority="69" w:unhideWhenUsed="0"/>
-    <w:lsdException w:name="Dark List" w:semiHidden="0" w:uiPriority="70" w:unhideWhenUsed="0"/>
-    <w:lsdException w:name="Colorful Shading" w:semiHidden="0" w:uiPriority="71" w:unhideWhenUsed="0"/>
-    <w:lsdException w:name="Colorful List" w:semiHidden="0" w:uiPriority="72" w:unhideWhenUsed="0"/>
-    <w:lsdException w:name="Colorful Grid" w:semiHidden="0" w:uiPriority="73" w:unhideWhenUsed="0"/>
-    <w:lsdException w:name="Light Shading Accent 1" w:semiHidden="0" w:uiPriority="60" w:unhideWhenUsed="0"/>
-    <w:lsdException w:name="Light List Accent 1" w:semiHidden="0" w:uiPriority="61" w:unhideWhenUsed="0"/>
-    <w:lsdException w:name="Light Grid Accent 1" w:semiHidden="0" w:uiPriority="62" w:unhideWhenUsed="0"/>
-    <w:lsdException w:name="Medium Shading 1 Accent 1" w:semiHidden="0" w:uiPriority="63" w:unhideWhenUsed="0"/>
-    <w:lsdException w:name="Medium Shading 2 Accent 1" w:semiHidden="0" w:uiPriority="64" w:unhideWhenUsed="0"/>
-    <w:lsdException w:name="Medium List 1 Accent 1" w:semiHidden="0" w:uiPriority="65" w:unhideWhenUsed="0"/>
-    <w:lsdException w:name="Revision" w:unhideWhenUsed="0"/>
-    <w:lsdException w:name="List Paragraph" w:semiHidden="0" w:uiPriority="34" w:unhideWhenUsed="0" w:qFormat="1"/>
-    <w:lsdException w:name="Quote" w:semiHidden="0" w:uiPriority="29" w:unhideWhenUsed="0" w:qFormat="1"/>
-    <w:lsdException w:name="Intense Quote" w:semiHidden="0" w:uiPriority="30" w:unhideWhenUsed="0" w:qFormat="1"/>
-    <w:lsdException w:name="Medium List 2 Accent 1" w:semiHidden="0" w:uiPriority="66" w:unhideWhenUsed="0"/>
-    <w:lsdException w:name="Medium Grid 1 Accent 1" w:semiHidden="0" w:uiPriority="67" w:unhideWhenUsed="0"/>
-    <w:lsdException w:name="Medium Grid 2 Accent 1" w:semiHidden="0" w:uiPriority="68" w:unhideWhenUsed="0"/>
-    <w:lsdException w:name="Medium Grid 3 Accent 1" w:semiHidden="0" w:uiPriority="69" w:unhideWhenUsed="0"/>
-    <w:lsdException w:name="Dark List Accent 1" w:semiHidden="0" w:uiPriority="70" w:unhideWhenUsed="0"/>
-    <w:lsdException w:name="Colorful Shading Accent 1" w:semiHidden="0" w:uiPriority="71" w:unhideWhenUsed="0"/>
-    <w:lsdException w:name="Colorful List Accent 1" w:semiHidden="0" w:uiPriority="72" w:unhideWhenUsed="0"/>
-    <w:lsdException w:name="Colorful Grid Accent 1" w:semiHidden="0" w:uiPriority="73" w:unhideWhenUsed="0"/>
-    <w:lsdException w:name="Light Shading Accent 2" w:semiHidden="0" w:uiPriority="60" w:unhideWhenUsed="0"/>
-    <w:lsdException w:name="Light List Accent 2" w:semiHidden="0" w:uiPriority="61" w:unhideWhenUsed="0"/>
-    <w:lsdException w:name="Light Grid Accent 2" w:semiHidden="0" w:uiPriority="62" w:unhideWhenUsed="0"/>
-    <w:lsdException w:name="Medium Shading 1 Accent 2" w:semiHidden="0" w:uiPriority="63" w:unhideWhenUsed="0"/>
-    <w:lsdException w:name="Medium Shading 2 Accent 2" w:semiHidden="0" w:uiPriority="64" w:unhideWhenUsed="0"/>
-    <w:lsdException w:name="Medium List 1 Accent 2" w:semiHidden="0" w:uiPriority="65" w:unhideWhenUsed="0"/>
-    <w:lsdException w:name="Medium List 2 Accent 2" w:semiHidden="0" w:uiPriority="66" w:unhideWhenUsed="0"/>
-    <w:lsdException w:name="Medium Grid 1 Accent 2" w:semiHidden="0" w:uiPriority="67" w:unhideWhenUsed="0"/>
-    <w:lsdException w:name="Medium Grid 2 Accent 2" w:semiHidden="0" w:uiPriority="68" w:unhideWhenUsed="0"/>
-    <w:lsdException w:name="Medium Grid 3 Accent 2" w:semiHidden="0" w:uiPriority="69" w:unhideWhenUsed="0"/>
-    <w:lsdException w:name="Dark List Accent 2" w:semiHidden="0" w:uiPriority="70" w:unhideWhenUsed="0"/>
-    <w:lsdException w:name="Colorful Shading Accent 2" w:semiHidden="0" w:uiPriority="71" w:unhideWhenUsed="0"/>
-    <w:lsdException w:name="Colorful List Accent 2" w:semiHidden="0" w:uiPriority="72" w:unhideWhenUsed="0"/>
-    <w:lsdException w:name="Colorful Grid Accent 2" w:semiHidden="0" w:uiPriority="73" w:unhideWhenUsed="0"/>
-    <w:lsdException w:name="Light Shading Accent 3" w:semiHidden="0" w:uiPriority="60" w:unhideWhenUsed="0"/>
-    <w:lsdException w:name="Light List Accent 3" w:semiHidden="0" w:uiPriority="61" w:unhideWhenUsed="0"/>
-    <w:lsdException w:name="Light Grid Accent 3" w:semiHidden="0" w:uiPriority="62" w:unhideWhenUsed="0"/>
-    <w:lsdException w:name="Medium Shading 1 Accent 3" w:semiHidden="0" w:uiPriority="63" w:unhideWhenUsed="0"/>
-    <w:lsdException w:name="Medium Shading 2 Accent 3" w:semiHidden="0" w:uiPriority="64" w:unhideWhenUsed="0"/>
-    <w:lsdException w:name="Medium List 1 Accent 3" w:semiHidden="0" w:uiPriority="65" w:unhideWhenUsed="0"/>
-    <w:lsdException w:name="Medium List 2 Accent 3" w:semiHidden="0" w:uiPriority="66" w:unhideWhenUsed="0"/>
-    <w:lsdException w:name="Medium Grid 1 Accent 3" w:semiHidden="0" w:uiPriority="67" w:unhideWhenUsed="0"/>
-    <w:lsdException w:name="Medium Grid 2 Accent 3" w:semiHidden="0" w:uiPriority="68" w:unhideWhenUsed="0"/>
-    <w:lsdException w:name="Medium Grid 3 Accent 3" w:semiHidden="0" w:uiPriority="69" w:unhideWhenUsed="0"/>
-    <w:lsdException w:name="Dark List Accent 3" w:semiHidden="0" w:uiPriority="70" w:unhideWhenUsed="0"/>
-    <w:lsdException w:name="Colorful Shading Accent 3" w:semiHidden="0" w:uiPriority="71" w:unhideWhenUsed="0"/>
-    <w:lsdException w:name="Colorful List Accent 3" w:semiHidden="0" w:uiPriority="72" w:unhideWhenUsed="0"/>
-    <w:lsdException w:name="Colorful Grid Accent 3" w:semiHidden="0" w:uiPriority="73" w:unhideWhenUsed="0"/>
-    <w:lsdException w:name="Light Shading Accent 4" w:semiHidden="0" w:uiPriority="60" w:unhideWhenUsed="0"/>
-    <w:lsdException w:name="Light List Accent 4" w:semiHidden="0" w:uiPriority="61" w:unhideWhenUsed="0"/>
-    <w:lsdException w:name="Light Grid Accent 4" w:semiHidden="0" w:uiPriority="62" w:unhideWhenUsed="0"/>
-    <w:lsdException w:name="Medium Shading 1 Accent 4" w:semiHidden="0" w:uiPriority="63" w:unhideWhenUsed="0"/>
-    <w:lsdException w:name="Medium Shading 2 Accent 4" w:semiHidden="0" w:uiPriority="64" w:unhideWhenUsed="0"/>
-    <w:lsdException w:name="Medium List 1 Accent 4" w:semiHidden="0" w:uiPriority="65" w:unhideWhenUsed="0"/>
-    <w:lsdException w:name="Medium List 2 Accent 4" w:semiHidden="0" w:uiPriority="66" w:unhideWhenUsed="0"/>
-    <w:lsdException w:name="Medium Grid 1 Accent 4" w:semiHidden="0" w:uiPriority="67" w:unhideWhenUsed="0"/>
-    <w:lsdException w:name="Medium Grid 2 Accent 4" w:semiHidden="0" w:uiPriority="68" w:unhideWhenUsed="0"/>
-    <w:lsdException w:name="Medium Grid 3 Accent 4" w:semiHidden="0" w:uiPriority="69" w:unhideWhenUsed="0"/>
-    <w:lsdException w:name="Dark List Accent 4" w:semiHidden="0" w:uiPriority="70" w:unhideWhenUsed="0"/>
-    <w:lsdException w:name="Colorful Shading Accent 4" w:semiHidden="0" w:uiPriority="71" w:unhideWhenUsed="0"/>
-    <w:lsdException w:name="Colorful List Accent 4" w:semiHidden="0" w:uiPriority="72" w:unhideWhenUsed="0"/>
-    <w:lsdException w:name="Colorful Grid Accent 4" w:semiHidden="0" w:uiPriority="73" w:unhideWhenUsed="0"/>
-    <w:lsdException w:name="Light Shading Accent 5" w:semiHidden="0" w:uiPriority="60" w:unhideWhenUsed="0"/>
-    <w:lsdException w:name="Light List Accent 5" w:semiHidden="0" w:uiPriority="61" w:unhideWhenUsed="0"/>
-    <w:lsdException w:name="Light Grid Accent 5" w:semiHidden="0" w:uiPriority="62" w:unhideWhenUsed="0"/>
-    <w:lsdException w:name="Medium Shading 1 Accent 5" w:semiHidden="0" w:uiPriority="63" w:unhideWhenUsed="0"/>
-    <w:lsdException w:name="Medium Shading 2 Accent 5" w:semiHidden="0" w:uiPriority="64" w:unhideWhenUsed="0"/>
-    <w:lsdException w:name="Medium List 1 Accent 5" w:semiHidden="0" w:uiPriority="65" w:unhideWhenUsed="0"/>
-    <w:lsdException w:name="Medium List 2 Accent 5" w:semiHidden="0" w:uiPriority="66" w:unhideWhenUsed="0"/>
-    <w:lsdException w:name="Medium Grid 1 Accent 5" w:semiHidden="0" w:uiPriority="67" w:unhideWhenUsed="0"/>
-    <w:lsdException w:name="Medium Grid 2 Accent 5" w:semiHidden="0" w:uiPriority="68" w:unhideWhenUsed="0"/>
-    <w:lsdException w:name="Medium Grid 3 Accent 5" w:semiHidden="0" w:uiPriority="69" w:unhideWhenUsed="0"/>
-    <w:lsdException w:name="Dark List Accent 5" w:semiHidden="0" w:uiPriority="70" w:unhideWhenUsed="0"/>
-    <w:lsdException w:name="Colorful Shading Accent 5" w:semiHidden="0" w:uiPriority="71" w:unhideWhenUsed="0"/>
-    <w:lsdException w:name="Colorful List Accent 5" w:semiHidden="0" w:uiPriority="72" w:unhideWhenUsed="0"/>
-    <w:lsdException w:name="Colorful Grid Accent 5" w:semiHidden="0" w:uiPriority="73" w:unhideWhenUsed="0"/>
-    <w:lsdException w:name="Light Shading Accent 6" w:semiHidden="0" w:uiPriority="60" w:unhideWhenUsed="0"/>
-    <w:lsdException w:name="Light List Accent 6" w:semiHidden="0" w:uiPriority="61" w:unhideWhenUsed="0"/>
-    <w:lsdException w:name="Light Grid Accent 6" w:semiHidden="0" w:uiPriority="62" w:unhideWhenUsed="0"/>
-    <w:lsdException w:name="Medium Shading 1 Accent 6" w:semiHidden="0" w:uiPriority="63" w:unhideWhenUsed="0"/>
-    <w:lsdException w:name="Medium Shading 2 Accent 6" w:semiHidden="0" w:uiPriority="64" w:unhideWhenUsed="0"/>
-    <w:lsdException w:name="Medium List 1 Accent 6" w:semiHidden="0" w:uiPriority="65" w:unhideWhenUsed="0"/>
-    <w:lsdException w:name="Medium List 2 Accent 6" w:semiHidden="0" w:uiPriority="66" w:unhideWhenUsed="0"/>
-    <w:lsdException w:name="Medium Grid 1 Accent 6" w:semiHidden="0" w:uiPriority="67" w:unhideWhenUsed="0"/>
-    <w:lsdException w:name="Medium Grid 2 Accent 6" w:semiHidden="0" w:uiPriority="68" w:unhideWhenUsed="0"/>
-    <w:lsdException w:name="Medium Grid 3 Accent 6" w:semiHidden="0" w:uiPriority="69" w:unhideWhenUsed="0"/>
-    <w:lsdException w:name="Dark List Accent 6" w:semiHidden="0" w:uiPriority="70" w:unhideWhenUsed="0"/>
-    <w:lsdException w:name="Colorful Shading Accent 6" w:semiHidden="0" w:uiPriority="71" w:unhideWhenUsed="0"/>
-    <w:lsdException w:name="Colorful List Accent 6" w:semiHidden="0" w:uiPriority="72" w:unhideWhenUsed="0"/>
-    <w:lsdException w:name="Colorful Grid Accent 6" w:semiHidden="0" w:uiPriority="73" w:unhideWhenUsed="0"/>
-    <w:lsdException w:name="Subtle Emphasis" w:semiHidden="0" w:uiPriority="19" w:unhideWhenUsed="0" w:qFormat="1"/>
-    <w:lsdException w:name="Intense Emphasis" w:semiHidden="0" w:uiPriority="21" w:unhideWhenUsed="0" w:qFormat="1"/>
-    <w:lsdException w:name="Subtle Reference" w:semiHidden="0" w:uiPriority="31" w:unhideWhenUsed="0" w:qFormat="1"/>
-    <w:lsdException w:name="Intense Reference" w:semiHidden="0" w:uiPriority="32" w:unhideWhenUsed="0" w:qFormat="1"/>
-    <w:lsdException w:name="Book Title" w:semiHidden="0" w:uiPriority="33" w:unhideWhenUsed="0" w:qFormat="1"/>
-    <w:lsdException w:name="Bibliography" w:uiPriority="37"/>
-    <w:lsdException w:name="TOC Heading" w:uiPriority="39" w:qFormat="1"/>
+  <w:latentStyles w:defLockedState="0" w:defUIPriority="99" w:defSemiHidden="0" w:defUnhideWhenUsed="0" w:defQFormat="0" w:count="376">
+    <w:lsdException w:name="Normal" w:uiPriority="0" w:qFormat="1"/>
+    <w:lsdException w:name="heading 1" w:uiPriority="9" w:qFormat="1"/>
+    <w:lsdException w:name="heading 2" w:semiHidden="1" w:uiPriority="9" w:unhideWhenUsed="1" w:qFormat="1"/>
+    <w:lsdException w:name="heading 3" w:semiHidden="1" w:uiPriority="9" w:unhideWhenUsed="1" w:qFormat="1"/>
+    <w:lsdException w:name="heading 4" w:semiHidden="1" w:uiPriority="9" w:unhideWhenUsed="1" w:qFormat="1"/>
+    <w:lsdException w:name="heading 5" w:semiHidden="1" w:uiPriority="9" w:unhideWhenUsed="1" w:qFormat="1"/>
+    <w:lsdException w:name="heading 6" w:semiHidden="1" w:uiPriority="9" w:unhideWhenUsed="1" w:qFormat="1"/>
+    <w:lsdException w:name="heading 7" w:semiHidden="1" w:uiPriority="9" w:unhideWhenUsed="1" w:qFormat="1"/>
+    <w:lsdException w:name="heading 8" w:semiHidden="1" w:uiPriority="9" w:unhideWhenUsed="1" w:qFormat="1"/>
+    <w:lsdException w:name="heading 9" w:semiHidden="1" w:uiPriority="9" w:unhideWhenUsed="1" w:qFormat="1"/>
+    <w:lsdException w:name="index 1" w:semiHidden="1" w:unhideWhenUsed="1"/>
+    <w:lsdException w:name="index 2" w:semiHidden="1" w:unhideWhenUsed="1"/>
+    <w:lsdException w:name="index 3" w:semiHidden="1" w:unhideWhenUsed="1"/>
+    <w:lsdException w:name="index 4" w:semiHidden="1" w:unhideWhenUsed="1"/>
+    <w:lsdException w:name="index 5" w:semiHidden="1" w:unhideWhenUsed="1"/>
+    <w:lsdException w:name="index 6" w:semiHidden="1" w:unhideWhenUsed="1"/>
+    <w:lsdException w:name="index 7" w:semiHidden="1" w:unhideWhenUsed="1"/>
+    <w:lsdException w:name="index 8" w:semiHidden="1" w:unhideWhenUsed="1"/>
+    <w:lsdException w:name="index 9" w:semiHidden="1" w:unhideWhenUsed="1"/>
+    <w:lsdException w:name="toc 1" w:semiHidden="1" w:uiPriority="39" w:unhideWhenUsed="1"/>
+    <w:lsdException w:name="toc 2" w:semiHidden="1" w:uiPriority="39" w:unhideWhenUsed="1"/>
+    <w:lsdException w:name="toc 3" w:semiHidden="1" w:uiPriority="39" w:unhideWhenUsed="1"/>
+    <w:lsdException w:name="toc 4" w:semiHidden="1" w:uiPriority="39" w:unhideWhenUsed="1"/>
+    <w:lsdException w:name="toc 5" w:semiHidden="1" w:uiPriority="39" w:unhideWhenUsed="1"/>
+    <w:lsdException w:name="toc 6" w:semiHidden="1" w:uiPriority="39" w:unhideWhenUsed="1"/>
+    <w:lsdException w:name="toc 7" w:semiHidden="1" w:uiPriority="39" w:unhideWhenUsed="1"/>
+    <w:lsdException w:name="toc 8" w:semiHidden="1" w:uiPriority="39" w:unhideWhenUsed="1"/>
+    <w:lsdException w:name="toc 9" w:semiHidden="1" w:uiPriority="39" w:unhideWhenUsed="1"/>
+    <w:lsdException w:name="Normal Indent" w:semiHidden="1" w:unhideWhenUsed="1"/>
+    <w:lsdException w:name="footnote text" w:semiHidden="1" w:unhideWhenUsed="1"/>
+    <w:lsdException w:name="annotation text" w:semiHidden="1" w:unhideWhenUsed="1"/>
+    <w:lsdException w:name="header" w:semiHidden="1" w:unhideWhenUsed="1"/>
+    <w:lsdException w:name="footer" w:semiHidden="1" w:unhideWhenUsed="1"/>
+    <w:lsdException w:name="index heading" w:semiHidden="1" w:unhideWhenUsed="1"/>
+    <w:lsdException w:name="caption" w:semiHidden="1" w:uiPriority="35" w:unhideWhenUsed="1" w:qFormat="1"/>
+    <w:lsdException w:name="table of figures" w:semiHidden="1" w:unhideWhenUsed="1"/>
+    <w:lsdException w:name="envelope address" w:semiHidden="1" w:unhideWhenUsed="1"/>
+    <w:lsdException w:name="envelope return" w:semiHidden="1" w:unhideWhenUsed="1"/>
+    <w:lsdException w:name="footnote reference" w:semiHidden="1" w:unhideWhenUsed="1"/>
+    <w:lsdException w:name="annotation reference" w:semiHidden="1" w:unhideWhenUsed="1"/>
+    <w:lsdException w:name="line number" w:semiHidden="1" w:unhideWhenUsed="1"/>
+    <w:lsdException w:name="page number" w:semiHidden="1" w:unhideWhenUsed="1"/>
+    <w:lsdException w:name="endnote reference" w:semiHidden="1" w:unhideWhenUsed="1"/>
+    <w:lsdException w:name="endnote text" w:semiHidden="1" w:unhideWhenUsed="1"/>
+    <w:lsdException w:name="table of authorities" w:semiHidden="1" w:unhideWhenUsed="1"/>
+    <w:lsdException w:name="macro" w:semiHidden="1" w:unhideWhenUsed="1"/>
+    <w:lsdException w:name="toa heading" w:semiHidden="1" w:unhideWhenUsed="1"/>
+    <w:lsdException w:name="List" w:semiHidden="1" w:unhideWhenUsed="1"/>
+    <w:lsdException w:name="List Bullet" w:semiHidden="1" w:unhideWhenUsed="1"/>
+    <w:lsdException w:name="List Number" w:semiHidden="1" w:unhideWhenUsed="1"/>
+    <w:lsdException w:name="List 2" w:semiHidden="1" w:unhideWhenUsed="1"/>
+    <w:lsdException w:name="List 3" w:semiHidden="1" w:unhideWhenUsed="1"/>
+    <w:lsdException w:name="List 4" w:semiHidden="1" w:unhideWhenUsed="1"/>
+    <w:lsdException w:name="List 5" w:semiHidden="1" w:unhideWhenUsed="1"/>
+    <w:lsdException w:name="List Bullet 2" w:semiHidden="1" w:unhideWhenUsed="1"/>
+    <w:lsdException w:name="List Bullet 3" w:semiHidden="1" w:unhideWhenUsed="1"/>
+    <w:lsdException w:name="List Bullet 4" w:semiHidden="1" w:unhideWhenUsed="1"/>
+    <w:lsdException w:name="List Bullet 5" w:semiHidden="1" w:unhideWhenUsed="1"/>
+    <w:lsdException w:name="List Number 2" w:semiHidden="1" w:unhideWhenUsed="1"/>
+    <w:lsdException w:name="List Number 3" w:semiHidden="1" w:unhideWhenUsed="1"/>
+    <w:lsdException w:name="List Number 4" w:semiHidden="1" w:unhideWhenUsed="1"/>
+    <w:lsdException w:name="List Number 5" w:semiHidden="1" w:unhideWhenUsed="1"/>
+    <w:lsdException w:name="Title" w:uiPriority="10" w:qFormat="1"/>
+    <w:lsdException w:name="Closing" w:semiHidden="1" w:unhideWhenUsed="1"/>
+    <w:lsdException w:name="Signature" w:semiHidden="1" w:unhideWhenUsed="1"/>
+    <w:lsdException w:name="Default Paragraph Font" w:semiHidden="1" w:uiPriority="1" w:unhideWhenUsed="1"/>
+    <w:lsdException w:name="Body Text" w:semiHidden="1" w:unhideWhenUsed="1"/>
+    <w:lsdException w:name="Body Text Indent" w:semiHidden="1" w:unhideWhenUsed="1"/>
+    <w:lsdException w:name="List Continue" w:semiHidden="1" w:unhideWhenUsed="1"/>
+    <w:lsdException w:name="List Continue 2" w:semiHidden="1" w:unhideWhenUsed="1"/>
+    <w:lsdException w:name="List Continue 3" w:semiHidden="1" w:unhideWhenUsed="1"/>
+    <w:lsdException w:name="List Continue 4" w:semiHidden="1" w:unhideWhenUsed="1"/>
+    <w:lsdException w:name="List Continue 5" w:semiHidden="1" w:unhideWhenUsed="1"/>
+    <w:lsdException w:name="Message Header" w:semiHidden="1" w:unhideWhenUsed="1"/>
+    <w:lsdException w:name="Subtitle" w:uiPriority="11" w:qFormat="1"/>
+    <w:lsdException w:name="Salutation" w:semiHidden="1" w:unhideWhenUsed="1"/>
+    <w:lsdException w:name="Date" w:semiHidden="1" w:unhideWhenUsed="1"/>
+    <w:lsdException w:name="Body Text First Indent" w:semiHidden="1" w:unhideWhenUsed="1"/>
+    <w:lsdException w:name="Body Text First Indent 2" w:semiHidden="1" w:unhideWhenUsed="1"/>
+    <w:lsdException w:name="Note Heading" w:semiHidden="1" w:unhideWhenUsed="1"/>
+    <w:lsdException w:name="Body Text 2" w:semiHidden="1" w:unhideWhenUsed="1"/>
+    <w:lsdException w:name="Body Text 3" w:semiHidden="1" w:unhideWhenUsed="1"/>
+    <w:lsdException w:name="Body Text Indent 2" w:semiHidden="1" w:unhideWhenUsed="1"/>
+    <w:lsdException w:name="Body Text Indent 3" w:semiHidden="1" w:unhideWhenUsed="1"/>
+    <w:lsdException w:name="Block Text" w:semiHidden="1" w:unhideWhenUsed="1"/>
+    <w:lsdException w:name="Hyperlink" w:semiHidden="1" w:unhideWhenUsed="1"/>
+    <w:lsdException w:name="FollowedHyperlink" w:semiHidden="1" w:unhideWhenUsed="1"/>
+    <w:lsdException w:name="Strong" w:uiPriority="22" w:qFormat="1"/>
+    <w:lsdException w:name="Emphasis" w:uiPriority="20" w:qFormat="1"/>
+    <w:lsdException w:name="Document Map" w:semiHidden="1" w:unhideWhenUsed="1"/>
+    <w:lsdException w:name="Plain Text" w:semiHidden="1" w:unhideWhenUsed="1"/>
+    <w:lsdException w:name="E-mail Signature" w:semiHidden="1" w:unhideWhenUsed="1"/>
+    <w:lsdException w:name="HTML Top of Form" w:semiHidden="1" w:unhideWhenUsed="1"/>
+    <w:lsdException w:name="HTML Bottom of Form" w:semiHidden="1" w:unhideWhenUsed="1"/>
+    <w:lsdException w:name="Normal (Web)" w:semiHidden="1" w:unhideWhenUsed="1"/>
+    <w:lsdException w:name="HTML Acronym" w:semiHidden="1" w:unhideWhenUsed="1"/>
+    <w:lsdException w:name="HTML Address" w:semiHidden="1" w:unhideWhenUsed="1"/>
+    <w:lsdException w:name="HTML Cite" w:semiHidden="1" w:unhideWhenUsed="1"/>
+    <w:lsdException w:name="HTML Code" w:semiHidden="1" w:unhideWhenUsed="1"/>
+    <w:lsdException w:name="HTML Definition" w:semiHidden="1" w:unhideWhenUsed="1"/>
+    <w:lsdException w:name="HTML Keyboard" w:semiHidden="1" w:unhideWhenUsed="1"/>
+    <w:lsdException w:name="HTML Preformatted" w:semiHidden="1" w:unhideWhenUsed="1"/>
+    <w:lsdException w:name="HTML Sample" w:semiHidden="1" w:unhideWhenUsed="1"/>
+    <w:lsdException w:name="HTML Typewriter" w:semiHidden="1" w:unhideWhenUsed="1"/>
+    <w:lsdException w:name="HTML Variable" w:semiHidden="1" w:unhideWhenUsed="1"/>
+    <w:lsdException w:name="Normal Table" w:semiHidden="1" w:unhideWhenUsed="1"/>
+    <w:lsdException w:name="annotation subject" w:semiHidden="1" w:unhideWhenUsed="1"/>
+    <w:lsdException w:name="No List" w:semiHidden="1" w:unhideWhenUsed="1"/>
+    <w:lsdException w:name="Outline List 1" w:semiHidden="1" w:unhideWhenUsed="1"/>
+    <w:lsdException w:name="Outline List 2" w:semiHidden="1" w:unhideWhenUsed="1"/>
+    <w:lsdException w:name="Outline List 3" w:semiHidden="1" w:unhideWhenUsed="1"/>
+    <w:lsdException w:name="Table Simple 1" w:semiHidden="1" w:unhideWhenUsed="1"/>
+    <w:lsdException w:name="Table Simple 2" w:semiHidden="1" w:unhideWhenUsed="1"/>
+    <w:lsdException w:name="Table Simple 3" w:semiHidden="1" w:unhideWhenUsed="1"/>
+    <w:lsdException w:name="Table Classic 1" w:semiHidden="1" w:unhideWhenUsed="1"/>
+    <w:lsdException w:name="Table Classic 2" w:semiHidden="1" w:unhideWhenUsed="1"/>
+    <w:lsdException w:name="Table Classic 3" w:semiHidden="1" w:unhideWhenUsed="1"/>
+    <w:lsdException w:name="Table Classic 4" w:semiHidden="1" w:unhideWhenUsed="1"/>
+    <w:lsdException w:name="Table Colorful 1" w:semiHidden="1" w:unhideWhenUsed="1"/>
+    <w:lsdException w:name="Table Colorful 2" w:semiHidden="1" w:unhideWhenUsed="1"/>
+    <w:lsdException w:name="Table Colorful 3" w:semiHidden="1" w:unhideWhenUsed="1"/>
+    <w:lsdException w:name="Table Columns 1" w:semiHidden="1" w:unhideWhenUsed="1"/>
+    <w:lsdException w:name="Table Columns 2" w:semiHidden="1" w:unhideWhenUsed="1"/>
+    <w:lsdException w:name="Table Columns 3" w:semiHidden="1" w:unhideWhenUsed="1"/>
+    <w:lsdException w:name="Table Columns 4" w:semiHidden="1" w:unhideWhenUsed="1"/>
+    <w:lsdException w:name="Table Columns 5" w:semiHidden="1" w:unhideWhenUsed="1"/>
+    <w:lsdException w:name="Table Grid 1" w:semiHidden="1" w:unhideWhenUsed="1"/>
+    <w:lsdException w:name="Table Grid 2" w:semiHidden="1" w:unhideWhenUsed="1"/>
+    <w:lsdException w:name="Table Grid 3" w:semiHidden="1" w:unhideWhenUsed="1"/>
+    <w:lsdException w:name="Table Grid 4" w:semiHidden="1" w:unhideWhenUsed="1"/>
+    <w:lsdException w:name="Table Grid 5" w:semiHidden="1" w:unhideWhenUsed="1"/>
+    <w:lsdException w:name="Table Grid 6" w:semiHidden="1" w:unhideWhenUsed="1"/>
+    <w:lsdException w:name="Table Grid 7" w:semiHidden="1" w:unhideWhenUsed="1"/>
+    <w:lsdException w:name="Table Grid 8" w:semiHidden="1" w:unhideWhenUsed="1"/>
+    <w:lsdException w:name="Table List 1" w:semiHidden="1" w:unhideWhenUsed="1"/>
+    <w:lsdException w:name="Table List 2" w:semiHidden="1" w:unhideWhenUsed="1"/>
+    <w:lsdException w:name="Table List 3" w:semiHidden="1" w:unhideWhenUsed="1"/>
+    <w:lsdException w:name="Table List 4" w:semiHidden="1" w:unhideWhenUsed="1"/>
+    <w:lsdException w:name="Table List 5" w:semiHidden="1" w:unhideWhenUsed="1"/>
+    <w:lsdException w:name="Table List 6" w:semiHidden="1" w:unhideWhenUsed="1"/>
+    <w:lsdException w:name="Table List 7" w:semiHidden="1" w:unhideWhenUsed="1"/>
+    <w:lsdException w:name="Table List 8" w:semiHidden="1" w:unhideWhenUsed="1"/>
+    <w:lsdException w:name="Table 3D effects 1" w:semiHidden="1" w:unhideWhenUsed="1"/>
+    <w:lsdException w:name="Table 3D effects 2" w:semiHidden="1" w:unhideWhenUsed="1"/>
+    <w:lsdException w:name="Table 3D effects 3" w:semiHidden="1" w:unhideWhenUsed="1"/>
+    <w:lsdException w:name="Table Contemporary" w:semiHidden="1" w:unhideWhenUsed="1"/>
+    <w:lsdException w:name="Table Elegant" w:semiHidden="1" w:unhideWhenUsed="1"/>
+    <w:lsdException w:name="Table Professional" w:semiHidden="1" w:unhideWhenUsed="1"/>
+    <w:lsdException w:name="Table Subtle 1" w:semiHidden="1" w:unhideWhenUsed="1"/>
+    <w:lsdException w:name="Table Subtle 2" w:semiHidden="1" w:unhideWhenUsed="1"/>
+    <w:lsdException w:name="Table Web 1" w:semiHidden="1" w:unhideWhenUsed="1"/>
+    <w:lsdException w:name="Table Web 2" w:semiHidden="1" w:unhideWhenUsed="1"/>
+    <w:lsdException w:name="Table Web 3" w:semiHidden="1" w:unhideWhenUsed="1"/>
+    <w:lsdException w:name="Balloon Text" w:semiHidden="1" w:unhideWhenUsed="1"/>
+    <w:lsdException w:name="Table Grid" w:uiPriority="59"/>
+    <w:lsdException w:name="Table Theme" w:semiHidden="1" w:unhideWhenUsed="1"/>
+    <w:lsdException w:name="Placeholder Text" w:semiHidden="1"/>
+    <w:lsdException w:name="No Spacing" w:uiPriority="1" w:qFormat="1"/>
+    <w:lsdException w:name="Light Shading" w:uiPriority="60"/>
+    <w:lsdException w:name="Light List" w:uiPriority="61"/>
+    <w:lsdException w:name="Light Grid" w:uiPriority="62"/>
+    <w:lsdException w:name="Medium Shading 1" w:uiPriority="63"/>
+    <w:lsdException w:name="Medium Shading 2" w:uiPriority="64"/>
+    <w:lsdException w:name="Medium List 1" w:uiPriority="65"/>
+    <w:lsdException w:name="Medium List 2" w:uiPriority="66"/>
+    <w:lsdException w:name="Medium Grid 1" w:uiPriority="67"/>
+    <w:lsdException w:name="Medium Grid 2" w:uiPriority="68"/>
+    <w:lsdException w:name="Medium Grid 3" w:uiPriority="69"/>
+    <w:lsdException w:name="Dark List" w:uiPriority="70"/>
+    <w:lsdException w:name="Colorful Shading" w:uiPriority="71"/>
+    <w:lsdException w:name="Colorful List" w:uiPriority="72"/>
+    <w:lsdException w:name="Colorful Grid" w:uiPriority="73"/>
+    <w:lsdException w:name="Light Shading Accent 1" w:uiPriority="60"/>
+    <w:lsdException w:name="Light List Accent 1" w:uiPriority="61"/>
+    <w:lsdException w:name="Light Grid Accent 1" w:uiPriority="62"/>
+    <w:lsdException w:name="Medium Shading 1 Accent 1" w:uiPriority="63"/>
+    <w:lsdException w:name="Medium Shading 2 Accent 1" w:uiPriority="64"/>
+    <w:lsdException w:name="Medium List 1 Accent 1" w:uiPriority="65"/>
+    <w:lsdException w:name="Revision" w:semiHidden="1"/>
+    <w:lsdException w:name="List Paragraph" w:uiPriority="34" w:qFormat="1"/>
+    <w:lsdException w:name="Quote" w:uiPriority="29" w:qFormat="1"/>
+    <w:lsdException w:name="Intense Quote" w:uiPriority="30" w:qFormat="1"/>
+    <w:lsdException w:name="Medium List 2 Accent 1" w:uiPriority="66"/>
+    <w:lsdException w:name="Medium Grid 1 Accent 1" w:uiPriority="67"/>
+    <w:lsdException w:name="Medium Grid 2 Accent 1" w:uiPriority="68"/>
+    <w:lsdException w:name="Medium Grid 3 Accent 1" w:uiPriority="69"/>
+    <w:lsdException w:name="Dark List Accent 1" w:uiPriority="70"/>
+    <w:lsdException w:name="Colorful Shading Accent 1" w:uiPriority="71"/>
+    <w:lsdException w:name="Colorful List Accent 1" w:uiPriority="72"/>
+    <w:lsdException w:name="Colorful Grid Accent 1" w:uiPriority="73"/>
+    <w:lsdException w:name="Light Shading Accent 2" w:uiPriority="60"/>
+    <w:lsdException w:name="Light List Accent 2" w:uiPriority="61"/>
+    <w:lsdException w:name="Light Grid Accent 2" w:uiPriority="62"/>
+    <w:lsdException w:name="Medium Shading 1 Accent 2" w:uiPriority="63"/>
+    <w:lsdException w:name="Medium Shading 2 Accent 2" w:uiPriority="64"/>
+    <w:lsdException w:name="Medium List 1 Accent 2" w:uiPriority="65"/>
+    <w:lsdException w:name="Medium List 2 Accent 2" w:uiPriority="66"/>
+    <w:lsdException w:name="Medium Grid 1 Accent 2" w:uiPriority="67"/>
+    <w:lsdException w:name="Medium Grid 2 Accent 2" w:uiPriority="68"/>
+    <w:lsdException w:name="Medium Grid 3 Accent 2" w:uiPriority="69"/>
+    <w:lsdException w:name="Dark List Accent 2" w:uiPriority="70"/>
+    <w:lsdException w:name="Colorful Shading Accent 2" w:uiPriority="71"/>
+    <w:lsdException w:name="Colorful List Accent 2" w:uiPriority="72"/>
+    <w:lsdException w:name="Colorful Grid Accent 2" w:uiPriority="73"/>
+    <w:lsdException w:name="Light Shading Accent 3" w:uiPriority="60"/>
+    <w:lsdException w:name="Light List Accent 3" w:uiPriority="61"/>
+    <w:lsdException w:name="Light Grid Accent 3" w:uiPriority="62"/>
+    <w:lsdException w:name="Medium Shading 1 Accent 3" w:uiPriority="63"/>
+    <w:lsdException w:name="Medium Shading 2 Accent 3" w:uiPriority="64"/>
+    <w:lsdException w:name="Medium List 1 Accent 3" w:uiPriority="65"/>
+    <w:lsdException w:name="Medium List 2 Accent 3" w:uiPriority="66"/>
+    <w:lsdException w:name="Medium Grid 1 Accent 3" w:uiPriority="67"/>
+    <w:lsdException w:name="Medium Grid 2 Accent 3" w:uiPriority="68"/>
+    <w:lsdException w:name="Medium Grid 3 Accent 3" w:uiPriority="69"/>
+    <w:lsdException w:name="Dark List Accent 3" w:uiPriority="70"/>
+    <w:lsdException w:name="Colorful Shading Accent 3" w:uiPriority="71"/>
+    <w:lsdException w:name="Colorful List Accent 3" w:uiPriority="72"/>
+    <w:lsdException w:name="Colorful Grid Accent 3" w:uiPriority="73"/>
+    <w:lsdException w:name="Light Shading Accent 4" w:uiPriority="60"/>
+    <w:lsdException w:name="Light List Accent 4" w:uiPriority="61"/>
+    <w:lsdException w:name="Light Grid Accent 4" w:uiPriority="62"/>
+    <w:lsdException w:name="Medium Shading 1 Accent 4" w:uiPriority="63"/>
+    <w:lsdException w:name="Medium Shading 2 Accent 4" w:uiPriority="64"/>
+    <w:lsdException w:name="Medium List 1 Accent 4" w:uiPriority="65"/>
+    <w:lsdException w:name="Medium List 2 Accent 4" w:uiPriority="66"/>
+    <w:lsdException w:name="Medium Grid 1 Accent 4" w:uiPriority="67"/>
+    <w:lsdException w:name="Medium Grid 2 Accent 4" w:uiPriority="68"/>
+    <w:lsdException w:name="Medium Grid 3 Accent 4" w:uiPriority="69"/>
+    <w:lsdException w:name="Dark List Accent 4" w:uiPriority="70"/>
+    <w:lsdException w:name="Colorful Shading Accent 4" w:uiPriority="71"/>
+    <w:lsdException w:name="Colorful List Accent 4" w:uiPriority="72"/>
+    <w:lsdException w:name="Colorful Grid Accent 4" w:uiPriority="73"/>
+    <w:lsdException w:name="Light Shading Accent 5" w:uiPriority="60"/>
+    <w:lsdException w:name="Light List Accent 5" w:uiPriority="61"/>
+    <w:lsdException w:name="Light Grid Accent 5" w:uiPriority="62"/>
+    <w:lsdException w:name="Medium Shading 1 Accent 5" w:uiPriority="63"/>
+    <w:lsdException w:name="Medium Shading 2 Accent 5" w:uiPriority="64"/>
+    <w:lsdException w:name="Medium List 1 Accent 5" w:uiPriority="65"/>
+    <w:lsdException w:name="Medium List 2 Accent 5" w:uiPriority="66"/>
+    <w:lsdException w:name="Medium Grid 1 Accent 5" w:uiPriority="67"/>
+    <w:lsdException w:name="Medium Grid 2 Accent 5" w:uiPriority="68"/>
+    <w:lsdException w:name="Medium Grid 3 Accent 5" w:uiPriority="69"/>
+    <w:lsdException w:name="Dark List Accent 5" w:uiPriority="70"/>
+    <w:lsdException w:name="Colorful Shading Accent 5" w:uiPriority="71"/>
+    <w:lsdException w:name="Colorful List Accent 5" w:uiPriority="72"/>
+    <w:lsdException w:name="Colorful Grid Accent 5" w:uiPriority="73"/>
+    <w:lsdException w:name="Light Shading Accent 6" w:uiPriority="60"/>
+    <w:lsdException w:name="Light List Accent 6" w:uiPriority="61"/>
+    <w:lsdException w:name="Light Grid Accent 6" w:uiPriority="62"/>
+    <w:lsdException w:name="Medium Shading 1 Accent 6" w:uiPriority="63"/>
+    <w:lsdException w:name="Medium Shading 2 Accent 6" w:uiPriority="64"/>
+    <w:lsdException w:name="Medium List 1 Accent 6" w:uiPriority="65"/>
+    <w:lsdException w:name="Medium List 2 Accent 6" w:uiPriority="66"/>
+    <w:lsdException w:name="Medium Grid 1 Accent 6" w:uiPriority="67"/>
+    <w:lsdException w:name="Medium Grid 2 Accent 6" w:uiPriority="68"/>
+    <w:lsdException w:name="Medium Grid 3 Accent 6" w:uiPriority="69"/>
+    <w:lsdException w:name="Dark List Accent 6" w:uiPriority="70"/>
+    <w:lsdException w:name="Colorful Shading Accent 6" w:uiPriority="71"/>
+    <w:lsdException w:name="Colorful List Accent 6" w:uiPriority="72"/>
+    <w:lsdException w:name="Colorful Grid Accent 6" w:uiPriority="73"/>
+    <w:lsdException w:name="Subtle Emphasis" w:uiPriority="19" w:qFormat="1"/>
+    <w:lsdException w:name="Intense Emphasis" w:uiPriority="21" w:qFormat="1"/>
+    <w:lsdException w:name="Subtle Reference" w:uiPriority="31" w:qFormat="1"/>
+    <w:lsdException w:name="Intense Reference" w:uiPriority="32" w:qFormat="1"/>
+    <w:lsdException w:name="Book Title" w:uiPriority="33" w:qFormat="1"/>
+    <w:lsdException w:name="Bibliography" w:semiHidden="1" w:uiPriority="37" w:unhideWhenUsed="1"/>
+    <w:lsdException w:name="TOC Heading" w:semiHidden="1" w:uiPriority="39" w:unhideWhenUsed="1" w:qFormat="1"/>
+    <w:lsdException w:name="Plain Table 1" w:uiPriority="41"/>
+    <w:lsdException w:name="Plain Table 2" w:uiPriority="42"/>
+    <w:lsdException w:name="Plain Table 3" w:uiPriority="43"/>
+    <w:lsdException w:name="Plain Table 4" w:uiPriority="44"/>
+    <w:lsdException w:name="Plain Table 5" w:uiPriority="45"/>
+    <w:lsdException w:name="Grid Table Light" w:uiPriority="40"/>
+    <w:lsdException w:name="Grid Table 1 Light" w:uiPriority="46"/>
+    <w:lsdException w:name="Grid Table 2" w:uiPriority="47"/>
+    <w:lsdException w:name="Grid Table 3" w:uiPriority="48"/>
+    <w:lsdException w:name="Grid Table 4" w:uiPriority="49"/>
+    <w:lsdException w:name="Grid Table 5 Dark" w:uiPriority="50"/>
+    <w:lsdException w:name="Grid Table 6 Colorful" w:uiPriority="51"/>
+    <w:lsdException w:name="Grid Table 7 Colorful" w:uiPriority="52"/>
+    <w:lsdException w:name="Grid Table 1 Light Accent 1" w:uiPriority="46"/>
+    <w:lsdException w:name="Grid Table 2 Accent 1" w:uiPriority="47"/>
+    <w:lsdException w:name="Grid Table 3 Accent 1" w:uiPriority="48"/>
+    <w:lsdException w:name="Grid Table 4 Accent 1" w:uiPriority="49"/>
+    <w:lsdException w:name="Grid Table 5 Dark Accent 1" w:uiPriority="50"/>
+    <w:lsdException w:name="Grid Table 6 Colorful Accent 1" w:uiPriority="51"/>
+    <w:lsdException w:name="Grid Table 7 Colorful Accent 1" w:uiPriority="52"/>
+    <w:lsdException w:name="Grid Table 1 Light Accent 2" w:uiPriority="46"/>
+    <w:lsdException w:name="Grid Table 2 Accent 2" w:uiPriority="47"/>
+    <w:lsdException w:name="Grid Table 3 Accent 2" w:uiPriority="48"/>
+    <w:lsdException w:name="Grid Table 4 Accent 2" w:uiPriority="49"/>
+    <w:lsdException w:name="Grid Table 5 Dark Accent 2" w:uiPriority="50"/>
+    <w:lsdException w:name="Grid Table 6 Colorful Accent 2" w:uiPriority="51"/>
+    <w:lsdException w:name="Grid Table 7 Colorful Accent 2" w:uiPriority="52"/>
+    <w:lsdException w:name="Grid Table 1 Light Accent 3" w:uiPriority="46"/>
+    <w:lsdException w:name="Grid Table 2 Accent 3" w:uiPriority="47"/>
+    <w:lsdException w:name="Grid Table 3 Accent 3" w:uiPriority="48"/>
+    <w:lsdException w:name="Grid Table 4 Accent 3" w:uiPriority="49"/>
+    <w:lsdException w:name="Grid Table 5 Dark Accent 3" w:uiPriority="50"/>
+    <w:lsdException w:name="Grid Table 6 Colorful Accent 3" w:uiPriority="51"/>
+    <w:lsdException w:name="Grid Table 7 Colorful Accent 3" w:uiPriority="52"/>
+    <w:lsdException w:name="Grid Table 1 Light Accent 4" w:uiPriority="46"/>
+    <w:lsdException w:name="Grid Table 2 Accent 4" w:uiPriority="47"/>
+    <w:lsdException w:name="Grid Table 3 Accent 4" w:uiPriority="48"/>
+    <w:lsdException w:name="Grid Table 4 Accent 4" w:uiPriority="49"/>
+    <w:lsdException w:name="Grid Table 5 Dark Accent 4" w:uiPriority="50"/>
+    <w:lsdException w:name="Grid Table 6 Colorful Accent 4" w:uiPriority="51"/>
+    <w:lsdException w:name="Grid Table 7 Colorful Accent 4" w:uiPriority="52"/>
+    <w:lsdException w:name="Grid Table 1 Light Accent 5" w:uiPriority="46"/>
+    <w:lsdException w:name="Grid Table 2 Accent 5" w:uiPriority="47"/>
+    <w:lsdException w:name="Grid Table 3 Accent 5" w:uiPriority="48"/>
+    <w:lsdException w:name="Grid Table 4 Accent 5" w:uiPriority="49"/>
+    <w:lsdException w:name="Grid Table 5 Dark Accent 5" w:uiPriority="50"/>
+    <w:lsdException w:name="Grid Table 6 Colorful Accent 5" w:uiPriority="51"/>
+    <w:lsdException w:name="Grid Table 7 Colorful Accent 5" w:uiPriority="52"/>
+    <w:lsdException w:name="Grid Table 1 Light Accent 6" w:uiPriority="46"/>
+    <w:lsdException w:name="Grid Table 2 Accent 6" w:uiPriority="47"/>
+    <w:lsdException w:name="Grid Table 3 Accent 6" w:uiPriority="48"/>
+    <w:lsdException w:name="Grid Table 4 Accent 6" w:uiPriority="49"/>
+    <w:lsdException w:name="Grid Table 5 Dark Accent 6" w:uiPriority="50"/>
+    <w:lsdException w:name="Grid Table 6 Colorful Accent 6" w:uiPriority="51"/>
+    <w:lsdException w:name="Grid Table 7 Colorful Accent 6" w:uiPriority="52"/>
+    <w:lsdException w:name="List Table 1 Light" w:uiPriority="46"/>
+    <w:lsdException w:name="List Table 2" w:uiPriority="47"/>
+    <w:lsdException w:name="List Table 3" w:uiPriority="48"/>
+    <w:lsdException w:name="List Table 4" w:uiPriority="49"/>
+    <w:lsdException w:name="List Table 5 Dark" w:uiPriority="50"/>
+    <w:lsdException w:name="List Table 6 Colorful" w:uiPriority="51"/>
+    <w:lsdException w:name="List Table 7 Colorful" w:uiPriority="52"/>
+    <w:lsdException w:name="List Table 1 Light Accent 1" w:uiPriority="46"/>
+    <w:lsdException w:name="List Table 2 Accent 1" w:uiPriority="47"/>
+    <w:lsdException w:name="List Table 3 Accent 1" w:uiPriority="48"/>
+    <w:lsdException w:name="List Table 4 Accent 1" w:uiPriority="49"/>
+    <w:lsdException w:name="List Table 5 Dark Accent 1" w:uiPriority="50"/>
+    <w:lsdException w:name="List Table 6 Colorful Accent 1" w:uiPriority="51"/>
+    <w:lsdException w:name="List Table 7 Colorful Accent 1" w:uiPriority="52"/>
+    <w:lsdException w:name="List Table 1 Light Accent 2" w:uiPriority="46"/>
+    <w:lsdException w:name="List Table 2 Accent 2" w:uiPriority="47"/>
+    <w:lsdException w:name="List Table 3 Accent 2" w:uiPriority="48"/>
+    <w:lsdException w:name="List Table 4 Accent 2" w:uiPriority="49"/>
+    <w:lsdException w:name="List Table 5 Dark Accent 2" w:uiPriority="50"/>
+    <w:lsdException w:name="List Table 6 Colorful Accent 2" w:uiPriority="51"/>
+    <w:lsdException w:name="List Table 7 Colorful Accent 2" w:uiPriority="52"/>
+    <w:lsdException w:name="List Table 1 Light Accent 3" w:uiPriority="46"/>
+    <w:lsdException w:name="List Table 2 Accent 3" w:uiPriority="47"/>
+    <w:lsdException w:name="List Table 3 Accent 3" w:uiPriority="48"/>
+    <w:lsdException w:name="List Table 4 Accent 3" w:uiPriority="49"/>
+    <w:lsdException w:name="List Table 5 Dark Accent 3" w:uiPriority="50"/>
+    <w:lsdException w:name="List Table 6 Colorful Accent 3" w:uiPriority="51"/>
+    <w:lsdException w:name="List Table 7 Colorful Accent 3" w:uiPriority="52"/>
+    <w:lsdException w:name="List Table 1 Light Accent 4" w:uiPriority="46"/>
+    <w:lsdException w:name="List Table 2 Accent 4" w:uiPriority="47"/>
+    <w:lsdException w:name="List Table 3 Accent 4" w:uiPriority="48"/>
+    <w:lsdException w:name="List Table 4 Accent 4" w:uiPriority="49"/>
+    <w:lsdException w:name="List Table 5 Dark Accent 4" w:uiPriority="50"/>
+    <w:lsdException w:name="List Table 6 Colorful Accent 4" w:uiPriority="51"/>
+    <w:lsdException w:name="List Table 7 Colorful Accent 4" w:uiPriority="52"/>
+    <w:lsdException w:name="List Table 1 Light Accent 5" w:uiPriority="46"/>
+    <w:lsdException w:name="List Table 2 Accent 5" w:uiPriority="47"/>
+    <w:lsdException w:name="List Table 3 Accent 5" w:uiPriority="48"/>
+    <w:lsdException w:name="List Table 4 Accent 5" w:uiPriority="49"/>
+    <w:lsdException w:name="List Table 5 Dark Accent 5" w:uiPriority="50"/>
+    <w:lsdException w:name="List Table 6 Colorful Accent 5" w:uiPriority="51"/>
+    <w:lsdException w:name="List Table 7 Colorful Accent 5" w:uiPriority="52"/>
+    <w:lsdException w:name="List Table 1 Light Accent 6" w:uiPriority="46"/>
+    <w:lsdException w:name="List Table 2 Accent 6" w:uiPriority="47"/>
+    <w:lsdException w:name="List Table 3 Accent 6" w:uiPriority="48"/>
+    <w:lsdException w:name="List Table 4 Accent 6" w:uiPriority="49"/>
+    <w:lsdException w:name="List Table 5 Dark Accent 6" w:uiPriority="50"/>
+    <w:lsdException w:name="List Table 6 Colorful Accent 6" w:uiPriority="51"/>
+    <w:lsdException w:name="List Table 7 Colorful Accent 6" w:uiPriority="52"/>
+    <w:lsdException w:name="Mention" w:semiHidden="1" w:unhideWhenUsed="1"/>
+    <w:lsdException w:name="Smart Hyperlink" w:semiHidden="1" w:unhideWhenUsed="1"/>
+    <w:lsdException w:name="Hashtag" w:semiHidden="1" w:unhideWhenUsed="1"/>
+    <w:lsdException w:name="Unresolved Mention" w:semiHidden="1" w:unhideWhenUsed="1"/>
+    <w:lsdException w:name="Smart Link" w:semiHidden="1" w:unhideWhenUsed="1"/>
   </w:latentStyles>
   <w:style w:type="paragraph" w:default="1" w:styleId="Normal">
     <w:name w:val="Normal"/>
@@ -12188,7 +12358,6 @@
     <w:uiPriority w:val="99"/>
     <w:semiHidden/>
     <w:unhideWhenUsed/>
-    <w:qFormat/>
     <w:tblPr>
       <w:tblInd w:w="0" w:type="dxa"/>
       <w:tblCellMar>
@@ -12913,7 +13082,6 @@
       <w:spacing w:after="0" w:line="240" w:lineRule="auto"/>
     </w:pPr>
     <w:tblPr>
-      <w:tblInd w:w="0" w:type="dxa"/>
       <w:tblBorders>
         <w:top w:val="single" w:sz="4" w:space="0" w:color="auto"/>
         <w:left w:val="single" w:sz="4" w:space="0" w:color="auto"/>
@@ -12922,12 +13090,6 @@
         <w:insideH w:val="single" w:sz="4" w:space="0" w:color="auto"/>
         <w:insideV w:val="single" w:sz="4" w:space="0" w:color="auto"/>
       </w:tblBorders>
-      <w:tblCellMar>
-        <w:top w:w="0" w:type="dxa"/>
-        <w:left w:w="108" w:type="dxa"/>
-        <w:bottom w:w="0" w:type="dxa"/>
-        <w:right w:w="108" w:type="dxa"/>
-      </w:tblCellMar>
     </w:tblPr>
   </w:style>
   <w:style w:type="table" w:styleId="SombreamentoClaro">
@@ -12944,17 +13106,10 @@
     <w:tblPr>
       <w:tblStyleRowBandSize w:val="1"/>
       <w:tblStyleColBandSize w:val="1"/>
-      <w:tblInd w:w="0" w:type="dxa"/>
       <w:tblBorders>
         <w:top w:val="single" w:sz="8" w:space="0" w:color="000000" w:themeColor="text1"/>
         <w:bottom w:val="single" w:sz="8" w:space="0" w:color="000000" w:themeColor="text1"/>
       </w:tblBorders>
-      <w:tblCellMar>
-        <w:top w:w="0" w:type="dxa"/>
-        <w:left w:w="108" w:type="dxa"/>
-        <w:bottom w:w="0" w:type="dxa"/>
-        <w:right w:w="108" w:type="dxa"/>
-      </w:tblCellMar>
     </w:tblPr>
     <w:tblStylePr w:type="firstRow">
       <w:pPr>
@@ -13047,17 +13202,10 @@
     <w:tblPr>
       <w:tblStyleRowBandSize w:val="1"/>
       <w:tblStyleColBandSize w:val="1"/>
-      <w:tblInd w:w="0" w:type="dxa"/>
       <w:tblBorders>
         <w:top w:val="single" w:sz="8" w:space="0" w:color="4F81BD" w:themeColor="accent1"/>
         <w:bottom w:val="single" w:sz="8" w:space="0" w:color="4F81BD" w:themeColor="accent1"/>
       </w:tblBorders>
-      <w:tblCellMar>
-        <w:top w:w="0" w:type="dxa"/>
-        <w:left w:w="108" w:type="dxa"/>
-        <w:bottom w:w="0" w:type="dxa"/>
-        <w:right w:w="108" w:type="dxa"/>
-      </w:tblCellMar>
     </w:tblPr>
     <w:tblStylePr w:type="firstRow">
       <w:pPr>
@@ -13150,17 +13298,10 @@
     <w:tblPr>
       <w:tblStyleRowBandSize w:val="1"/>
       <w:tblStyleColBandSize w:val="1"/>
-      <w:tblInd w:w="0" w:type="dxa"/>
       <w:tblBorders>
         <w:top w:val="single" w:sz="8" w:space="0" w:color="C0504D" w:themeColor="accent2"/>
         <w:bottom w:val="single" w:sz="8" w:space="0" w:color="C0504D" w:themeColor="accent2"/>
       </w:tblBorders>
-      <w:tblCellMar>
-        <w:top w:w="0" w:type="dxa"/>
-        <w:left w:w="108" w:type="dxa"/>
-        <w:bottom w:w="0" w:type="dxa"/>
-        <w:right w:w="108" w:type="dxa"/>
-      </w:tblCellMar>
     </w:tblPr>
     <w:tblStylePr w:type="firstRow">
       <w:pPr>
@@ -13253,17 +13394,10 @@
     <w:tblPr>
       <w:tblStyleRowBandSize w:val="1"/>
       <w:tblStyleColBandSize w:val="1"/>
-      <w:tblInd w:w="0" w:type="dxa"/>
       <w:tblBorders>
         <w:top w:val="single" w:sz="8" w:space="0" w:color="9BBB59" w:themeColor="accent3"/>
         <w:bottom w:val="single" w:sz="8" w:space="0" w:color="9BBB59" w:themeColor="accent3"/>
       </w:tblBorders>
-      <w:tblCellMar>
-        <w:top w:w="0" w:type="dxa"/>
-        <w:left w:w="108" w:type="dxa"/>
-        <w:bottom w:w="0" w:type="dxa"/>
-        <w:right w:w="108" w:type="dxa"/>
-      </w:tblCellMar>
     </w:tblPr>
     <w:tblStylePr w:type="firstRow">
       <w:pPr>
@@ -13356,17 +13490,10 @@
     <w:tblPr>
       <w:tblStyleRowBandSize w:val="1"/>
       <w:tblStyleColBandSize w:val="1"/>
-      <w:tblInd w:w="0" w:type="dxa"/>
       <w:tblBorders>
         <w:top w:val="single" w:sz="8" w:space="0" w:color="8064A2" w:themeColor="accent4"/>
         <w:bottom w:val="single" w:sz="8" w:space="0" w:color="8064A2" w:themeColor="accent4"/>
       </w:tblBorders>
-      <w:tblCellMar>
-        <w:top w:w="0" w:type="dxa"/>
-        <w:left w:w="108" w:type="dxa"/>
-        <w:bottom w:w="0" w:type="dxa"/>
-        <w:right w:w="108" w:type="dxa"/>
-      </w:tblCellMar>
     </w:tblPr>
     <w:tblStylePr w:type="firstRow">
       <w:pPr>
@@ -13459,17 +13586,10 @@
     <w:tblPr>
       <w:tblStyleRowBandSize w:val="1"/>
       <w:tblStyleColBandSize w:val="1"/>
-      <w:tblInd w:w="0" w:type="dxa"/>
       <w:tblBorders>
         <w:top w:val="single" w:sz="8" w:space="0" w:color="4BACC6" w:themeColor="accent5"/>
         <w:bottom w:val="single" w:sz="8" w:space="0" w:color="4BACC6" w:themeColor="accent5"/>
       </w:tblBorders>
-      <w:tblCellMar>
-        <w:top w:w="0" w:type="dxa"/>
-        <w:left w:w="108" w:type="dxa"/>
-        <w:bottom w:w="0" w:type="dxa"/>
-        <w:right w:w="108" w:type="dxa"/>
-      </w:tblCellMar>
     </w:tblPr>
     <w:tblStylePr w:type="firstRow">
       <w:pPr>
@@ -13562,17 +13682,10 @@
     <w:tblPr>
       <w:tblStyleRowBandSize w:val="1"/>
       <w:tblStyleColBandSize w:val="1"/>
-      <w:tblInd w:w="0" w:type="dxa"/>
       <w:tblBorders>
         <w:top w:val="single" w:sz="8" w:space="0" w:color="F79646" w:themeColor="accent6"/>
         <w:bottom w:val="single" w:sz="8" w:space="0" w:color="F79646" w:themeColor="accent6"/>
       </w:tblBorders>
-      <w:tblCellMar>
-        <w:top w:w="0" w:type="dxa"/>
-        <w:left w:w="108" w:type="dxa"/>
-        <w:bottom w:w="0" w:type="dxa"/>
-        <w:right w:w="108" w:type="dxa"/>
-      </w:tblCellMar>
     </w:tblPr>
     <w:tblStylePr w:type="firstRow">
       <w:pPr>
@@ -13662,19 +13775,12 @@
     <w:tblPr>
       <w:tblStyleRowBandSize w:val="1"/>
       <w:tblStyleColBandSize w:val="1"/>
-      <w:tblInd w:w="0" w:type="dxa"/>
       <w:tblBorders>
         <w:top w:val="single" w:sz="8" w:space="0" w:color="000000" w:themeColor="text1"/>
         <w:left w:val="single" w:sz="8" w:space="0" w:color="000000" w:themeColor="text1"/>
         <w:bottom w:val="single" w:sz="8" w:space="0" w:color="000000" w:themeColor="text1"/>
         <w:right w:val="single" w:sz="8" w:space="0" w:color="000000" w:themeColor="text1"/>
       </w:tblBorders>
-      <w:tblCellMar>
-        <w:top w:w="0" w:type="dxa"/>
-        <w:left w:w="108" w:type="dxa"/>
-        <w:bottom w:w="0" w:type="dxa"/>
-        <w:right w:w="108" w:type="dxa"/>
-      </w:tblCellMar>
     </w:tblPr>
     <w:tblStylePr w:type="firstRow">
       <w:pPr>
@@ -13754,19 +13860,12 @@
     <w:tblPr>
       <w:tblStyleRowBandSize w:val="1"/>
       <w:tblStyleColBandSize w:val="1"/>
-      <w:tblInd w:w="0" w:type="dxa"/>
       <w:tblBorders>
         <w:top w:val="single" w:sz="8" w:space="0" w:color="4F81BD" w:themeColor="accent1"/>
         <w:left w:val="single" w:sz="8" w:space="0" w:color="4F81BD" w:themeColor="accent1"/>
         <w:bottom w:val="single" w:sz="8" w:space="0" w:color="4F81BD" w:themeColor="accent1"/>
         <w:right w:val="single" w:sz="8" w:space="0" w:color="4F81BD" w:themeColor="accent1"/>
       </w:tblBorders>
-      <w:tblCellMar>
-        <w:top w:w="0" w:type="dxa"/>
-        <w:left w:w="108" w:type="dxa"/>
-        <w:bottom w:w="0" w:type="dxa"/>
-        <w:right w:w="108" w:type="dxa"/>
-      </w:tblCellMar>
     </w:tblPr>
     <w:tblStylePr w:type="firstRow">
       <w:pPr>
@@ -13846,19 +13945,12 @@
     <w:tblPr>
       <w:tblStyleRowBandSize w:val="1"/>
       <w:tblStyleColBandSize w:val="1"/>
-      <w:tblInd w:w="0" w:type="dxa"/>
       <w:tblBorders>
         <w:top w:val="single" w:sz="8" w:space="0" w:color="C0504D" w:themeColor="accent2"/>
         <w:left w:val="single" w:sz="8" w:space="0" w:color="C0504D" w:themeColor="accent2"/>
         <w:bottom w:val="single" w:sz="8" w:space="0" w:color="C0504D" w:themeColor="accent2"/>
         <w:right w:val="single" w:sz="8" w:space="0" w:color="C0504D" w:themeColor="accent2"/>
       </w:tblBorders>
-      <w:tblCellMar>
-        <w:top w:w="0" w:type="dxa"/>
-        <w:left w:w="108" w:type="dxa"/>
-        <w:bottom w:w="0" w:type="dxa"/>
-        <w:right w:w="108" w:type="dxa"/>
-      </w:tblCellMar>
     </w:tblPr>
     <w:tblStylePr w:type="firstRow">
       <w:pPr>
@@ -13938,19 +14030,12 @@
     <w:tblPr>
       <w:tblStyleRowBandSize w:val="1"/>
       <w:tblStyleColBandSize w:val="1"/>
-      <w:tblInd w:w="0" w:type="dxa"/>
       <w:tblBorders>
         <w:top w:val="single" w:sz="8" w:space="0" w:color="9BBB59" w:themeColor="accent3"/>
         <w:left w:val="single" w:sz="8" w:space="0" w:color="9BBB59" w:themeColor="accent3"/>
         <w:bottom w:val="single" w:sz="8" w:space="0" w:color="9BBB59" w:themeColor="accent3"/>
         <w:right w:val="single" w:sz="8" w:space="0" w:color="9BBB59" w:themeColor="accent3"/>
       </w:tblBorders>
-      <w:tblCellMar>
-        <w:top w:w="0" w:type="dxa"/>
-        <w:left w:w="108" w:type="dxa"/>
-        <w:bottom w:w="0" w:type="dxa"/>
-        <w:right w:w="108" w:type="dxa"/>
-      </w:tblCellMar>
     </w:tblPr>
     <w:tblStylePr w:type="firstRow">
       <w:pPr>
@@ -14030,19 +14115,12 @@
     <w:tblPr>
       <w:tblStyleRowBandSize w:val="1"/>
       <w:tblStyleColBandSize w:val="1"/>
-      <w:tblInd w:w="0" w:type="dxa"/>
       <w:tblBorders>
         <w:top w:val="single" w:sz="8" w:space="0" w:color="8064A2" w:themeColor="accent4"/>
         <w:left w:val="single" w:sz="8" w:space="0" w:color="8064A2" w:themeColor="accent4"/>
         <w:bottom w:val="single" w:sz="8" w:space="0" w:color="8064A2" w:themeColor="accent4"/>
         <w:right w:val="single" w:sz="8" w:space="0" w:color="8064A2" w:themeColor="accent4"/>
       </w:tblBorders>
-      <w:tblCellMar>
-        <w:top w:w="0" w:type="dxa"/>
-        <w:left w:w="108" w:type="dxa"/>
-        <w:bottom w:w="0" w:type="dxa"/>
-        <w:right w:w="108" w:type="dxa"/>
-      </w:tblCellMar>
     </w:tblPr>
     <w:tblStylePr w:type="firstRow">
       <w:pPr>
@@ -14122,19 +14200,12 @@
     <w:tblPr>
       <w:tblStyleRowBandSize w:val="1"/>
       <w:tblStyleColBandSize w:val="1"/>
-      <w:tblInd w:w="0" w:type="dxa"/>
       <w:tblBorders>
         <w:top w:val="single" w:sz="8" w:space="0" w:color="4BACC6" w:themeColor="accent5"/>
         <w:left w:val="single" w:sz="8" w:space="0" w:color="4BACC6" w:themeColor="accent5"/>
         <w:bottom w:val="single" w:sz="8" w:space="0" w:color="4BACC6" w:themeColor="accent5"/>
         <w:right w:val="single" w:sz="8" w:space="0" w:color="4BACC6" w:themeColor="accent5"/>
       </w:tblBorders>
-      <w:tblCellMar>
-        <w:top w:w="0" w:type="dxa"/>
-        <w:left w:w="108" w:type="dxa"/>
-        <w:bottom w:w="0" w:type="dxa"/>
-        <w:right w:w="108" w:type="dxa"/>
-      </w:tblCellMar>
     </w:tblPr>
     <w:tblStylePr w:type="firstRow">
       <w:pPr>
@@ -14214,19 +14285,12 @@
     <w:tblPr>
       <w:tblStyleRowBandSize w:val="1"/>
       <w:tblStyleColBandSize w:val="1"/>
-      <w:tblInd w:w="0" w:type="dxa"/>
       <w:tblBorders>
         <w:top w:val="single" w:sz="8" w:space="0" w:color="F79646" w:themeColor="accent6"/>
         <w:left w:val="single" w:sz="8" w:space="0" w:color="F79646" w:themeColor="accent6"/>
         <w:bottom w:val="single" w:sz="8" w:space="0" w:color="F79646" w:themeColor="accent6"/>
         <w:right w:val="single" w:sz="8" w:space="0" w:color="F79646" w:themeColor="accent6"/>
       </w:tblBorders>
-      <w:tblCellMar>
-        <w:top w:w="0" w:type="dxa"/>
-        <w:left w:w="108" w:type="dxa"/>
-        <w:bottom w:w="0" w:type="dxa"/>
-        <w:right w:w="108" w:type="dxa"/>
-      </w:tblCellMar>
     </w:tblPr>
     <w:tblStylePr w:type="firstRow">
       <w:pPr>
@@ -14306,7 +14370,6 @@
     <w:tblPr>
       <w:tblStyleRowBandSize w:val="1"/>
       <w:tblStyleColBandSize w:val="1"/>
-      <w:tblInd w:w="0" w:type="dxa"/>
       <w:tblBorders>
         <w:top w:val="single" w:sz="8" w:space="0" w:color="000000" w:themeColor="text1"/>
         <w:left w:val="single" w:sz="8" w:space="0" w:color="000000" w:themeColor="text1"/>
@@ -14315,12 +14378,6 @@
         <w:insideH w:val="single" w:sz="8" w:space="0" w:color="000000" w:themeColor="text1"/>
         <w:insideV w:val="single" w:sz="8" w:space="0" w:color="000000" w:themeColor="text1"/>
       </w:tblBorders>
-      <w:tblCellMar>
-        <w:top w:w="0" w:type="dxa"/>
-        <w:left w:w="108" w:type="dxa"/>
-        <w:bottom w:w="0" w:type="dxa"/>
-        <w:right w:w="108" w:type="dxa"/>
-      </w:tblCellMar>
     </w:tblPr>
     <w:tblStylePr w:type="firstRow">
       <w:pPr>
@@ -14436,7 +14493,6 @@
     <w:tblPr>
       <w:tblStyleRowBandSize w:val="1"/>
       <w:tblStyleColBandSize w:val="1"/>
-      <w:tblInd w:w="0" w:type="dxa"/>
       <w:tblBorders>
         <w:top w:val="single" w:sz="8" w:space="0" w:color="4F81BD" w:themeColor="accent1"/>
         <w:left w:val="single" w:sz="8" w:space="0" w:color="4F81BD" w:themeColor="accent1"/>
@@ -14445,12 +14501,6 @@
         <w:insideH w:val="single" w:sz="8" w:space="0" w:color="4F81BD" w:themeColor="accent1"/>
         <w:insideV w:val="single" w:sz="8" w:space="0" w:color="4F81BD" w:themeColor="accent1"/>
       </w:tblBorders>
-      <w:tblCellMar>
-        <w:top w:w="0" w:type="dxa"/>
-        <w:left w:w="108" w:type="dxa"/>
-        <w:bottom w:w="0" w:type="dxa"/>
-        <w:right w:w="108" w:type="dxa"/>
-      </w:tblCellMar>
     </w:tblPr>
     <w:tblStylePr w:type="firstRow">
       <w:pPr>
@@ -14566,7 +14616,6 @@
     <w:tblPr>
       <w:tblStyleRowBandSize w:val="1"/>
       <w:tblStyleColBandSize w:val="1"/>
-      <w:tblInd w:w="0" w:type="dxa"/>
       <w:tblBorders>
         <w:top w:val="single" w:sz="8" w:space="0" w:color="C0504D" w:themeColor="accent2"/>
         <w:left w:val="single" w:sz="8" w:space="0" w:color="C0504D" w:themeColor="accent2"/>
@@ -14575,12 +14624,6 @@
         <w:insideH w:val="single" w:sz="8" w:space="0" w:color="C0504D" w:themeColor="accent2"/>
         <w:insideV w:val="single" w:sz="8" w:space="0" w:color="C0504D" w:themeColor="accent2"/>
       </w:tblBorders>
-      <w:tblCellMar>
-        <w:top w:w="0" w:type="dxa"/>
-        <w:left w:w="108" w:type="dxa"/>
-        <w:bottom w:w="0" w:type="dxa"/>
-        <w:right w:w="108" w:type="dxa"/>
-      </w:tblCellMar>
     </w:tblPr>
     <w:tblStylePr w:type="firstRow">
       <w:pPr>
@@ -14696,7 +14739,6 @@
     <w:tblPr>
       <w:tblStyleRowBandSize w:val="1"/>
       <w:tblStyleColBandSize w:val="1"/>
-      <w:tblInd w:w="0" w:type="dxa"/>
       <w:tblBorders>
         <w:top w:val="single" w:sz="8" w:space="0" w:color="9BBB59" w:themeColor="accent3"/>
         <w:left w:val="single" w:sz="8" w:space="0" w:color="9BBB59" w:themeColor="accent3"/>
@@ -14705,12 +14747,6 @@
         <w:insideH w:val="single" w:sz="8" w:space="0" w:color="9BBB59" w:themeColor="accent3"/>
         <w:insideV w:val="single" w:sz="8" w:space="0" w:color="9BBB59" w:themeColor="accent3"/>
       </w:tblBorders>
-      <w:tblCellMar>
-        <w:top w:w="0" w:type="dxa"/>
-        <w:left w:w="108" w:type="dxa"/>
-        <w:bottom w:w="0" w:type="dxa"/>
-        <w:right w:w="108" w:type="dxa"/>
-      </w:tblCellMar>
     </w:tblPr>
     <w:tblStylePr w:type="firstRow">
       <w:pPr>
@@ -14826,7 +14862,6 @@
     <w:tblPr>
       <w:tblStyleRowBandSize w:val="1"/>
       <w:tblStyleColBandSize w:val="1"/>
-      <w:tblInd w:w="0" w:type="dxa"/>
       <w:tblBorders>
         <w:top w:val="single" w:sz="8" w:space="0" w:color="8064A2" w:themeColor="accent4"/>
         <w:left w:val="single" w:sz="8" w:space="0" w:color="8064A2" w:themeColor="accent4"/>
@@ -14835,12 +14870,6 @@
         <w:insideH w:val="single" w:sz="8" w:space="0" w:color="8064A2" w:themeColor="accent4"/>
         <w:insideV w:val="single" w:sz="8" w:space="0" w:color="8064A2" w:themeColor="accent4"/>
       </w:tblBorders>
-      <w:tblCellMar>
-        <w:top w:w="0" w:type="dxa"/>
-        <w:left w:w="108" w:type="dxa"/>
-        <w:bottom w:w="0" w:type="dxa"/>
-        <w:right w:w="108" w:type="dxa"/>
-      </w:tblCellMar>
     </w:tblPr>
     <w:tblStylePr w:type="firstRow">
       <w:pPr>
@@ -14956,7 +14985,6 @@
     <w:tblPr>
       <w:tblStyleRowBandSize w:val="1"/>
       <w:tblStyleColBandSize w:val="1"/>
-      <w:tblInd w:w="0" w:type="dxa"/>
       <w:tblBorders>
         <w:top w:val="single" w:sz="8" w:space="0" w:color="4BACC6" w:themeColor="accent5"/>
         <w:left w:val="single" w:sz="8" w:space="0" w:color="4BACC6" w:themeColor="accent5"/>
@@ -14965,12 +14993,6 @@
         <w:insideH w:val="single" w:sz="8" w:space="0" w:color="4BACC6" w:themeColor="accent5"/>
         <w:insideV w:val="single" w:sz="8" w:space="0" w:color="4BACC6" w:themeColor="accent5"/>
       </w:tblBorders>
-      <w:tblCellMar>
-        <w:top w:w="0" w:type="dxa"/>
-        <w:left w:w="108" w:type="dxa"/>
-        <w:bottom w:w="0" w:type="dxa"/>
-        <w:right w:w="108" w:type="dxa"/>
-      </w:tblCellMar>
     </w:tblPr>
     <w:tblStylePr w:type="firstRow">
       <w:pPr>
@@ -15086,7 +15108,6 @@
     <w:tblPr>
       <w:tblStyleRowBandSize w:val="1"/>
       <w:tblStyleColBandSize w:val="1"/>
-      <w:tblInd w:w="0" w:type="dxa"/>
       <w:tblBorders>
         <w:top w:val="single" w:sz="8" w:space="0" w:color="F79646" w:themeColor="accent6"/>
         <w:left w:val="single" w:sz="8" w:space="0" w:color="F79646" w:themeColor="accent6"/>
@@ -15095,12 +15116,6 @@
         <w:insideH w:val="single" w:sz="8" w:space="0" w:color="F79646" w:themeColor="accent6"/>
         <w:insideV w:val="single" w:sz="8" w:space="0" w:color="F79646" w:themeColor="accent6"/>
       </w:tblBorders>
-      <w:tblCellMar>
-        <w:top w:w="0" w:type="dxa"/>
-        <w:left w:w="108" w:type="dxa"/>
-        <w:bottom w:w="0" w:type="dxa"/>
-        <w:right w:w="108" w:type="dxa"/>
-      </w:tblCellMar>
     </w:tblPr>
     <w:tblStylePr w:type="firstRow">
       <w:pPr>
@@ -15216,7 +15231,6 @@
     <w:tblPr>
       <w:tblStyleRowBandSize w:val="1"/>
       <w:tblStyleColBandSize w:val="1"/>
-      <w:tblInd w:w="0" w:type="dxa"/>
       <w:tblBorders>
         <w:top w:val="single" w:sz="8" w:space="0" w:color="404040" w:themeColor="text1" w:themeTint="BF"/>
         <w:left w:val="single" w:sz="8" w:space="0" w:color="404040" w:themeColor="text1" w:themeTint="BF"/>
@@ -15224,12 +15238,6 @@
         <w:right w:val="single" w:sz="8" w:space="0" w:color="404040" w:themeColor="text1" w:themeTint="BF"/>
         <w:insideH w:val="single" w:sz="8" w:space="0" w:color="404040" w:themeColor="text1" w:themeTint="BF"/>
       </w:tblBorders>
-      <w:tblCellMar>
-        <w:top w:w="0" w:type="dxa"/>
-        <w:left w:w="108" w:type="dxa"/>
-        <w:bottom w:w="0" w:type="dxa"/>
-        <w:right w:w="108" w:type="dxa"/>
-      </w:tblCellMar>
     </w:tblPr>
     <w:tblStylePr w:type="firstRow">
       <w:pPr>
@@ -15322,7 +15330,6 @@
     <w:tblPr>
       <w:tblStyleRowBandSize w:val="1"/>
       <w:tblStyleColBandSize w:val="1"/>
-      <w:tblInd w:w="0" w:type="dxa"/>
       <w:tblBorders>
         <w:top w:val="single" w:sz="8" w:space="0" w:color="7BA0CD" w:themeColor="accent1" w:themeTint="BF"/>
         <w:left w:val="single" w:sz="8" w:space="0" w:color="7BA0CD" w:themeColor="accent1" w:themeTint="BF"/>
@@ -15330,12 +15337,6 @@
         <w:right w:val="single" w:sz="8" w:space="0" w:color="7BA0CD" w:themeColor="accent1" w:themeTint="BF"/>
         <w:insideH w:val="single" w:sz="8" w:space="0" w:color="7BA0CD" w:themeColor="accent1" w:themeTint="BF"/>
       </w:tblBorders>
-      <w:tblCellMar>
-        <w:top w:w="0" w:type="dxa"/>
-        <w:left w:w="108" w:type="dxa"/>
-        <w:bottom w:w="0" w:type="dxa"/>
-        <w:right w:w="108" w:type="dxa"/>
-      </w:tblCellMar>
     </w:tblPr>
     <w:tblStylePr w:type="firstRow">
       <w:pPr>
@@ -15428,7 +15429,6 @@
     <w:tblPr>
       <w:tblStyleRowBandSize w:val="1"/>
       <w:tblStyleColBandSize w:val="1"/>
-      <w:tblInd w:w="0" w:type="dxa"/>
       <w:tblBorders>
         <w:top w:val="single" w:sz="8" w:space="0" w:color="CF7B79" w:themeColor="accent2" w:themeTint="BF"/>
         <w:left w:val="single" w:sz="8" w:space="0" w:color="CF7B79" w:themeColor="accent2" w:themeTint="BF"/>
@@ -15436,12 +15436,6 @@
         <w:right w:val="single" w:sz="8" w:space="0" w:color="CF7B79" w:themeColor="accent2" w:themeTint="BF"/>
         <w:insideH w:val="single" w:sz="8" w:space="0" w:color="CF7B79" w:themeColor="accent2" w:themeTint="BF"/>
       </w:tblBorders>
-      <w:tblCellMar>
-        <w:top w:w="0" w:type="dxa"/>
-        <w:left w:w="108" w:type="dxa"/>
-        <w:bottom w:w="0" w:type="dxa"/>
-        <w:right w:w="108" w:type="dxa"/>
-      </w:tblCellMar>
     </w:tblPr>
     <w:tblStylePr w:type="firstRow">
       <w:pPr>
@@ -15534,7 +15528,6 @@
     <w:tblPr>
       <w:tblStyleRowBandSize w:val="1"/>
       <w:tblStyleColBandSize w:val="1"/>
-      <w:tblInd w:w="0" w:type="dxa"/>
       <w:tblBorders>
         <w:top w:val="single" w:sz="8" w:space="0" w:color="B3CC82" w:themeColor="accent3" w:themeTint="BF"/>
         <w:left w:val="single" w:sz="8" w:space="0" w:color="B3CC82" w:themeColor="accent3" w:themeTint="BF"/>
@@ -15542,12 +15535,6 @@
         <w:right w:val="single" w:sz="8" w:space="0" w:color="B3CC82" w:themeColor="accent3" w:themeTint="BF"/>
         <w:insideH w:val="single" w:sz="8" w:space="0" w:color="B3CC82" w:themeColor="accent3" w:themeTint="BF"/>
       </w:tblBorders>
-      <w:tblCellMar>
-        <w:top w:w="0" w:type="dxa"/>
-        <w:left w:w="108" w:type="dxa"/>
-        <w:bottom w:w="0" w:type="dxa"/>
-        <w:right w:w="108" w:type="dxa"/>
-      </w:tblCellMar>
     </w:tblPr>
     <w:tblStylePr w:type="firstRow">
       <w:pPr>
@@ -15640,7 +15627,6 @@
     <w:tblPr>
       <w:tblStyleRowBandSize w:val="1"/>
       <w:tblStyleColBandSize w:val="1"/>
-      <w:tblInd w:w="0" w:type="dxa"/>
       <w:tblBorders>
         <w:top w:val="single" w:sz="8" w:space="0" w:color="9F8AB9" w:themeColor="accent4" w:themeTint="BF"/>
         <w:left w:val="single" w:sz="8" w:space="0" w:color="9F8AB9" w:themeColor="accent4" w:themeTint="BF"/>
@@ -15648,12 +15634,6 @@
         <w:right w:val="single" w:sz="8" w:space="0" w:color="9F8AB9" w:themeColor="accent4" w:themeTint="BF"/>
         <w:insideH w:val="single" w:sz="8" w:space="0" w:color="9F8AB9" w:themeColor="accent4" w:themeTint="BF"/>
       </w:tblBorders>
-      <w:tblCellMar>
-        <w:top w:w="0" w:type="dxa"/>
-        <w:left w:w="108" w:type="dxa"/>
-        <w:bottom w:w="0" w:type="dxa"/>
-        <w:right w:w="108" w:type="dxa"/>
-      </w:tblCellMar>
     </w:tblPr>
     <w:tblStylePr w:type="firstRow">
       <w:pPr>
@@ -15746,7 +15726,6 @@
     <w:tblPr>
       <w:tblStyleRowBandSize w:val="1"/>
       <w:tblStyleColBandSize w:val="1"/>
-      <w:tblInd w:w="0" w:type="dxa"/>
       <w:tblBorders>
         <w:top w:val="single" w:sz="8" w:space="0" w:color="78C0D4" w:themeColor="accent5" w:themeTint="BF"/>
         <w:left w:val="single" w:sz="8" w:space="0" w:color="78C0D4" w:themeColor="accent5" w:themeTint="BF"/>
@@ -15754,12 +15733,6 @@
         <w:right w:val="single" w:sz="8" w:space="0" w:color="78C0D4" w:themeColor="accent5" w:themeTint="BF"/>
         <w:insideH w:val="single" w:sz="8" w:space="0" w:color="78C0D4" w:themeColor="accent5" w:themeTint="BF"/>
       </w:tblBorders>
-      <w:tblCellMar>
-        <w:top w:w="0" w:type="dxa"/>
-        <w:left w:w="108" w:type="dxa"/>
-        <w:bottom w:w="0" w:type="dxa"/>
-        <w:right w:w="108" w:type="dxa"/>
-      </w:tblCellMar>
     </w:tblPr>
     <w:tblStylePr w:type="firstRow">
       <w:pPr>
@@ -15852,7 +15825,6 @@
     <w:tblPr>
       <w:tblStyleRowBandSize w:val="1"/>
       <w:tblStyleColBandSize w:val="1"/>
-      <w:tblInd w:w="0" w:type="dxa"/>
       <w:tblBorders>
         <w:top w:val="single" w:sz="8" w:space="0" w:color="F9B074" w:themeColor="accent6" w:themeTint="BF"/>
         <w:left w:val="single" w:sz="8" w:space="0" w:color="F9B074" w:themeColor="accent6" w:themeTint="BF"/>
@@ -15860,12 +15832,6 @@
         <w:right w:val="single" w:sz="8" w:space="0" w:color="F9B074" w:themeColor="accent6" w:themeTint="BF"/>
         <w:insideH w:val="single" w:sz="8" w:space="0" w:color="F9B074" w:themeColor="accent6" w:themeTint="BF"/>
       </w:tblBorders>
-      <w:tblCellMar>
-        <w:top w:w="0" w:type="dxa"/>
-        <w:left w:w="108" w:type="dxa"/>
-        <w:bottom w:w="0" w:type="dxa"/>
-        <w:right w:w="108" w:type="dxa"/>
-      </w:tblCellMar>
     </w:tblPr>
     <w:tblStylePr w:type="firstRow">
       <w:pPr>
@@ -15958,17 +15924,10 @@
     <w:tblPr>
       <w:tblStyleRowBandSize w:val="1"/>
       <w:tblStyleColBandSize w:val="1"/>
-      <w:tblInd w:w="0" w:type="dxa"/>
       <w:tblBorders>
         <w:top w:val="single" w:sz="18" w:space="0" w:color="auto"/>
         <w:bottom w:val="single" w:sz="18" w:space="0" w:color="auto"/>
       </w:tblBorders>
-      <w:tblCellMar>
-        <w:top w:w="0" w:type="dxa"/>
-        <w:left w:w="108" w:type="dxa"/>
-        <w:bottom w:w="0" w:type="dxa"/>
-        <w:right w:w="108" w:type="dxa"/>
-      </w:tblCellMar>
     </w:tblPr>
     <w:tblStylePr w:type="firstRow">
       <w:pPr>
@@ -16107,17 +16066,10 @@
     <w:tblPr>
       <w:tblStyleRowBandSize w:val="1"/>
       <w:tblStyleColBandSize w:val="1"/>
-      <w:tblInd w:w="0" w:type="dxa"/>
       <w:tblBorders>
         <w:top w:val="single" w:sz="18" w:space="0" w:color="auto"/>
         <w:bottom w:val="single" w:sz="18" w:space="0" w:color="auto"/>
       </w:tblBorders>
-      <w:tblCellMar>
-        <w:top w:w="0" w:type="dxa"/>
-        <w:left w:w="108" w:type="dxa"/>
-        <w:bottom w:w="0" w:type="dxa"/>
-        <w:right w:w="108" w:type="dxa"/>
-      </w:tblCellMar>
     </w:tblPr>
     <w:tblStylePr w:type="firstRow">
       <w:pPr>
@@ -16256,17 +16208,10 @@
     <w:tblPr>
       <w:tblStyleRowBandSize w:val="1"/>
       <w:tblStyleColBandSize w:val="1"/>
-      <w:tblInd w:w="0" w:type="dxa"/>
       <w:tblBorders>
         <w:top w:val="single" w:sz="18" w:space="0" w:color="auto"/>
         <w:bottom w:val="single" w:sz="18" w:space="0" w:color="auto"/>
       </w:tblBorders>
-      <w:tblCellMar>
-        <w:top w:w="0" w:type="dxa"/>
-        <w:left w:w="108" w:type="dxa"/>
-        <w:bottom w:w="0" w:type="dxa"/>
-        <w:right w:w="108" w:type="dxa"/>
-      </w:tblCellMar>
     </w:tblPr>
     <w:tblStylePr w:type="firstRow">
       <w:pPr>
@@ -16405,17 +16350,10 @@
     <w:tblPr>
       <w:tblStyleRowBandSize w:val="1"/>
       <w:tblStyleColBandSize w:val="1"/>
-      <w:tblInd w:w="0" w:type="dxa"/>
       <w:tblBorders>
         <w:top w:val="single" w:sz="18" w:space="0" w:color="auto"/>
         <w:bottom w:val="single" w:sz="18" w:space="0" w:color="auto"/>
       </w:tblBorders>
-      <w:tblCellMar>
-        <w:top w:w="0" w:type="dxa"/>
-        <w:left w:w="108" w:type="dxa"/>
-        <w:bottom w:w="0" w:type="dxa"/>
-        <w:right w:w="108" w:type="dxa"/>
-      </w:tblCellMar>
     </w:tblPr>
     <w:tblStylePr w:type="firstRow">
       <w:pPr>
@@ -16554,17 +16492,10 @@
     <w:tblPr>
       <w:tblStyleRowBandSize w:val="1"/>
       <w:tblStyleColBandSize w:val="1"/>
-      <w:tblInd w:w="0" w:type="dxa"/>
       <w:tblBorders>
         <w:top w:val="single" w:sz="18" w:space="0" w:color="auto"/>
         <w:bottom w:val="single" w:sz="18" w:space="0" w:color="auto"/>
       </w:tblBorders>
-      <w:tblCellMar>
-        <w:top w:w="0" w:type="dxa"/>
-        <w:left w:w="108" w:type="dxa"/>
-        <w:bottom w:w="0" w:type="dxa"/>
-        <w:right w:w="108" w:type="dxa"/>
-      </w:tblCellMar>
     </w:tblPr>
     <w:tblStylePr w:type="firstRow">
       <w:pPr>
@@ -16703,17 +16634,10 @@
     <w:tblPr>
       <w:tblStyleRowBandSize w:val="1"/>
       <w:tblStyleColBandSize w:val="1"/>
-      <w:tblInd w:w="0" w:type="dxa"/>
       <w:tblBorders>
         <w:top w:val="single" w:sz="18" w:space="0" w:color="auto"/>
         <w:bottom w:val="single" w:sz="18" w:space="0" w:color="auto"/>
       </w:tblBorders>
-      <w:tblCellMar>
-        <w:top w:w="0" w:type="dxa"/>
-        <w:left w:w="108" w:type="dxa"/>
-        <w:bottom w:w="0" w:type="dxa"/>
-        <w:right w:w="108" w:type="dxa"/>
-      </w:tblCellMar>
     </w:tblPr>
     <w:tblStylePr w:type="firstRow">
       <w:pPr>
@@ -16852,17 +16776,10 @@
     <w:tblPr>
       <w:tblStyleRowBandSize w:val="1"/>
       <w:tblStyleColBandSize w:val="1"/>
-      <w:tblInd w:w="0" w:type="dxa"/>
       <w:tblBorders>
         <w:top w:val="single" w:sz="18" w:space="0" w:color="auto"/>
         <w:bottom w:val="single" w:sz="18" w:space="0" w:color="auto"/>
       </w:tblBorders>
-      <w:tblCellMar>
-        <w:top w:w="0" w:type="dxa"/>
-        <w:left w:w="108" w:type="dxa"/>
-        <w:bottom w:w="0" w:type="dxa"/>
-        <w:right w:w="108" w:type="dxa"/>
-      </w:tblCellMar>
     </w:tblPr>
     <w:tblStylePr w:type="firstRow">
       <w:pPr>
@@ -17004,17 +16921,10 @@
     <w:tblPr>
       <w:tblStyleRowBandSize w:val="1"/>
       <w:tblStyleColBandSize w:val="1"/>
-      <w:tblInd w:w="0" w:type="dxa"/>
       <w:tblBorders>
         <w:top w:val="single" w:sz="8" w:space="0" w:color="000000" w:themeColor="text1"/>
         <w:bottom w:val="single" w:sz="8" w:space="0" w:color="000000" w:themeColor="text1"/>
       </w:tblBorders>
-      <w:tblCellMar>
-        <w:top w:w="0" w:type="dxa"/>
-        <w:left w:w="108" w:type="dxa"/>
-        <w:bottom w:w="0" w:type="dxa"/>
-        <w:right w:w="108" w:type="dxa"/>
-      </w:tblCellMar>
     </w:tblPr>
     <w:tblStylePr w:type="firstRow">
       <w:rPr>
@@ -17088,17 +16998,10 @@
     <w:tblPr>
       <w:tblStyleRowBandSize w:val="1"/>
       <w:tblStyleColBandSize w:val="1"/>
-      <w:tblInd w:w="0" w:type="dxa"/>
       <w:tblBorders>
         <w:top w:val="single" w:sz="8" w:space="0" w:color="4F81BD" w:themeColor="accent1"/>
         <w:bottom w:val="single" w:sz="8" w:space="0" w:color="4F81BD" w:themeColor="accent1"/>
       </w:tblBorders>
-      <w:tblCellMar>
-        <w:top w:w="0" w:type="dxa"/>
-        <w:left w:w="108" w:type="dxa"/>
-        <w:bottom w:w="0" w:type="dxa"/>
-        <w:right w:w="108" w:type="dxa"/>
-      </w:tblCellMar>
     </w:tblPr>
     <w:tblStylePr w:type="firstRow">
       <w:rPr>
@@ -17172,17 +17075,10 @@
     <w:tblPr>
       <w:tblStyleRowBandSize w:val="1"/>
       <w:tblStyleColBandSize w:val="1"/>
-      <w:tblInd w:w="0" w:type="dxa"/>
       <w:tblBorders>
         <w:top w:val="single" w:sz="8" w:space="0" w:color="C0504D" w:themeColor="accent2"/>
         <w:bottom w:val="single" w:sz="8" w:space="0" w:color="C0504D" w:themeColor="accent2"/>
       </w:tblBorders>
-      <w:tblCellMar>
-        <w:top w:w="0" w:type="dxa"/>
-        <w:left w:w="108" w:type="dxa"/>
-        <w:bottom w:w="0" w:type="dxa"/>
-        <w:right w:w="108" w:type="dxa"/>
-      </w:tblCellMar>
     </w:tblPr>
     <w:tblStylePr w:type="firstRow">
       <w:rPr>
@@ -17256,17 +17152,10 @@
     <w:tblPr>
       <w:tblStyleRowBandSize w:val="1"/>
       <w:tblStyleColBandSize w:val="1"/>
-      <w:tblInd w:w="0" w:type="dxa"/>
       <w:tblBorders>
         <w:top w:val="single" w:sz="8" w:space="0" w:color="9BBB59" w:themeColor="accent3"/>
         <w:bottom w:val="single" w:sz="8" w:space="0" w:color="9BBB59" w:themeColor="accent3"/>
       </w:tblBorders>
-      <w:tblCellMar>
-        <w:top w:w="0" w:type="dxa"/>
-        <w:left w:w="108" w:type="dxa"/>
-        <w:bottom w:w="0" w:type="dxa"/>
-        <w:right w:w="108" w:type="dxa"/>
-      </w:tblCellMar>
     </w:tblPr>
     <w:tblStylePr w:type="firstRow">
       <w:rPr>
@@ -17340,17 +17229,10 @@
     <w:tblPr>
       <w:tblStyleRowBandSize w:val="1"/>
       <w:tblStyleColBandSize w:val="1"/>
-      <w:tblInd w:w="0" w:type="dxa"/>
       <w:tblBorders>
         <w:top w:val="single" w:sz="8" w:space="0" w:color="8064A2" w:themeColor="accent4"/>
         <w:bottom w:val="single" w:sz="8" w:space="0" w:color="8064A2" w:themeColor="accent4"/>
       </w:tblBorders>
-      <w:tblCellMar>
-        <w:top w:w="0" w:type="dxa"/>
-        <w:left w:w="108" w:type="dxa"/>
-        <w:bottom w:w="0" w:type="dxa"/>
-        <w:right w:w="108" w:type="dxa"/>
-      </w:tblCellMar>
     </w:tblPr>
     <w:tblStylePr w:type="firstRow">
       <w:rPr>
@@ -17424,17 +17306,10 @@
     <w:tblPr>
       <w:tblStyleRowBandSize w:val="1"/>
       <w:tblStyleColBandSize w:val="1"/>
-      <w:tblInd w:w="0" w:type="dxa"/>
       <w:tblBorders>
         <w:top w:val="single" w:sz="8" w:space="0" w:color="4BACC6" w:themeColor="accent5"/>
         <w:bottom w:val="single" w:sz="8" w:space="0" w:color="4BACC6" w:themeColor="accent5"/>
       </w:tblBorders>
-      <w:tblCellMar>
-        <w:top w:w="0" w:type="dxa"/>
-        <w:left w:w="108" w:type="dxa"/>
-        <w:bottom w:w="0" w:type="dxa"/>
-        <w:right w:w="108" w:type="dxa"/>
-      </w:tblCellMar>
     </w:tblPr>
     <w:tblStylePr w:type="firstRow">
       <w:rPr>
@@ -17508,17 +17383,10 @@
     <w:tblPr>
       <w:tblStyleRowBandSize w:val="1"/>
       <w:tblStyleColBandSize w:val="1"/>
-      <w:tblInd w:w="0" w:type="dxa"/>
       <w:tblBorders>
         <w:top w:val="single" w:sz="8" w:space="0" w:color="F79646" w:themeColor="accent6"/>
         <w:bottom w:val="single" w:sz="8" w:space="0" w:color="F79646" w:themeColor="accent6"/>
       </w:tblBorders>
-      <w:tblCellMar>
-        <w:top w:w="0" w:type="dxa"/>
-        <w:left w:w="108" w:type="dxa"/>
-        <w:bottom w:w="0" w:type="dxa"/>
-        <w:right w:w="108" w:type="dxa"/>
-      </w:tblCellMar>
     </w:tblPr>
     <w:tblStylePr w:type="firstRow">
       <w:rPr>
@@ -17593,19 +17461,12 @@
     <w:tblPr>
       <w:tblStyleRowBandSize w:val="1"/>
       <w:tblStyleColBandSize w:val="1"/>
-      <w:tblInd w:w="0" w:type="dxa"/>
       <w:tblBorders>
         <w:top w:val="single" w:sz="8" w:space="0" w:color="000000" w:themeColor="text1"/>
         <w:left w:val="single" w:sz="8" w:space="0" w:color="000000" w:themeColor="text1"/>
         <w:bottom w:val="single" w:sz="8" w:space="0" w:color="000000" w:themeColor="text1"/>
         <w:right w:val="single" w:sz="8" w:space="0" w:color="000000" w:themeColor="text1"/>
       </w:tblBorders>
-      <w:tblCellMar>
-        <w:top w:w="0" w:type="dxa"/>
-        <w:left w:w="108" w:type="dxa"/>
-        <w:bottom w:w="0" w:type="dxa"/>
-        <w:right w:w="108" w:type="dxa"/>
-      </w:tblCellMar>
     </w:tblPr>
     <w:tblStylePr w:type="firstRow">
       <w:rPr>
@@ -17721,19 +17582,12 @@
     <w:tblPr>
       <w:tblStyleRowBandSize w:val="1"/>
       <w:tblStyleColBandSize w:val="1"/>
-      <w:tblInd w:w="0" w:type="dxa"/>
       <w:tblBorders>
         <w:top w:val="single" w:sz="8" w:space="0" w:color="4F81BD" w:themeColor="accent1"/>
         <w:left w:val="single" w:sz="8" w:space="0" w:color="4F81BD" w:themeColor="accent1"/>
         <w:bottom w:val="single" w:sz="8" w:space="0" w:color="4F81BD" w:themeColor="accent1"/>
         <w:right w:val="single" w:sz="8" w:space="0" w:color="4F81BD" w:themeColor="accent1"/>
       </w:tblBorders>
-      <w:tblCellMar>
-        <w:top w:w="0" w:type="dxa"/>
-        <w:left w:w="108" w:type="dxa"/>
-        <w:bottom w:w="0" w:type="dxa"/>
-        <w:right w:w="108" w:type="dxa"/>
-      </w:tblCellMar>
     </w:tblPr>
     <w:tblStylePr w:type="firstRow">
       <w:rPr>
@@ -17849,19 +17703,12 @@
     <w:tblPr>
       <w:tblStyleRowBandSize w:val="1"/>
       <w:tblStyleColBandSize w:val="1"/>
-      <w:tblInd w:w="0" w:type="dxa"/>
       <w:tblBorders>
         <w:top w:val="single" w:sz="8" w:space="0" w:color="C0504D" w:themeColor="accent2"/>
         <w:left w:val="single" w:sz="8" w:space="0" w:color="C0504D" w:themeColor="accent2"/>
         <w:bottom w:val="single" w:sz="8" w:space="0" w:color="C0504D" w:themeColor="accent2"/>
         <w:right w:val="single" w:sz="8" w:space="0" w:color="C0504D" w:themeColor="accent2"/>
       </w:tblBorders>
-      <w:tblCellMar>
-        <w:top w:w="0" w:type="dxa"/>
-        <w:left w:w="108" w:type="dxa"/>
-        <w:bottom w:w="0" w:type="dxa"/>
-        <w:right w:w="108" w:type="dxa"/>
-      </w:tblCellMar>
     </w:tblPr>
     <w:tblStylePr w:type="firstRow">
       <w:rPr>
@@ -17977,19 +17824,12 @@
     <w:tblPr>
       <w:tblStyleRowBandSize w:val="1"/>
       <w:tblStyleColBandSize w:val="1"/>
-      <w:tblInd w:w="0" w:type="dxa"/>
       <w:tblBorders>
         <w:top w:val="single" w:sz="8" w:space="0" w:color="9BBB59" w:themeColor="accent3"/>
         <w:left w:val="single" w:sz="8" w:space="0" w:color="9BBB59" w:themeColor="accent3"/>
         <w:bottom w:val="single" w:sz="8" w:space="0" w:color="9BBB59" w:themeColor="accent3"/>
         <w:right w:val="single" w:sz="8" w:space="0" w:color="9BBB59" w:themeColor="accent3"/>
       </w:tblBorders>
-      <w:tblCellMar>
-        <w:top w:w="0" w:type="dxa"/>
-        <w:left w:w="108" w:type="dxa"/>
-        <w:bottom w:w="0" w:type="dxa"/>
-        <w:right w:w="108" w:type="dxa"/>
-      </w:tblCellMar>
     </w:tblPr>
     <w:tblStylePr w:type="firstRow">
       <w:rPr>
@@ -18105,19 +17945,12 @@
     <w:tblPr>
       <w:tblStyleRowBandSize w:val="1"/>
       <w:tblStyleColBandSize w:val="1"/>
-      <w:tblInd w:w="0" w:type="dxa"/>
       <w:tblBorders>
         <w:top w:val="single" w:sz="8" w:space="0" w:color="8064A2" w:themeColor="accent4"/>
         <w:left w:val="single" w:sz="8" w:space="0" w:color="8064A2" w:themeColor="accent4"/>
         <w:bottom w:val="single" w:sz="8" w:space="0" w:color="8064A2" w:themeColor="accent4"/>
         <w:right w:val="single" w:sz="8" w:space="0" w:color="8064A2" w:themeColor="accent4"/>
       </w:tblBorders>
-      <w:tblCellMar>
-        <w:top w:w="0" w:type="dxa"/>
-        <w:left w:w="108" w:type="dxa"/>
-        <w:bottom w:w="0" w:type="dxa"/>
-        <w:right w:w="108" w:type="dxa"/>
-      </w:tblCellMar>
     </w:tblPr>
     <w:tblStylePr w:type="firstRow">
       <w:rPr>
@@ -18233,19 +18066,12 @@
     <w:tblPr>
       <w:tblStyleRowBandSize w:val="1"/>
       <w:tblStyleColBandSize w:val="1"/>
-      <w:tblInd w:w="0" w:type="dxa"/>
       <w:tblBorders>
         <w:top w:val="single" w:sz="8" w:space="0" w:color="4BACC6" w:themeColor="accent5"/>
         <w:left w:val="single" w:sz="8" w:space="0" w:color="4BACC6" w:themeColor="accent5"/>
         <w:bottom w:val="single" w:sz="8" w:space="0" w:color="4BACC6" w:themeColor="accent5"/>
         <w:right w:val="single" w:sz="8" w:space="0" w:color="4BACC6" w:themeColor="accent5"/>
       </w:tblBorders>
-      <w:tblCellMar>
-        <w:top w:w="0" w:type="dxa"/>
-        <w:left w:w="108" w:type="dxa"/>
-        <w:bottom w:w="0" w:type="dxa"/>
-        <w:right w:w="108" w:type="dxa"/>
-      </w:tblCellMar>
     </w:tblPr>
     <w:tblStylePr w:type="firstRow">
       <w:rPr>
@@ -18361,19 +18187,12 @@
     <w:tblPr>
       <w:tblStyleRowBandSize w:val="1"/>
       <w:tblStyleColBandSize w:val="1"/>
-      <w:tblInd w:w="0" w:type="dxa"/>
       <w:tblBorders>
         <w:top w:val="single" w:sz="8" w:space="0" w:color="F79646" w:themeColor="accent6"/>
         <w:left w:val="single" w:sz="8" w:space="0" w:color="F79646" w:themeColor="accent6"/>
         <w:bottom w:val="single" w:sz="8" w:space="0" w:color="F79646" w:themeColor="accent6"/>
         <w:right w:val="single" w:sz="8" w:space="0" w:color="F79646" w:themeColor="accent6"/>
       </w:tblBorders>
-      <w:tblCellMar>
-        <w:top w:w="0" w:type="dxa"/>
-        <w:left w:w="108" w:type="dxa"/>
-        <w:bottom w:w="0" w:type="dxa"/>
-        <w:right w:w="108" w:type="dxa"/>
-      </w:tblCellMar>
     </w:tblPr>
     <w:tblStylePr w:type="firstRow">
       <w:rPr>
@@ -18485,7 +18304,6 @@
     <w:tblPr>
       <w:tblStyleRowBandSize w:val="1"/>
       <w:tblStyleColBandSize w:val="1"/>
-      <w:tblInd w:w="0" w:type="dxa"/>
       <w:tblBorders>
         <w:top w:val="single" w:sz="8" w:space="0" w:color="404040" w:themeColor="text1" w:themeTint="BF"/>
         <w:left w:val="single" w:sz="8" w:space="0" w:color="404040" w:themeColor="text1" w:themeTint="BF"/>
@@ -18494,12 +18312,6 @@
         <w:insideH w:val="single" w:sz="8" w:space="0" w:color="404040" w:themeColor="text1" w:themeTint="BF"/>
         <w:insideV w:val="single" w:sz="8" w:space="0" w:color="404040" w:themeColor="text1" w:themeTint="BF"/>
       </w:tblBorders>
-      <w:tblCellMar>
-        <w:top w:w="0" w:type="dxa"/>
-        <w:left w:w="108" w:type="dxa"/>
-        <w:bottom w:w="0" w:type="dxa"/>
-        <w:right w:w="108" w:type="dxa"/>
-      </w:tblCellMar>
     </w:tblPr>
     <w:tcPr>
       <w:shd w:val="clear" w:color="auto" w:fill="C0C0C0" w:themeFill="text1" w:themeFillTint="3F"/>
@@ -18558,7 +18370,6 @@
     <w:tblPr>
       <w:tblStyleRowBandSize w:val="1"/>
       <w:tblStyleColBandSize w:val="1"/>
-      <w:tblInd w:w="0" w:type="dxa"/>
       <w:tblBorders>
         <w:top w:val="single" w:sz="8" w:space="0" w:color="7BA0CD" w:themeColor="accent1" w:themeTint="BF"/>
         <w:left w:val="single" w:sz="8" w:space="0" w:color="7BA0CD" w:themeColor="accent1" w:themeTint="BF"/>
@@ -18567,12 +18378,6 @@
         <w:insideH w:val="single" w:sz="8" w:space="0" w:color="7BA0CD" w:themeColor="accent1" w:themeTint="BF"/>
         <w:insideV w:val="single" w:sz="8" w:space="0" w:color="7BA0CD" w:themeColor="accent1" w:themeTint="BF"/>
       </w:tblBorders>
-      <w:tblCellMar>
-        <w:top w:w="0" w:type="dxa"/>
-        <w:left w:w="108" w:type="dxa"/>
-        <w:bottom w:w="0" w:type="dxa"/>
-        <w:right w:w="108" w:type="dxa"/>
-      </w:tblCellMar>
     </w:tblPr>
     <w:tcPr>
       <w:shd w:val="clear" w:color="auto" w:fill="D3DFEE" w:themeFill="accent1" w:themeFillTint="3F"/>
@@ -18631,7 +18436,6 @@
     <w:tblPr>
       <w:tblStyleRowBandSize w:val="1"/>
       <w:tblStyleColBandSize w:val="1"/>
-      <w:tblInd w:w="0" w:type="dxa"/>
       <w:tblBorders>
         <w:top w:val="single" w:sz="8" w:space="0" w:color="CF7B79" w:themeColor="accent2" w:themeTint="BF"/>
         <w:left w:val="single" w:sz="8" w:space="0" w:color="CF7B79" w:themeColor="accent2" w:themeTint="BF"/>
@@ -18640,12 +18444,6 @@
         <w:insideH w:val="single" w:sz="8" w:space="0" w:color="CF7B79" w:themeColor="accent2" w:themeTint="BF"/>
         <w:insideV w:val="single" w:sz="8" w:space="0" w:color="CF7B79" w:themeColor="accent2" w:themeTint="BF"/>
       </w:tblBorders>
-      <w:tblCellMar>
-        <w:top w:w="0" w:type="dxa"/>
-        <w:left w:w="108" w:type="dxa"/>
-        <w:bottom w:w="0" w:type="dxa"/>
-        <w:right w:w="108" w:type="dxa"/>
-      </w:tblCellMar>
     </w:tblPr>
     <w:tcPr>
       <w:shd w:val="clear" w:color="auto" w:fill="EFD3D2" w:themeFill="accent2" w:themeFillTint="3F"/>
@@ -18704,7 +18502,6 @@
     <w:tblPr>
       <w:tblStyleRowBandSize w:val="1"/>
       <w:tblStyleColBandSize w:val="1"/>
-      <w:tblInd w:w="0" w:type="dxa"/>
       <w:tblBorders>
         <w:top w:val="single" w:sz="8" w:space="0" w:color="B3CC82" w:themeColor="accent3" w:themeTint="BF"/>
         <w:left w:val="single" w:sz="8" w:space="0" w:color="B3CC82" w:themeColor="accent3" w:themeTint="BF"/>
@@ -18713,12 +18510,6 @@
         <w:insideH w:val="single" w:sz="8" w:space="0" w:color="B3CC82" w:themeColor="accent3" w:themeTint="BF"/>
         <w:insideV w:val="single" w:sz="8" w:space="0" w:color="B3CC82" w:themeColor="accent3" w:themeTint="BF"/>
       </w:tblBorders>
-      <w:tblCellMar>
-        <w:top w:w="0" w:type="dxa"/>
-        <w:left w:w="108" w:type="dxa"/>
-        <w:bottom w:w="0" w:type="dxa"/>
-        <w:right w:w="108" w:type="dxa"/>
-      </w:tblCellMar>
     </w:tblPr>
     <w:tcPr>
       <w:shd w:val="clear" w:color="auto" w:fill="E6EED5" w:themeFill="accent3" w:themeFillTint="3F"/>
@@ -18777,7 +18568,6 @@
     <w:tblPr>
       <w:tblStyleRowBandSize w:val="1"/>
       <w:tblStyleColBandSize w:val="1"/>
-      <w:tblInd w:w="0" w:type="dxa"/>
       <w:tblBorders>
         <w:top w:val="single" w:sz="8" w:space="0" w:color="9F8AB9" w:themeColor="accent4" w:themeTint="BF"/>
         <w:left w:val="single" w:sz="8" w:space="0" w:color="9F8AB9" w:themeColor="accent4" w:themeTint="BF"/>
@@ -18786,12 +18576,6 @@
         <w:insideH w:val="single" w:sz="8" w:space="0" w:color="9F8AB9" w:themeColor="accent4" w:themeTint="BF"/>
         <w:insideV w:val="single" w:sz="8" w:space="0" w:color="9F8AB9" w:themeColor="accent4" w:themeTint="BF"/>
       </w:tblBorders>
-      <w:tblCellMar>
-        <w:top w:w="0" w:type="dxa"/>
-        <w:left w:w="108" w:type="dxa"/>
-        <w:bottom w:w="0" w:type="dxa"/>
-        <w:right w:w="108" w:type="dxa"/>
-      </w:tblCellMar>
     </w:tblPr>
     <w:tcPr>
       <w:shd w:val="clear" w:color="auto" w:fill="DFD8E8" w:themeFill="accent4" w:themeFillTint="3F"/>
@@ -18850,7 +18634,6 @@
     <w:tblPr>
       <w:tblStyleRowBandSize w:val="1"/>
       <w:tblStyleColBandSize w:val="1"/>
-      <w:tblInd w:w="0" w:type="dxa"/>
       <w:tblBorders>
         <w:top w:val="single" w:sz="8" w:space="0" w:color="78C0D4" w:themeColor="accent5" w:themeTint="BF"/>
         <w:left w:val="single" w:sz="8" w:space="0" w:color="78C0D4" w:themeColor="accent5" w:themeTint="BF"/>
@@ -18859,12 +18642,6 @@
         <w:insideH w:val="single" w:sz="8" w:space="0" w:color="78C0D4" w:themeColor="accent5" w:themeTint="BF"/>
         <w:insideV w:val="single" w:sz="8" w:space="0" w:color="78C0D4" w:themeColor="accent5" w:themeTint="BF"/>
       </w:tblBorders>
-      <w:tblCellMar>
-        <w:top w:w="0" w:type="dxa"/>
-        <w:left w:w="108" w:type="dxa"/>
-        <w:bottom w:w="0" w:type="dxa"/>
-        <w:right w:w="108" w:type="dxa"/>
-      </w:tblCellMar>
     </w:tblPr>
     <w:tcPr>
       <w:shd w:val="clear" w:color="auto" w:fill="D2EAF1" w:themeFill="accent5" w:themeFillTint="3F"/>
@@ -18923,7 +18700,6 @@
     <w:tblPr>
       <w:tblStyleRowBandSize w:val="1"/>
       <w:tblStyleColBandSize w:val="1"/>
-      <w:tblInd w:w="0" w:type="dxa"/>
       <w:tblBorders>
         <w:top w:val="single" w:sz="8" w:space="0" w:color="F9B074" w:themeColor="accent6" w:themeTint="BF"/>
         <w:left w:val="single" w:sz="8" w:space="0" w:color="F9B074" w:themeColor="accent6" w:themeTint="BF"/>
@@ -18932,12 +18708,6 @@
         <w:insideH w:val="single" w:sz="8" w:space="0" w:color="F9B074" w:themeColor="accent6" w:themeTint="BF"/>
         <w:insideV w:val="single" w:sz="8" w:space="0" w:color="F9B074" w:themeColor="accent6" w:themeTint="BF"/>
       </w:tblBorders>
-      <w:tblCellMar>
-        <w:top w:w="0" w:type="dxa"/>
-        <w:left w:w="108" w:type="dxa"/>
-        <w:bottom w:w="0" w:type="dxa"/>
-        <w:right w:w="108" w:type="dxa"/>
-      </w:tblCellMar>
     </w:tblPr>
     <w:tcPr>
       <w:shd w:val="clear" w:color="auto" w:fill="FDE4D0" w:themeFill="accent6" w:themeFillTint="3F"/>
@@ -19000,7 +18770,6 @@
     <w:tblPr>
       <w:tblStyleRowBandSize w:val="1"/>
       <w:tblStyleColBandSize w:val="1"/>
-      <w:tblInd w:w="0" w:type="dxa"/>
       <w:tblBorders>
         <w:top w:val="single" w:sz="8" w:space="0" w:color="000000" w:themeColor="text1"/>
         <w:left w:val="single" w:sz="8" w:space="0" w:color="000000" w:themeColor="text1"/>
@@ -19009,12 +18778,6 @@
         <w:insideH w:val="single" w:sz="8" w:space="0" w:color="000000" w:themeColor="text1"/>
         <w:insideV w:val="single" w:sz="8" w:space="0" w:color="000000" w:themeColor="text1"/>
       </w:tblBorders>
-      <w:tblCellMar>
-        <w:top w:w="0" w:type="dxa"/>
-        <w:left w:w="108" w:type="dxa"/>
-        <w:bottom w:w="0" w:type="dxa"/>
-        <w:right w:w="108" w:type="dxa"/>
-      </w:tblCellMar>
     </w:tblPr>
     <w:tcPr>
       <w:shd w:val="clear" w:color="auto" w:fill="C0C0C0" w:themeFill="text1" w:themeFillTint="3F"/>
@@ -19125,7 +18888,6 @@
     <w:tblPr>
       <w:tblStyleRowBandSize w:val="1"/>
       <w:tblStyleColBandSize w:val="1"/>
-      <w:tblInd w:w="0" w:type="dxa"/>
       <w:tblBorders>
         <w:top w:val="single" w:sz="8" w:space="0" w:color="4F81BD" w:themeColor="accent1"/>
         <w:left w:val="single" w:sz="8" w:space="0" w:color="4F81BD" w:themeColor="accent1"/>
@@ -19134,12 +18896,6 @@
         <w:insideH w:val="single" w:sz="8" w:space="0" w:color="4F81BD" w:themeColor="accent1"/>
         <w:insideV w:val="single" w:sz="8" w:space="0" w:color="4F81BD" w:themeColor="accent1"/>
       </w:tblBorders>
-      <w:tblCellMar>
-        <w:top w:w="0" w:type="dxa"/>
-        <w:left w:w="108" w:type="dxa"/>
-        <w:bottom w:w="0" w:type="dxa"/>
-        <w:right w:w="108" w:type="dxa"/>
-      </w:tblCellMar>
     </w:tblPr>
     <w:tcPr>
       <w:shd w:val="clear" w:color="auto" w:fill="D3DFEE" w:themeFill="accent1" w:themeFillTint="3F"/>
@@ -19250,7 +19006,6 @@
     <w:tblPr>
       <w:tblStyleRowBandSize w:val="1"/>
       <w:tblStyleColBandSize w:val="1"/>
-      <w:tblInd w:w="0" w:type="dxa"/>
       <w:tblBorders>
         <w:top w:val="single" w:sz="8" w:space="0" w:color="C0504D" w:themeColor="accent2"/>
         <w:left w:val="single" w:sz="8" w:space="0" w:color="C0504D" w:themeColor="accent2"/>
@@ -19259,12 +19014,6 @@
         <w:insideH w:val="single" w:sz="8" w:space="0" w:color="C0504D" w:themeColor="accent2"/>
         <w:insideV w:val="single" w:sz="8" w:space="0" w:color="C0504D" w:themeColor="accent2"/>
       </w:tblBorders>
-      <w:tblCellMar>
-        <w:top w:w="0" w:type="dxa"/>
-        <w:left w:w="108" w:type="dxa"/>
-        <w:bottom w:w="0" w:type="dxa"/>
-        <w:right w:w="108" w:type="dxa"/>
-      </w:tblCellMar>
     </w:tblPr>
     <w:tcPr>
       <w:shd w:val="clear" w:color="auto" w:fill="EFD3D2" w:themeFill="accent2" w:themeFillTint="3F"/>
@@ -19375,7 +19124,6 @@
     <w:tblPr>
       <w:tblStyleRowBandSize w:val="1"/>
       <w:tblStyleColBandSize w:val="1"/>
-      <w:tblInd w:w="0" w:type="dxa"/>
       <w:tblBorders>
         <w:top w:val="single" w:sz="8" w:space="0" w:color="9BBB59" w:themeColor="accent3"/>
         <w:left w:val="single" w:sz="8" w:space="0" w:color="9BBB59" w:themeColor="accent3"/>
@@ -19384,12 +19132,6 @@
         <w:insideH w:val="single" w:sz="8" w:space="0" w:color="9BBB59" w:themeColor="accent3"/>
         <w:insideV w:val="single" w:sz="8" w:space="0" w:color="9BBB59" w:themeColor="accent3"/>
       </w:tblBorders>
-      <w:tblCellMar>
-        <w:top w:w="0" w:type="dxa"/>
-        <w:left w:w="108" w:type="dxa"/>
-        <w:bottom w:w="0" w:type="dxa"/>
-        <w:right w:w="108" w:type="dxa"/>
-      </w:tblCellMar>
     </w:tblPr>
     <w:tcPr>
       <w:shd w:val="clear" w:color="auto" w:fill="E6EED5" w:themeFill="accent3" w:themeFillTint="3F"/>
@@ -19500,7 +19242,6 @@
     <w:tblPr>
       <w:tblStyleRowBandSize w:val="1"/>
       <w:tblStyleColBandSize w:val="1"/>
-      <w:tblInd w:w="0" w:type="dxa"/>
       <w:tblBorders>
         <w:top w:val="single" w:sz="8" w:space="0" w:color="8064A2" w:themeColor="accent4"/>
         <w:left w:val="single" w:sz="8" w:space="0" w:color="8064A2" w:themeColor="accent4"/>
@@ -19509,12 +19250,6 @@
         <w:insideH w:val="single" w:sz="8" w:space="0" w:color="8064A2" w:themeColor="accent4"/>
         <w:insideV w:val="single" w:sz="8" w:space="0" w:color="8064A2" w:themeColor="accent4"/>
       </w:tblBorders>
-      <w:tblCellMar>
-        <w:top w:w="0" w:type="dxa"/>
-        <w:left w:w="108" w:type="dxa"/>
-        <w:bottom w:w="0" w:type="dxa"/>
-        <w:right w:w="108" w:type="dxa"/>
-      </w:tblCellMar>
     </w:tblPr>
     <w:tcPr>
       <w:shd w:val="clear" w:color="auto" w:fill="DFD8E8" w:themeFill="accent4" w:themeFillTint="3F"/>
@@ -19625,7 +19360,6 @@
     <w:tblPr>
       <w:tblStyleRowBandSize w:val="1"/>
       <w:tblStyleColBandSize w:val="1"/>
-      <w:tblInd w:w="0" w:type="dxa"/>
       <w:tblBorders>
         <w:top w:val="single" w:sz="8" w:space="0" w:color="4BACC6" w:themeColor="accent5"/>
         <w:left w:val="single" w:sz="8" w:space="0" w:color="4BACC6" w:themeColor="accent5"/>
@@ -19634,12 +19368,6 @@
         <w:insideH w:val="single" w:sz="8" w:space="0" w:color="4BACC6" w:themeColor="accent5"/>
         <w:insideV w:val="single" w:sz="8" w:space="0" w:color="4BACC6" w:themeColor="accent5"/>
       </w:tblBorders>
-      <w:tblCellMar>
-        <w:top w:w="0" w:type="dxa"/>
-        <w:left w:w="108" w:type="dxa"/>
-        <w:bottom w:w="0" w:type="dxa"/>
-        <w:right w:w="108" w:type="dxa"/>
-      </w:tblCellMar>
     </w:tblPr>
     <w:tcPr>
       <w:shd w:val="clear" w:color="auto" w:fill="D2EAF1" w:themeFill="accent5" w:themeFillTint="3F"/>
@@ -19750,7 +19478,6 @@
     <w:tblPr>
       <w:tblStyleRowBandSize w:val="1"/>
       <w:tblStyleColBandSize w:val="1"/>
-      <w:tblInd w:w="0" w:type="dxa"/>
       <w:tblBorders>
         <w:top w:val="single" w:sz="8" w:space="0" w:color="F79646" w:themeColor="accent6"/>
         <w:left w:val="single" w:sz="8" w:space="0" w:color="F79646" w:themeColor="accent6"/>
@@ -19759,12 +19486,6 @@
         <w:insideH w:val="single" w:sz="8" w:space="0" w:color="F79646" w:themeColor="accent6"/>
         <w:insideV w:val="single" w:sz="8" w:space="0" w:color="F79646" w:themeColor="accent6"/>
       </w:tblBorders>
-      <w:tblCellMar>
-        <w:top w:w="0" w:type="dxa"/>
-        <w:left w:w="108" w:type="dxa"/>
-        <w:bottom w:w="0" w:type="dxa"/>
-        <w:right w:w="108" w:type="dxa"/>
-      </w:tblCellMar>
     </w:tblPr>
     <w:tcPr>
       <w:shd w:val="clear" w:color="auto" w:fill="FDE4D0" w:themeFill="accent6" w:themeFillTint="3F"/>
@@ -19871,7 +19592,6 @@
     <w:tblPr>
       <w:tblStyleRowBandSize w:val="1"/>
       <w:tblStyleColBandSize w:val="1"/>
-      <w:tblInd w:w="0" w:type="dxa"/>
       <w:tblBorders>
         <w:top w:val="single" w:sz="8" w:space="0" w:color="FFFFFF" w:themeColor="background1"/>
         <w:left w:val="single" w:sz="8" w:space="0" w:color="FFFFFF" w:themeColor="background1"/>
@@ -19880,12 +19600,6 @@
         <w:insideH w:val="single" w:sz="6" w:space="0" w:color="FFFFFF" w:themeColor="background1"/>
         <w:insideV w:val="single" w:sz="6" w:space="0" w:color="FFFFFF" w:themeColor="background1"/>
       </w:tblBorders>
-      <w:tblCellMar>
-        <w:top w:w="0" w:type="dxa"/>
-        <w:left w:w="108" w:type="dxa"/>
-        <w:bottom w:w="0" w:type="dxa"/>
-        <w:right w:w="108" w:type="dxa"/>
-      </w:tblCellMar>
     </w:tblPr>
     <w:tcPr>
       <w:shd w:val="clear" w:color="auto" w:fill="C0C0C0" w:themeFill="text1" w:themeFillTint="3F"/>
@@ -20012,7 +19726,6 @@
     <w:tblPr>
       <w:tblStyleRowBandSize w:val="1"/>
       <w:tblStyleColBandSize w:val="1"/>
-      <w:tblInd w:w="0" w:type="dxa"/>
       <w:tblBorders>
         <w:top w:val="single" w:sz="8" w:space="0" w:color="FFFFFF" w:themeColor="background1"/>
         <w:left w:val="single" w:sz="8" w:space="0" w:color="FFFFFF" w:themeColor="background1"/>
@@ -20021,12 +19734,6 @@
         <w:insideH w:val="single" w:sz="6" w:space="0" w:color="FFFFFF" w:themeColor="background1"/>
         <w:insideV w:val="single" w:sz="6" w:space="0" w:color="FFFFFF" w:themeColor="background1"/>
       </w:tblBorders>
-      <w:tblCellMar>
-        <w:top w:w="0" w:type="dxa"/>
-        <w:left w:w="108" w:type="dxa"/>
-        <w:bottom w:w="0" w:type="dxa"/>
-        <w:right w:w="108" w:type="dxa"/>
-      </w:tblCellMar>
     </w:tblPr>
     <w:tcPr>
       <w:shd w:val="clear" w:color="auto" w:fill="D3DFEE" w:themeFill="accent1" w:themeFillTint="3F"/>
@@ -20153,7 +19860,6 @@
     <w:tblPr>
       <w:tblStyleRowBandSize w:val="1"/>
       <w:tblStyleColBandSize w:val="1"/>
-      <w:tblInd w:w="0" w:type="dxa"/>
       <w:tblBorders>
         <w:top w:val="single" w:sz="8" w:space="0" w:color="FFFFFF" w:themeColor="background1"/>
         <w:left w:val="single" w:sz="8" w:space="0" w:color="FFFFFF" w:themeColor="background1"/>
@@ -20162,12 +19868,6 @@
         <w:insideH w:val="single" w:sz="6" w:space="0" w:color="FFFFFF" w:themeColor="background1"/>
         <w:insideV w:val="single" w:sz="6" w:space="0" w:color="FFFFFF" w:themeColor="background1"/>
       </w:tblBorders>
-      <w:tblCellMar>
-        <w:top w:w="0" w:type="dxa"/>
-        <w:left w:w="108" w:type="dxa"/>
-        <w:bottom w:w="0" w:type="dxa"/>
-        <w:right w:w="108" w:type="dxa"/>
-      </w:tblCellMar>
     </w:tblPr>
     <w:tcPr>
       <w:shd w:val="clear" w:color="auto" w:fill="EFD3D2" w:themeFill="accent2" w:themeFillTint="3F"/>
@@ -20294,7 +19994,6 @@
     <w:tblPr>
       <w:tblStyleRowBandSize w:val="1"/>
       <w:tblStyleColBandSize w:val="1"/>
-      <w:tblInd w:w="0" w:type="dxa"/>
       <w:tblBorders>
         <w:top w:val="single" w:sz="8" w:space="0" w:color="FFFFFF" w:themeColor="background1"/>
         <w:left w:val="single" w:sz="8" w:space="0" w:color="FFFFFF" w:themeColor="background1"/>
@@ -20303,12 +20002,6 @@
         <w:insideH w:val="single" w:sz="6" w:space="0" w:color="FFFFFF" w:themeColor="background1"/>
         <w:insideV w:val="single" w:sz="6" w:space="0" w:color="FFFFFF" w:themeColor="background1"/>
       </w:tblBorders>
-      <w:tblCellMar>
-        <w:top w:w="0" w:type="dxa"/>
-        <w:left w:w="108" w:type="dxa"/>
-        <w:bottom w:w="0" w:type="dxa"/>
-        <w:right w:w="108" w:type="dxa"/>
-      </w:tblCellMar>
     </w:tblPr>
     <w:tcPr>
       <w:shd w:val="clear" w:color="auto" w:fill="E6EED5" w:themeFill="accent3" w:themeFillTint="3F"/>
@@ -20435,7 +20128,6 @@
     <w:tblPr>
       <w:tblStyleRowBandSize w:val="1"/>
       <w:tblStyleColBandSize w:val="1"/>
-      <w:tblInd w:w="0" w:type="dxa"/>
       <w:tblBorders>
         <w:top w:val="single" w:sz="8" w:space="0" w:color="FFFFFF" w:themeColor="background1"/>
         <w:left w:val="single" w:sz="8" w:space="0" w:color="FFFFFF" w:themeColor="background1"/>
@@ -20444,12 +20136,6 @@
         <w:insideH w:val="single" w:sz="6" w:space="0" w:color="FFFFFF" w:themeColor="background1"/>
         <w:insideV w:val="single" w:sz="6" w:space="0" w:color="FFFFFF" w:themeColor="background1"/>
       </w:tblBorders>
-      <w:tblCellMar>
-        <w:top w:w="0" w:type="dxa"/>
-        <w:left w:w="108" w:type="dxa"/>
-        <w:bottom w:w="0" w:type="dxa"/>
-        <w:right w:w="108" w:type="dxa"/>
-      </w:tblCellMar>
     </w:tblPr>
     <w:tcPr>
       <w:shd w:val="clear" w:color="auto" w:fill="DFD8E8" w:themeFill="accent4" w:themeFillTint="3F"/>
@@ -20576,7 +20262,6 @@
     <w:tblPr>
       <w:tblStyleRowBandSize w:val="1"/>
       <w:tblStyleColBandSize w:val="1"/>
-      <w:tblInd w:w="0" w:type="dxa"/>
       <w:tblBorders>
         <w:top w:val="single" w:sz="8" w:space="0" w:color="FFFFFF" w:themeColor="background1"/>
         <w:left w:val="single" w:sz="8" w:space="0" w:color="FFFFFF" w:themeColor="background1"/>
@@ -20585,12 +20270,6 @@
         <w:insideH w:val="single" w:sz="6" w:space="0" w:color="FFFFFF" w:themeColor="background1"/>
         <w:insideV w:val="single" w:sz="6" w:space="0" w:color="FFFFFF" w:themeColor="background1"/>
       </w:tblBorders>
-      <w:tblCellMar>
-        <w:top w:w="0" w:type="dxa"/>
-        <w:left w:w="108" w:type="dxa"/>
-        <w:bottom w:w="0" w:type="dxa"/>
-        <w:right w:w="108" w:type="dxa"/>
-      </w:tblCellMar>
     </w:tblPr>
     <w:tcPr>
       <w:shd w:val="clear" w:color="auto" w:fill="D2EAF1" w:themeFill="accent5" w:themeFillTint="3F"/>
@@ -20717,7 +20396,6 @@
     <w:tblPr>
       <w:tblStyleRowBandSize w:val="1"/>
       <w:tblStyleColBandSize w:val="1"/>
-      <w:tblInd w:w="0" w:type="dxa"/>
       <w:tblBorders>
         <w:top w:val="single" w:sz="8" w:space="0" w:color="FFFFFF" w:themeColor="background1"/>
         <w:left w:val="single" w:sz="8" w:space="0" w:color="FFFFFF" w:themeColor="background1"/>
@@ -20726,12 +20404,6 @@
         <w:insideH w:val="single" w:sz="6" w:space="0" w:color="FFFFFF" w:themeColor="background1"/>
         <w:insideV w:val="single" w:sz="6" w:space="0" w:color="FFFFFF" w:themeColor="background1"/>
       </w:tblBorders>
-      <w:tblCellMar>
-        <w:top w:w="0" w:type="dxa"/>
-        <w:left w:w="108" w:type="dxa"/>
-        <w:bottom w:w="0" w:type="dxa"/>
-        <w:right w:w="108" w:type="dxa"/>
-      </w:tblCellMar>
     </w:tblPr>
     <w:tcPr>
       <w:shd w:val="clear" w:color="auto" w:fill="FDE4D0" w:themeFill="accent6" w:themeFillTint="3F"/>
@@ -20861,13 +20533,6 @@
     <w:tblPr>
       <w:tblStyleRowBandSize w:val="1"/>
       <w:tblStyleColBandSize w:val="1"/>
-      <w:tblInd w:w="0" w:type="dxa"/>
-      <w:tblCellMar>
-        <w:top w:w="0" w:type="dxa"/>
-        <w:left w:w="108" w:type="dxa"/>
-        <w:bottom w:w="0" w:type="dxa"/>
-        <w:right w:w="108" w:type="dxa"/>
-      </w:tblCellMar>
     </w:tblPr>
     <w:tcPr>
       <w:shd w:val="clear" w:color="auto" w:fill="000000" w:themeFill="text1"/>
@@ -20975,13 +20640,6 @@
     <w:tblPr>
       <w:tblStyleRowBandSize w:val="1"/>
       <w:tblStyleColBandSize w:val="1"/>
-      <w:tblInd w:w="0" w:type="dxa"/>
-      <w:tblCellMar>
-        <w:top w:w="0" w:type="dxa"/>
-        <w:left w:w="108" w:type="dxa"/>
-        <w:bottom w:w="0" w:type="dxa"/>
-        <w:right w:w="108" w:type="dxa"/>
-      </w:tblCellMar>
     </w:tblPr>
     <w:tcPr>
       <w:shd w:val="clear" w:color="auto" w:fill="4F81BD" w:themeFill="accent1"/>
@@ -21089,13 +20747,6 @@
     <w:tblPr>
       <w:tblStyleRowBandSize w:val="1"/>
       <w:tblStyleColBandSize w:val="1"/>
-      <w:tblInd w:w="0" w:type="dxa"/>
-      <w:tblCellMar>
-        <w:top w:w="0" w:type="dxa"/>
-        <w:left w:w="108" w:type="dxa"/>
-        <w:bottom w:w="0" w:type="dxa"/>
-        <w:right w:w="108" w:type="dxa"/>
-      </w:tblCellMar>
     </w:tblPr>
     <w:tcPr>
       <w:shd w:val="clear" w:color="auto" w:fill="C0504D" w:themeFill="accent2"/>
@@ -21203,13 +20854,6 @@
     <w:tblPr>
       <w:tblStyleRowBandSize w:val="1"/>
       <w:tblStyleColBandSize w:val="1"/>
-      <w:tblInd w:w="0" w:type="dxa"/>
-      <w:tblCellMar>
-        <w:top w:w="0" w:type="dxa"/>
-        <w:left w:w="108" w:type="dxa"/>
-        <w:bottom w:w="0" w:type="dxa"/>
-        <w:right w:w="108" w:type="dxa"/>
-      </w:tblCellMar>
     </w:tblPr>
     <w:tcPr>
       <w:shd w:val="clear" w:color="auto" w:fill="9BBB59" w:themeFill="accent3"/>
@@ -21317,13 +20961,6 @@
     <w:tblPr>
       <w:tblStyleRowBandSize w:val="1"/>
       <w:tblStyleColBandSize w:val="1"/>
-      <w:tblInd w:w="0" w:type="dxa"/>
-      <w:tblCellMar>
-        <w:top w:w="0" w:type="dxa"/>
-        <w:left w:w="108" w:type="dxa"/>
-        <w:bottom w:w="0" w:type="dxa"/>
-        <w:right w:w="108" w:type="dxa"/>
-      </w:tblCellMar>
     </w:tblPr>
     <w:tcPr>
       <w:shd w:val="clear" w:color="auto" w:fill="8064A2" w:themeFill="accent4"/>
@@ -21431,13 +21068,6 @@
     <w:tblPr>
       <w:tblStyleRowBandSize w:val="1"/>
       <w:tblStyleColBandSize w:val="1"/>
-      <w:tblInd w:w="0" w:type="dxa"/>
-      <w:tblCellMar>
-        <w:top w:w="0" w:type="dxa"/>
-        <w:left w:w="108" w:type="dxa"/>
-        <w:bottom w:w="0" w:type="dxa"/>
-        <w:right w:w="108" w:type="dxa"/>
-      </w:tblCellMar>
     </w:tblPr>
     <w:tcPr>
       <w:shd w:val="clear" w:color="auto" w:fill="4BACC6" w:themeFill="accent5"/>
@@ -21545,13 +21175,6 @@
     <w:tblPr>
       <w:tblStyleRowBandSize w:val="1"/>
       <w:tblStyleColBandSize w:val="1"/>
-      <w:tblInd w:w="0" w:type="dxa"/>
-      <w:tblCellMar>
-        <w:top w:w="0" w:type="dxa"/>
-        <w:left w:w="108" w:type="dxa"/>
-        <w:bottom w:w="0" w:type="dxa"/>
-        <w:right w:w="108" w:type="dxa"/>
-      </w:tblCellMar>
     </w:tblPr>
     <w:tcPr>
       <w:shd w:val="clear" w:color="auto" w:fill="F79646" w:themeFill="accent6"/>
@@ -21659,7 +21282,6 @@
     <w:tblPr>
       <w:tblStyleRowBandSize w:val="1"/>
       <w:tblStyleColBandSize w:val="1"/>
-      <w:tblInd w:w="0" w:type="dxa"/>
       <w:tblBorders>
         <w:top w:val="single" w:sz="24" w:space="0" w:color="C0504D" w:themeColor="accent2"/>
         <w:left w:val="single" w:sz="4" w:space="0" w:color="000000" w:themeColor="text1"/>
@@ -21668,12 +21290,6 @@
         <w:insideH w:val="single" w:sz="4" w:space="0" w:color="FFFFFF" w:themeColor="background1"/>
         <w:insideV w:val="single" w:sz="4" w:space="0" w:color="FFFFFF" w:themeColor="background1"/>
       </w:tblBorders>
-      <w:tblCellMar>
-        <w:top w:w="0" w:type="dxa"/>
-        <w:left w:w="108" w:type="dxa"/>
-        <w:bottom w:w="0" w:type="dxa"/>
-        <w:right w:w="108" w:type="dxa"/>
-      </w:tblCellMar>
     </w:tblPr>
     <w:tcPr>
       <w:shd w:val="clear" w:color="auto" w:fill="E6E6E6" w:themeFill="text1" w:themeFillTint="19"/>
@@ -21781,7 +21397,6 @@
     <w:tblPr>
       <w:tblStyleRowBandSize w:val="1"/>
       <w:tblStyleColBandSize w:val="1"/>
-      <w:tblInd w:w="0" w:type="dxa"/>
       <w:tblBorders>
         <w:top w:val="single" w:sz="24" w:space="0" w:color="C0504D" w:themeColor="accent2"/>
         <w:left w:val="single" w:sz="4" w:space="0" w:color="4F81BD" w:themeColor="accent1"/>
@@ -21790,12 +21405,6 @@
         <w:insideH w:val="single" w:sz="4" w:space="0" w:color="FFFFFF" w:themeColor="background1"/>
         <w:insideV w:val="single" w:sz="4" w:space="0" w:color="FFFFFF" w:themeColor="background1"/>
       </w:tblBorders>
-      <w:tblCellMar>
-        <w:top w:w="0" w:type="dxa"/>
-        <w:left w:w="108" w:type="dxa"/>
-        <w:bottom w:w="0" w:type="dxa"/>
-        <w:right w:w="108" w:type="dxa"/>
-      </w:tblCellMar>
     </w:tblPr>
     <w:tcPr>
       <w:shd w:val="clear" w:color="auto" w:fill="EDF2F8" w:themeFill="accent1" w:themeFillTint="19"/>
@@ -21903,7 +21512,6 @@
     <w:tblPr>
       <w:tblStyleRowBandSize w:val="1"/>
       <w:tblStyleColBandSize w:val="1"/>
-      <w:tblInd w:w="0" w:type="dxa"/>
       <w:tblBorders>
         <w:top w:val="single" w:sz="24" w:space="0" w:color="C0504D" w:themeColor="accent2"/>
         <w:left w:val="single" w:sz="4" w:space="0" w:color="C0504D" w:themeColor="accent2"/>
@@ -21912,12 +21520,6 @@
         <w:insideH w:val="single" w:sz="4" w:space="0" w:color="FFFFFF" w:themeColor="background1"/>
         <w:insideV w:val="single" w:sz="4" w:space="0" w:color="FFFFFF" w:themeColor="background1"/>
       </w:tblBorders>
-      <w:tblCellMar>
-        <w:top w:w="0" w:type="dxa"/>
-        <w:left w:w="108" w:type="dxa"/>
-        <w:bottom w:w="0" w:type="dxa"/>
-        <w:right w:w="108" w:type="dxa"/>
-      </w:tblCellMar>
     </w:tblPr>
     <w:tcPr>
       <w:shd w:val="clear" w:color="auto" w:fill="F8EDED" w:themeFill="accent2" w:themeFillTint="19"/>
@@ -22025,7 +21627,6 @@
     <w:tblPr>
       <w:tblStyleRowBandSize w:val="1"/>
       <w:tblStyleColBandSize w:val="1"/>
-      <w:tblInd w:w="0" w:type="dxa"/>
       <w:tblBorders>
         <w:top w:val="single" w:sz="24" w:space="0" w:color="8064A2" w:themeColor="accent4"/>
         <w:left w:val="single" w:sz="4" w:space="0" w:color="9BBB59" w:themeColor="accent3"/>
@@ -22034,12 +21635,6 @@
         <w:insideH w:val="single" w:sz="4" w:space="0" w:color="FFFFFF" w:themeColor="background1"/>
         <w:insideV w:val="single" w:sz="4" w:space="0" w:color="FFFFFF" w:themeColor="background1"/>
       </w:tblBorders>
-      <w:tblCellMar>
-        <w:top w:w="0" w:type="dxa"/>
-        <w:left w:w="108" w:type="dxa"/>
-        <w:bottom w:w="0" w:type="dxa"/>
-        <w:right w:w="108" w:type="dxa"/>
-      </w:tblCellMar>
     </w:tblPr>
     <w:tcPr>
       <w:shd w:val="clear" w:color="auto" w:fill="F5F8EE" w:themeFill="accent3" w:themeFillTint="19"/>
@@ -22137,7 +21732,6 @@
     <w:tblPr>
       <w:tblStyleRowBandSize w:val="1"/>
       <w:tblStyleColBandSize w:val="1"/>
-      <w:tblInd w:w="0" w:type="dxa"/>
       <w:tblBorders>
         <w:top w:val="single" w:sz="24" w:space="0" w:color="9BBB59" w:themeColor="accent3"/>
         <w:left w:val="single" w:sz="4" w:space="0" w:color="8064A2" w:themeColor="accent4"/>
@@ -22146,12 +21740,6 @@
         <w:insideH w:val="single" w:sz="4" w:space="0" w:color="FFFFFF" w:themeColor="background1"/>
         <w:insideV w:val="single" w:sz="4" w:space="0" w:color="FFFFFF" w:themeColor="background1"/>
       </w:tblBorders>
-      <w:tblCellMar>
-        <w:top w:w="0" w:type="dxa"/>
-        <w:left w:w="108" w:type="dxa"/>
-        <w:bottom w:w="0" w:type="dxa"/>
-        <w:right w:w="108" w:type="dxa"/>
-      </w:tblCellMar>
     </w:tblPr>
     <w:tcPr>
       <w:shd w:val="clear" w:color="auto" w:fill="F2EFF6" w:themeFill="accent4" w:themeFillTint="19"/>
@@ -22259,7 +21847,6 @@
     <w:tblPr>
       <w:tblStyleRowBandSize w:val="1"/>
       <w:tblStyleColBandSize w:val="1"/>
-      <w:tblInd w:w="0" w:type="dxa"/>
       <w:tblBorders>
         <w:top w:val="single" w:sz="24" w:space="0" w:color="F79646" w:themeColor="accent6"/>
         <w:left w:val="single" w:sz="4" w:space="0" w:color="4BACC6" w:themeColor="accent5"/>
@@ -22268,12 +21855,6 @@
         <w:insideH w:val="single" w:sz="4" w:space="0" w:color="FFFFFF" w:themeColor="background1"/>
         <w:insideV w:val="single" w:sz="4" w:space="0" w:color="FFFFFF" w:themeColor="background1"/>
       </w:tblBorders>
-      <w:tblCellMar>
-        <w:top w:w="0" w:type="dxa"/>
-        <w:left w:w="108" w:type="dxa"/>
-        <w:bottom w:w="0" w:type="dxa"/>
-        <w:right w:w="108" w:type="dxa"/>
-      </w:tblCellMar>
     </w:tblPr>
     <w:tcPr>
       <w:shd w:val="clear" w:color="auto" w:fill="EDF6F9" w:themeFill="accent5" w:themeFillTint="19"/>
@@ -22381,7 +21962,6 @@
     <w:tblPr>
       <w:tblStyleRowBandSize w:val="1"/>
       <w:tblStyleColBandSize w:val="1"/>
-      <w:tblInd w:w="0" w:type="dxa"/>
       <w:tblBorders>
         <w:top w:val="single" w:sz="24" w:space="0" w:color="4BACC6" w:themeColor="accent5"/>
         <w:left w:val="single" w:sz="4" w:space="0" w:color="F79646" w:themeColor="accent6"/>
@@ -22390,12 +21970,6 @@
         <w:insideH w:val="single" w:sz="4" w:space="0" w:color="FFFFFF" w:themeColor="background1"/>
         <w:insideV w:val="single" w:sz="4" w:space="0" w:color="FFFFFF" w:themeColor="background1"/>
       </w:tblBorders>
-      <w:tblCellMar>
-        <w:top w:w="0" w:type="dxa"/>
-        <w:left w:w="108" w:type="dxa"/>
-        <w:bottom w:w="0" w:type="dxa"/>
-        <w:right w:w="108" w:type="dxa"/>
-      </w:tblCellMar>
     </w:tblPr>
     <w:tcPr>
       <w:shd w:val="clear" w:color="auto" w:fill="FEF4EC" w:themeFill="accent6" w:themeFillTint="19"/>
@@ -22503,13 +22077,6 @@
     <w:tblPr>
       <w:tblStyleRowBandSize w:val="1"/>
       <w:tblStyleColBandSize w:val="1"/>
-      <w:tblInd w:w="0" w:type="dxa"/>
-      <w:tblCellMar>
-        <w:top w:w="0" w:type="dxa"/>
-        <w:left w:w="108" w:type="dxa"/>
-        <w:bottom w:w="0" w:type="dxa"/>
-        <w:right w:w="108" w:type="dxa"/>
-      </w:tblCellMar>
     </w:tblPr>
     <w:tcPr>
       <w:shd w:val="clear" w:color="auto" w:fill="E6E6E6" w:themeFill="text1" w:themeFillTint="19"/>
@@ -22589,13 +22156,6 @@
     <w:tblPr>
       <w:tblStyleRowBandSize w:val="1"/>
       <w:tblStyleColBandSize w:val="1"/>
-      <w:tblInd w:w="0" w:type="dxa"/>
-      <w:tblCellMar>
-        <w:top w:w="0" w:type="dxa"/>
-        <w:left w:w="108" w:type="dxa"/>
-        <w:bottom w:w="0" w:type="dxa"/>
-        <w:right w:w="108" w:type="dxa"/>
-      </w:tblCellMar>
     </w:tblPr>
     <w:tcPr>
       <w:shd w:val="clear" w:color="auto" w:fill="EDF2F8" w:themeFill="accent1" w:themeFillTint="19"/>
@@ -22675,13 +22235,6 @@
     <w:tblPr>
       <w:tblStyleRowBandSize w:val="1"/>
       <w:tblStyleColBandSize w:val="1"/>
-      <w:tblInd w:w="0" w:type="dxa"/>
-      <w:tblCellMar>
-        <w:top w:w="0" w:type="dxa"/>
-        <w:left w:w="108" w:type="dxa"/>
-        <w:bottom w:w="0" w:type="dxa"/>
-        <w:right w:w="108" w:type="dxa"/>
-      </w:tblCellMar>
     </w:tblPr>
     <w:tcPr>
       <w:shd w:val="clear" w:color="auto" w:fill="F8EDED" w:themeFill="accent2" w:themeFillTint="19"/>
@@ -22761,13 +22314,6 @@
     <w:tblPr>
       <w:tblStyleRowBandSize w:val="1"/>
       <w:tblStyleColBandSize w:val="1"/>
-      <w:tblInd w:w="0" w:type="dxa"/>
-      <w:tblCellMar>
-        <w:top w:w="0" w:type="dxa"/>
-        <w:left w:w="108" w:type="dxa"/>
-        <w:bottom w:w="0" w:type="dxa"/>
-        <w:right w:w="108" w:type="dxa"/>
-      </w:tblCellMar>
     </w:tblPr>
     <w:tcPr>
       <w:shd w:val="clear" w:color="auto" w:fill="F5F8EE" w:themeFill="accent3" w:themeFillTint="19"/>
@@ -22847,13 +22393,6 @@
     <w:tblPr>
       <w:tblStyleRowBandSize w:val="1"/>
       <w:tblStyleColBandSize w:val="1"/>
-      <w:tblInd w:w="0" w:type="dxa"/>
-      <w:tblCellMar>
-        <w:top w:w="0" w:type="dxa"/>
-        <w:left w:w="108" w:type="dxa"/>
-        <w:bottom w:w="0" w:type="dxa"/>
-        <w:right w:w="108" w:type="dxa"/>
-      </w:tblCellMar>
     </w:tblPr>
     <w:tcPr>
       <w:shd w:val="clear" w:color="auto" w:fill="F2EFF6" w:themeFill="accent4" w:themeFillTint="19"/>
@@ -22933,13 +22472,6 @@
     <w:tblPr>
       <w:tblStyleRowBandSize w:val="1"/>
       <w:tblStyleColBandSize w:val="1"/>
-      <w:tblInd w:w="0" w:type="dxa"/>
-      <w:tblCellMar>
-        <w:top w:w="0" w:type="dxa"/>
-        <w:left w:w="108" w:type="dxa"/>
-        <w:bottom w:w="0" w:type="dxa"/>
-        <w:right w:w="108" w:type="dxa"/>
-      </w:tblCellMar>
     </w:tblPr>
     <w:tcPr>
       <w:shd w:val="clear" w:color="auto" w:fill="EDF6F9" w:themeFill="accent5" w:themeFillTint="19"/>
@@ -23019,13 +22551,6 @@
     <w:tblPr>
       <w:tblStyleRowBandSize w:val="1"/>
       <w:tblStyleColBandSize w:val="1"/>
-      <w:tblInd w:w="0" w:type="dxa"/>
-      <w:tblCellMar>
-        <w:top w:w="0" w:type="dxa"/>
-        <w:left w:w="108" w:type="dxa"/>
-        <w:bottom w:w="0" w:type="dxa"/>
-        <w:right w:w="108" w:type="dxa"/>
-      </w:tblCellMar>
     </w:tblPr>
     <w:tcPr>
       <w:shd w:val="clear" w:color="auto" w:fill="FEF4EC" w:themeFill="accent6" w:themeFillTint="19"/>
@@ -23105,16 +22630,9 @@
     <w:tblPr>
       <w:tblStyleRowBandSize w:val="1"/>
       <w:tblStyleColBandSize w:val="1"/>
-      <w:tblInd w:w="0" w:type="dxa"/>
       <w:tblBorders>
         <w:insideH w:val="single" w:sz="4" w:space="0" w:color="FFFFFF" w:themeColor="background1"/>
       </w:tblBorders>
-      <w:tblCellMar>
-        <w:top w:w="0" w:type="dxa"/>
-        <w:left w:w="108" w:type="dxa"/>
-        <w:bottom w:w="0" w:type="dxa"/>
-        <w:right w:w="108" w:type="dxa"/>
-      </w:tblCellMar>
     </w:tblPr>
     <w:tcPr>
       <w:shd w:val="clear" w:color="auto" w:fill="CCCCCC" w:themeFill="text1" w:themeFillTint="33"/>
@@ -23185,16 +22703,9 @@
     <w:tblPr>
       <w:tblStyleRowBandSize w:val="1"/>
       <w:tblStyleColBandSize w:val="1"/>
-      <w:tblInd w:w="0" w:type="dxa"/>
       <w:tblBorders>
         <w:insideH w:val="single" w:sz="4" w:space="0" w:color="FFFFFF" w:themeColor="background1"/>
       </w:tblBorders>
-      <w:tblCellMar>
-        <w:top w:w="0" w:type="dxa"/>
-        <w:left w:w="108" w:type="dxa"/>
-        <w:bottom w:w="0" w:type="dxa"/>
-        <w:right w:w="108" w:type="dxa"/>
-      </w:tblCellMar>
     </w:tblPr>
     <w:tcPr>
       <w:shd w:val="clear" w:color="auto" w:fill="DBE5F1" w:themeFill="accent1" w:themeFillTint="33"/>
@@ -23265,16 +22776,9 @@
     <w:tblPr>
       <w:tblStyleRowBandSize w:val="1"/>
       <w:tblStyleColBandSize w:val="1"/>
-      <w:tblInd w:w="0" w:type="dxa"/>
       <w:tblBorders>
         <w:insideH w:val="single" w:sz="4" w:space="0" w:color="FFFFFF" w:themeColor="background1"/>
       </w:tblBorders>
-      <w:tblCellMar>
-        <w:top w:w="0" w:type="dxa"/>
-        <w:left w:w="108" w:type="dxa"/>
-        <w:bottom w:w="0" w:type="dxa"/>
-        <w:right w:w="108" w:type="dxa"/>
-      </w:tblCellMar>
     </w:tblPr>
     <w:tcPr>
       <w:shd w:val="clear" w:color="auto" w:fill="F2DBDB" w:themeFill="accent2" w:themeFillTint="33"/>
@@ -23345,16 +22849,9 @@
     <w:tblPr>
       <w:tblStyleRowBandSize w:val="1"/>
       <w:tblStyleColBandSize w:val="1"/>
-      <w:tblInd w:w="0" w:type="dxa"/>
       <w:tblBorders>
         <w:insideH w:val="single" w:sz="4" w:space="0" w:color="FFFFFF" w:themeColor="background1"/>
       </w:tblBorders>
-      <w:tblCellMar>
-        <w:top w:w="0" w:type="dxa"/>
-        <w:left w:w="108" w:type="dxa"/>
-        <w:bottom w:w="0" w:type="dxa"/>
-        <w:right w:w="108" w:type="dxa"/>
-      </w:tblCellMar>
     </w:tblPr>
     <w:tcPr>
       <w:shd w:val="clear" w:color="auto" w:fill="EAF1DD" w:themeFill="accent3" w:themeFillTint="33"/>
@@ -23425,16 +22922,9 @@
     <w:tblPr>
       <w:tblStyleRowBandSize w:val="1"/>
       <w:tblStyleColBandSize w:val="1"/>
-      <w:tblInd w:w="0" w:type="dxa"/>
       <w:tblBorders>
         <w:insideH w:val="single" w:sz="4" w:space="0" w:color="FFFFFF" w:themeColor="background1"/>
       </w:tblBorders>
-      <w:tblCellMar>
-        <w:top w:w="0" w:type="dxa"/>
-        <w:left w:w="108" w:type="dxa"/>
-        <w:bottom w:w="0" w:type="dxa"/>
-        <w:right w:w="108" w:type="dxa"/>
-      </w:tblCellMar>
     </w:tblPr>
     <w:tcPr>
       <w:shd w:val="clear" w:color="auto" w:fill="E5DFEC" w:themeFill="accent4" w:themeFillTint="33"/>
@@ -23505,16 +22995,9 @@
     <w:tblPr>
       <w:tblStyleRowBandSize w:val="1"/>
       <w:tblStyleColBandSize w:val="1"/>
-      <w:tblInd w:w="0" w:type="dxa"/>
       <w:tblBorders>
         <w:insideH w:val="single" w:sz="4" w:space="0" w:color="FFFFFF" w:themeColor="background1"/>
       </w:tblBorders>
-      <w:tblCellMar>
-        <w:top w:w="0" w:type="dxa"/>
-        <w:left w:w="108" w:type="dxa"/>
-        <w:bottom w:w="0" w:type="dxa"/>
-        <w:right w:w="108" w:type="dxa"/>
-      </w:tblCellMar>
     </w:tblPr>
     <w:tcPr>
       <w:shd w:val="clear" w:color="auto" w:fill="DAEEF3" w:themeFill="accent5" w:themeFillTint="33"/>
@@ -23585,16 +23068,9 @@
     <w:tblPr>
       <w:tblStyleRowBandSize w:val="1"/>
       <w:tblStyleColBandSize w:val="1"/>
-      <w:tblInd w:w="0" w:type="dxa"/>
       <w:tblBorders>
         <w:insideH w:val="single" w:sz="4" w:space="0" w:color="FFFFFF" w:themeColor="background1"/>
       </w:tblBorders>
-      <w:tblCellMar>
-        <w:top w:w="0" w:type="dxa"/>
-        <w:left w:w="108" w:type="dxa"/>
-        <w:bottom w:w="0" w:type="dxa"/>
-        <w:right w:w="108" w:type="dxa"/>
-      </w:tblCellMar>
     </w:tblPr>
     <w:tcPr>
       <w:shd w:val="clear" w:color="auto" w:fill="FDE9D9" w:themeFill="accent6" w:themeFillTint="33"/>
